--- a/submission/jso/effective-without-warrant-jso-blind.docx
+++ b/submission/jso/effective-without-warrant-jso-blind.docx
@@ -151,7 +151,7 @@
           <w:rFonts w:ascii="Times New Roman" w:hAnsi="Times New Roman" w:cs="Times New Roman"/>
           <w:sz w:val="24"/>
         </w:rPr>
-        <w:t xml:space="preserve">Identifying status with treatment makes the wrongly-hounded man indistinguishable from a genuine debtor. Treating status as only a rule-bound normative fact makes the hounding irrelevant. The case needs both pieces: a normative position, and a causal uptake that can fit that position or fail to. It also needs three families of assessment kept apart: social efficacy, institutional or communal standing, and moral warrant.</w:t>
+        <w:t xml:space="preserve">Identifying status with treatment makes the wrongly-hounded man indistinguishable from a genuine debtor. Treating status as only a rule-bound normative fact makes the hounding irrelevant. The account needs both layers: a normative position, and a recognitional-causal path in which recognition can fit that position or fail to while uptake follows either way. The account also needs three families of assessment kept apart: social efficacy, institutional validity or communal conferral, and moral warrant.</w:t>
       </w:r>
     </w:p>
     <w:p>
@@ -225,7 +225,7 @@
           <w:rFonts w:ascii="Times New Roman" w:hAnsi="Times New Roman" w:cs="Times New Roman"/>
           <w:sz w:val="24"/>
         </w:rPr>
-        <w:t xml:space="preserve">: one event, disposition, procedure, response, record, sanction, or expectation helps produce another. A public promise causes reliance; a judgment can cause enforcement; a recognition state causally drives treatment, and that uptake is where much of the network’s efficacy lies.</w:t>
+        <w:t xml:space="preserve">: one event, disposition, procedure, response, record, sanction, or expectation helps produce another. A recognized promise can cause reliance; a judgment can cause enforcement; a recognition state causally drives treatment, and that uptake is where much of the network’s efficacy lies.</w:t>
       </w:r>
     </w:p>
     <w:p>
@@ -316,7 +316,7 @@
           <w:rFonts w:ascii="Times New Roman" w:hAnsi="Times New Roman" w:cs="Times New Roman"/>
           <w:sz w:val="24"/>
         </w:rPr>
-        <w:t xml:space="preserve">: a performance, rule, status, or transition event generates, blocks, terminates, defeats, or modifies a status. An undertaking generates a duty; release terminates it; withdrawal terminates a permission; breach generates a secondary profile of demand, blame, apology, repair, or excuse.</w:t>
+        <w:t xml:space="preserve">: a performance, rule, status, or transition event generates, blocks, terminates, defeats, or modifies a status. An undertaking generates a duty; release terminates it; withdrawal terminates a permission; breach changes what later demand, blame, apology, repair, or excuse would answer to.</w:t>
       </w:r>
     </w:p>
     <w:p>
@@ -351,20 +351,20 @@
           <w:rFonts w:ascii="Times New Roman" w:hAnsi="Times New Roman" w:cs="Times New Roman"/>
           <w:sz w:val="24"/>
         </w:rPr>
-        <w:t xml:space="preserve">: a belief, record, or official classification purports to track a status, fitting it, misfitting it, or answering to no status at all. What recognition then drives is causal uptake: demand, sanction, reliance, exclusion. Where recognition is authorized to make the status it records, as a court judgment makes an adjudicated liability, the case is compound: recognition plus transition.</w:t>
-      </w:r>
-    </w:p>
-    <w:p>
-      <w:pPr>
-        <w:pStyle w:val="BodyText"/>
-        <w:spacing w:line="240" w:lineRule="auto"/>
-      </w:pPr>
-      <w:r>
-        <w:rPr>
-          <w:rFonts w:ascii="Times New Roman" w:hAnsi="Times New Roman" w:cs="Times New Roman"/>
-          <w:sz w:val="24"/>
-        </w:rPr>
-        <w:t xml:space="preserve">These four dependence types describe the structure of the network. They do not yet say whether a status-assignment is valid. Assessment is cross-cutting: an assignment may be effective when recognition and uptake fire,</w:t>
+        <w:t xml:space="preserve">: a belief, record, or official classification purports to track a status, base, or finding, fitting it, misfitting it, or answering to no status at all. What recognition then drives is causal uptake: demand, sanction, reliance, exclusion. Where a field authorizes an act of recognition to make a status difference, as a court judgment makes an adjudicated liability, the case is compound: recognition plus transition.</w:t>
+      </w:r>
+    </w:p>
+    <w:p>
+      <w:pPr>
+        <w:pStyle w:val="BodyText"/>
+        <w:spacing w:line="240" w:lineRule="auto"/>
+      </w:pPr>
+      <w:r>
+        <w:rPr>
+          <w:rFonts w:ascii="Times New Roman" w:hAnsi="Times New Roman" w:cs="Times New Roman"/>
+          <w:sz w:val="24"/>
+        </w:rPr>
+        <w:t xml:space="preserve">These four dependence types describe the structure of the network. The edge types do not yet say whether a status-assignment is valid. Assessment is cross-cutting: an assignment may be effective when recognition and uptake fire,</w:t>
       </w:r>
       <w:r>
         <w:rPr>
@@ -393,7 +393,7 @@
           <w:rFonts w:ascii="Times New Roman" w:hAnsi="Times New Roman" w:cs="Times New Roman"/>
           <w:sz w:val="24"/>
         </w:rPr>
-        <w:t xml:space="preserve">when it satisfies institutional rules, successfully conferred when agents with standing in a communal practice impose constraints and enablements, and morally warranted when the standing or treatment has moral authority.</w:t>
+        <w:t xml:space="preserve">when the assignment satisfies institutional rules, successfully conferred when agents with conferral standing in a communal practice impose constraints and enablements, and morally warranted when the standing or treatment has moral authority.</w:t>
       </w:r>
     </w:p>
     <w:p>
@@ -448,7 +448,28 @@
           <w:rFonts w:ascii="Times New Roman" w:hAnsi="Times New Roman" w:cs="Times New Roman"/>
           <w:sz w:val="24"/>
         </w:rPr>
-        <w:t xml:space="preserve">The network is not a replacement for grounding. It is an explanatory representation that displays, in one structure, the field-relative grounds of statuses, their correlative positions, the recognitions that fit or misfit them, and the uptake through which they become socially projectible. Epstein-style frame principles and anchors explain why the field’s status conditions are in place; the network explains how those conditions combine with recognition and causal response.</w:t>
+        <w:t xml:space="preserve">The network is not a replacement for grounding. It is an explanatory representation that displays, in one structure, the field-relative grounds of statuses, their correlative positions, the recognitions that fit or misfit them, and the uptake that supports social projection from those statuses.</w:t>
+      </w:r>
+      <w:r>
+        <w:rPr>
+          <w:rFonts w:ascii="Times New Roman" w:hAnsi="Times New Roman" w:cs="Times New Roman"/>
+          <w:sz w:val="24"/>
+        </w:rPr>
+        <w:t xml:space="preserve"> </w:t>
+      </w:r>
+      <w:r>
+        <w:rPr>
+          <w:rFonts w:ascii="Times New Roman" w:hAnsi="Times New Roman" w:cs="Times New Roman"/>
+          <w:sz w:val="24"/>
+        </w:rPr>
+        <w:t xml:space="preserve">Epstein (2015)</w:t>
+      </w:r>
+      <w:r>
+        <w:rPr>
+          <w:rFonts w:ascii="Times New Roman" w:hAnsi="Times New Roman" w:cs="Times New Roman"/>
+          <w:sz w:val="24"/>
+        </w:rPr>
+        <w:t xml:space="preserve">’s frame principles and anchors explain why the field’s status conditions are in place; the network explains how those conditions combine with recognition and causal response.</w:t>
       </w:r>
     </w:p>
     <w:bookmarkEnd w:id="11"/>
@@ -510,7 +531,7 @@
           <w:rFonts w:ascii="Times New Roman" w:hAnsi="Times New Roman" w:cs="Times New Roman"/>
           <w:sz w:val="24"/>
         </w:rPr>
-        <w:t xml:space="preserve">For Khalidi, those inferences work because the properties are ordered, not because they merely travel together. Gold’s atomic structure explains many of its other properties. A directed causal graph captures that order: change one property in the right way, hold the rest fixed, and another property shifts. The functionless widget fails because its properties form a heap rather than an ordered pattern.</w:t>
+        <w:t xml:space="preserve">For Khalidi, those inferences work because the properties are ordered, not because the same properties merely travel together. Gold’s atomic structure explains many of its other properties. A directed causal graph captures that order: change one property in the right way, hold the rest fixed, and another property shifts. The functionless widget fails because its properties form a heap rather than an ordered pattern.</w:t>
       </w:r>
     </w:p>
     <w:p>
@@ -536,7 +557,7 @@
           <w:rFonts w:ascii="Times New Roman" w:hAnsi="Times New Roman" w:cs="Times New Roman"/>
           <w:sz w:val="24"/>
         </w:rPr>
-        <w:t xml:space="preserve">Promises make the limit visible. Suppose Nora promises to return a borrowed book on Friday. From the promise we can project several things: Owen has a claim, Nora owes performance, Owen may rely, breach may license demand or apology. Some of those projections are causal. Nora’s words may cause Owen not to buy another copy. But the duty and the claim-right are not cause and effect; they are the same promissory relation viewed from two sides.</w:t>
+        <w:t xml:space="preserve">Promises make the limit visible. Suppose Nora promises to return a borrowed book on Friday. From the promise we can project several things: Owen has a claim, Nora owes performance, Owen may rely, breach may license demand or apology. Some of those projections are causal. When Nora’s words are recognized as a promise, they may cause Owen not to buy another copy. But the duty and the claim-right are not cause and effect; they are the same promissory relation viewed from two sides.</w:t>
       </w:r>
     </w:p>
     <w:p>
@@ -562,7 +583,7 @@
           <w:rFonts w:ascii="Times New Roman" w:hAnsi="Times New Roman" w:cs="Times New Roman"/>
           <w:sz w:val="24"/>
         </w:rPr>
-        <w:t xml:space="preserve">Consent has the same shape. A patient signs a consent form before a procedure. The signed form may causally move many things: a nurse updates the chart, the surgeon schedules the room, the anaesthetist prepares the drugs. But the permission relation is not just that causal chain. If the patient withdraws consent before the procedure, the same incision changes status. It is no longer permitted treatment but a wrong. The withdrawal orders the later facts, because it changes what the later act is, even if some staff do not hear about it and the causal machinery keeps moving.</w:t>
+        <w:t xml:space="preserve">Consent has the same shape. A patient signs a consent form before a procedure. The signed form may causally move many things: a nurse updates the chart, the surgeon schedules the room, the anaesthetist prepares the drugs. But the permission relation is not just that causal chain. If the patient withdraws consent before the procedure, the same incision changes status. The incision is no longer permitted treatment but a wrong. The withdrawal orders the later facts, because withdrawal changes what the later act is, even if some staff do not hear about it and the causal machinery keeps moving.</w:t>
       </w:r>
     </w:p>
     <w:p>
@@ -703,9 +724,11 @@
       <w:r>
         <w:rPr>
           <w:rFonts w:ascii="Times New Roman" w:hAnsi="Times New Roman" w:cs="Times New Roman"/>
-          <w:sz w:val="24"/>
-        </w:rPr>
-        <w:t xml:space="preserve">“judgment”</w:t>
+          <w:i/>
+          <w:iCs/>
+          <w:sz w:val="24"/>
+        </w:rPr>
+        <w:t xml:space="preserve">judgment</w:t>
       </w:r>
       <w:r>
         <w:rPr>
@@ -800,7 +823,7 @@
           <w:rFonts w:ascii="Times New Roman" w:hAnsi="Times New Roman" w:cs="Times New Roman"/>
           <w:sz w:val="24"/>
         </w:rPr>
-        <w:t xml:space="preserve">’s picture of a kind as a highly connected node in a directed graph, but I let the edges differ in type. The vertices are property instances and states; the edges are typed relations of dependence.</w:t>
+        <w:t xml:space="preserve">’s picture of a kind as a highly connected node in a directed graph, but I let the edges differ in type. The vertices are status-relevant items, states, and events; the edges are typed relations of dependence.</w:t>
       </w:r>
       <w:r>
         <w:rPr>
@@ -821,41 +844,33 @@
           <w:rFonts w:ascii="Times New Roman" w:hAnsi="Times New Roman" w:cs="Times New Roman"/>
           <w:sz w:val="24"/>
         </w:rPr>
-        <w:t xml:space="preserve">The graph is not a new layer of metaphysics. Nora’s duty is grounded by her undertaking under the rules of the relevant field; Owen’s claim-right is the correlative position; Owen’s reliance is an ordinary causal effect; his recognition is a representation of the duty. The network displays those relations together. It does not replace the grounding story. In</w:t>
-      </w:r>
-      <w:r>
-        <w:rPr>
-          <w:rFonts w:ascii="Times New Roman" w:hAnsi="Times New Roman" w:cs="Times New Roman"/>
-          <w:sz w:val="24"/>
-        </w:rPr>
-        <w:t xml:space="preserve"> </w:t>
-      </w:r>
-      <w:r>
-        <w:rPr>
-          <w:rFonts w:ascii="Times New Roman" w:hAnsi="Times New Roman" w:cs="Times New Roman"/>
-          <w:sz w:val="24"/>
-        </w:rPr>
-        <w:t xml:space="preserve">Epstein (2015)</w:t>
-      </w:r>
-      <w:r>
-        <w:rPr>
-          <w:rFonts w:ascii="Times New Roman" w:hAnsi="Times New Roman" w:cs="Times New Roman"/>
-          <w:sz w:val="24"/>
-        </w:rPr>
-        <w:t xml:space="preserve">’s terms, the field’s frame principles fix the grounding conditions, while offices, records, routines, expectations, and uptake help anchor those principles.</w:t>
-      </w:r>
-    </w:p>
-    <w:p>
-      <w:pPr>
-        <w:pStyle w:val="BodyText"/>
-        <w:spacing w:line="240" w:lineRule="auto"/>
-      </w:pPr>
-      <w:r>
-        <w:rPr>
-          <w:rFonts w:ascii="Times New Roman" w:hAnsi="Times New Roman" w:cs="Times New Roman"/>
-          <w:sz w:val="24"/>
-        </w:rPr>
-        <w:t xml:space="preserve">The strongest rival is a division of labour: use grounding and anchoring to explain the status, then use causal mechanisms to explain uptake. The network adds a further claim. It represents the projection profile that crosses those explanations. From one source item it tells us which inferences run through grounds, which through correlatives, which through representation, and which through uptake. No one of the separate stories marks their interaction.</w:t>
+        <w:t xml:space="preserve">The graph is representational, not a new layer of metaphysics. Nora’s duty is grounded by her undertaking under the rules of the relevant field; Owen’s claim-right is the correlative position; Owen’s reliance is an ordinary causal effect; his recognition is a representation of the duty. The network displays those relations together so that projections across grounding, correlation, representation, and uptake can be tracked.</w:t>
+      </w:r>
+    </w:p>
+    <w:p>
+      <w:pPr>
+        <w:pStyle w:val="BodyText"/>
+        <w:spacing w:line="240" w:lineRule="auto"/>
+      </w:pPr>
+      <w:r>
+        <w:rPr>
+          <w:rFonts w:ascii="Times New Roman" w:hAnsi="Times New Roman" w:cs="Times New Roman"/>
+          <w:sz w:val="24"/>
+        </w:rPr>
+        <w:t xml:space="preserve">This means that a normative-transition edge is not an extra metaphysical producer of the status. It displays that, under the field’s frame principles, the source item is among the grounds, defeaters, or status-altering conditions for the target status. The network represents that field-grounded relation; it does not replace the grounding story.</w:t>
+      </w:r>
+    </w:p>
+    <w:p>
+      <w:pPr>
+        <w:pStyle w:val="BodyText"/>
+        <w:spacing w:line="240" w:lineRule="auto"/>
+      </w:pPr>
+      <w:r>
+        <w:rPr>
+          <w:rFonts w:ascii="Times New Roman" w:hAnsi="Times New Roman" w:cs="Times New Roman"/>
+          <w:sz w:val="24"/>
+        </w:rPr>
+        <w:t xml:space="preserve">The strongest rival is a division of labour: use grounding and anchoring to explain the status, then use causal mechanisms to explain uptake. The network adds a further claim. It represents the projection profile that crosses the grounding and causal explanations. From one source item the network tells us which inferences run through grounds, which through correlatives, which through representation, and which through uptake. No one of the separate stories marks how those routes interact.</w:t>
       </w:r>
     </w:p>
     <w:p>
@@ -881,46 +896,59 @@
           <w:rFonts w:ascii="Times New Roman" w:hAnsi="Times New Roman" w:cs="Times New Roman"/>
           <w:sz w:val="24"/>
         </w:rPr>
-        <w:t xml:space="preserve">The node types are simple. Performances include utterances, signed documents, actions, and omissions. Statuses include obligation, permission, power, liability, immunity, and standing. Transition events include undertaking, authorization, release, withdrawal, breach, and defeat. Recognition states include belief, record, and official classification. Uptake and response states include reliance, demand, blame, resentment, apology, repair, sanction, exclusion, and trust revision. A field is not another node; it fixes which of these items count.</w:t>
-      </w:r>
-    </w:p>
-    <w:p>
-      <w:pPr>
-        <w:pStyle w:val="BodyText"/>
-        <w:spacing w:line="240" w:lineRule="auto"/>
-      </w:pPr>
-      <w:r>
-        <w:rPr>
-          <w:rFonts w:ascii="Times New Roman" w:hAnsi="Times New Roman" w:cs="Times New Roman"/>
-          <w:sz w:val="24"/>
-        </w:rPr>
-        <w:t xml:space="preserve">The carrying cases fill those slots in familiar ways. In a promise, the undertaking generates a duty; recognition by the promisee or audience helps drive reliance, demand, apology, repair, and trust revision. In consent, giving or withdrawing consent changes a permission profile, while recognition determines whether others proceed, stop, complain, or apologize. In a judgment, the court’s act is both an official recognition and a status-altering event, with records, enforcement, and remedies downstream. In discrimination, a signal or classification drives uptake, and stabilized uptake can help confer a degraded standing.</w:t>
-      </w:r>
-    </w:p>
-    <w:p>
-      <w:pPr>
-        <w:pStyle w:val="BodyText"/>
-        <w:spacing w:line="240" w:lineRule="auto"/>
-      </w:pPr>
-      <w:r>
-        <w:rPr>
-          <w:rFonts w:ascii="Times New Roman" w:hAnsi="Times New Roman" w:cs="Times New Roman"/>
-          <w:sz w:val="24"/>
-        </w:rPr>
-        <w:t xml:space="preserve">Consider the promise graph as a drawing exercise. Nora’s utterance goes in because it can generate the duty and cause reliance. The duty goes in because it is what Owen’s demand purports to answer to. Owen’s uptake goes in because demand and repair usually pass through his recognition of the promise. The weather, Nora’s mood, and the room’s acoustics stay out unless they matter to the explanatory question. If the question is only why Owen relied, acoustics may matter; if the question is whether Nora owed performance, they usually do not.</w:t>
-      </w:r>
-    </w:p>
-    <w:p>
-      <w:pPr>
-        <w:pStyle w:val="BodyText"/>
-        <w:spacing w:line="240" w:lineRule="auto"/>
-      </w:pPr>
-      <w:r>
-        <w:rPr>
-          <w:rFonts w:ascii="Times New Roman" w:hAnsi="Times New Roman" w:cs="Times New Roman"/>
-          <w:sz w:val="24"/>
-        </w:rPr>
-        <w:t xml:space="preserve">Now change the case. Suppose Nora never promised, but Owen misheard a joke as an undertaking. The graph should not silently insert a duty node to make sense of Owen’s anger. It should show Owen’s recognition state and its causal downstream: demand, blame, distrust. The absent duty is part of the explanation, because it is why the demand misfires. A purely causal graph would see only Owen’s anger; a purely normative taxonomy would see only the absence of duty. The mixed graph shows both.</w:t>
+        <w:t xml:space="preserve">The node types are simple. Performances include utterances, signed documents, actions, and omissions. Statuses include obligation, permission, power, liability, immunity, and standing. Transition events include undertaking, authorization, release, withdrawal, breach, and defeat. Recognition states include belief, record, and official classification. Uptake and response states include reliance, demand, blame, resentment, apology, repair, sanction, exclusion, and trust revision.</w:t>
+      </w:r>
+    </w:p>
+    <w:p>
+      <w:pPr>
+        <w:pStyle w:val="BodyText"/>
+        <w:spacing w:line="240" w:lineRule="auto"/>
+      </w:pPr>
+      <w:r>
+        <w:rPr>
+          <w:rFonts w:ascii="Times New Roman" w:hAnsi="Times New Roman" w:cs="Times New Roman"/>
+          <w:sz w:val="24"/>
+        </w:rPr>
+        <w:t xml:space="preserve">The carrying cases fill those slots in familiar ways. In a promise, the undertaking generates a duty; recognition by the promisee or audience helps drive reliance, demand, apology, repair, and trust revision. In consent, giving or withdrawing consent changes a permission profile, while recognition determines whether others proceed, stop, complain, or apologize. In a judgment, the court’s act is both an official recognition and a status-altering event, with records, enforcement, and remedies downstream. In discrimination, a signal or classification drives recognition and downstream uptake, and stabilized uptake can help confer a degraded standing.</w:t>
+      </w:r>
+    </w:p>
+    <w:p>
+      <w:pPr>
+        <w:pStyle w:val="BodyText"/>
+        <w:spacing w:line="240" w:lineRule="auto"/>
+      </w:pPr>
+      <w:r>
+        <w:rPr>
+          <w:rFonts w:ascii="Times New Roman" w:hAnsi="Times New Roman" w:cs="Times New Roman"/>
+          <w:sz w:val="24"/>
+        </w:rPr>
+        <w:t xml:space="preserve">Consider the promise graph as a drawing exercise. Nora’s utterance goes in because it can generate the duty and become the object of recognition. The duty goes in because it is what Owen’s demand purports to answer to. Owen’s recognition goes in because reliance, demand, and repair usually pass through his recognition of the promise.</w:t>
+      </w:r>
+    </w:p>
+    <w:p>
+      <w:pPr>
+        <w:pStyle w:val="BodyText"/>
+        <w:spacing w:line="240" w:lineRule="auto"/>
+      </w:pPr>
+      <w:r>
+        <w:rPr>
+          <w:rFonts w:ascii="Times New Roman" w:hAnsi="Times New Roman" w:cs="Times New Roman"/>
+          <w:sz w:val="24"/>
+        </w:rPr>
+        <w:t xml:space="preserve">The weather, Nora’s mood, and the room’s acoustics stay out unless they matter to the explanatory question. Not every fact in the room gets a vertex. If the question is only why Owen relied, acoustics may matter; if the question is whether Nora owed performance, they usually do not.</w:t>
+      </w:r>
+    </w:p>
+    <w:p>
+      <w:pPr>
+        <w:pStyle w:val="BodyText"/>
+        <w:spacing w:line="240" w:lineRule="auto"/>
+      </w:pPr>
+      <w:r>
+        <w:rPr>
+          <w:rFonts w:ascii="Times New Roman" w:hAnsi="Times New Roman" w:cs="Times New Roman"/>
+          <w:sz w:val="24"/>
+        </w:rPr>
+        <w:t xml:space="preserve">Now change the case. Suppose Nora never promised, but Owen misheard a joke as an undertaking. The graph should not smuggle in a duty node to make sense of Owen’s anger. Outrage is not an admission rule. It should show Owen’s recognition state and its causal downstream: demand, blame, distrust. The absent duty is part of the explanation, because it is why the demand misfires. A purely causal graph would see only Owen’s anger; a purely normative taxonomy would see only the absence of duty. The mixed graph shows both.</w:t>
       </w:r>
     </w:p>
     <w:p>
@@ -972,7 +1000,236 @@
           <w:rFonts w:ascii="Times New Roman" w:hAnsi="Times New Roman" w:cs="Times New Roman"/>
           <w:sz w:val="24"/>
         </w:rPr>
-        <w:t xml:space="preserve">The network’s four dependence types fall into three directed edges, causal, normative-transition, and recognitional, and the non-directed constitutive ties among deontic correlatives. Two further notions sit just outside the inventory.</w:t>
+        <w:t xml:space="preserve">The network’s four dependence types fall into three directed edges, causal, normative-transition, and recognitional, and the non-directed constitutive ties among deontic correlatives. Two further notions sit just outside the inventory. One is</w:t>
+      </w:r>
+      <w:r>
+        <w:rPr>
+          <w:rFonts w:ascii="Times New Roman" w:hAnsi="Times New Roman" w:cs="Times New Roman"/>
+          <w:sz w:val="24"/>
+        </w:rPr>
+        <w:t xml:space="preserve"> </w:t>
+      </w:r>
+      <w:r>
+        <w:rPr>
+          <w:rFonts w:ascii="Times New Roman" w:hAnsi="Times New Roman" w:cs="Times New Roman"/>
+          <w:smallCaps/>
+          <w:sz w:val="24"/>
+        </w:rPr>
+        <w:t xml:space="preserve">authorized recognition</w:t>
+      </w:r>
+      <w:r>
+        <w:rPr>
+          <w:rFonts w:ascii="Times New Roman" w:hAnsi="Times New Roman" w:cs="Times New Roman"/>
+          <w:sz w:val="24"/>
+        </w:rPr>
+        <w:t xml:space="preserve">, the judgment case: a court records a liability and, because the field authorizes the court to do so, creates a new procedural status. The other is</w:t>
+      </w:r>
+      <w:r>
+        <w:rPr>
+          <w:rFonts w:ascii="Times New Roman" w:hAnsi="Times New Roman" w:cs="Times New Roman"/>
+          <w:sz w:val="24"/>
+        </w:rPr>
+        <w:t xml:space="preserve"> </w:t>
+      </w:r>
+      <w:r>
+        <w:rPr>
+          <w:rFonts w:ascii="Times New Roman" w:hAnsi="Times New Roman" w:cs="Times New Roman"/>
+          <w:smallCaps/>
+          <w:sz w:val="24"/>
+        </w:rPr>
+        <w:t xml:space="preserve">projection</w:t>
+      </w:r>
+      <w:r>
+        <w:rPr>
+          <w:rFonts w:ascii="Times New Roman" w:hAnsi="Times New Roman" w:cs="Times New Roman"/>
+          <w:sz w:val="24"/>
+        </w:rPr>
+        <w:t xml:space="preserve">: using one point in the network to make defeasible inferences about what else should hold or what will happen next.</w:t>
+      </w:r>
+    </w:p>
+    <w:p>
+      <w:pPr>
+        <w:pStyle w:val="BodyText"/>
+        <w:spacing w:line="240" w:lineRule="auto"/>
+      </w:pPr>
+      <w:r>
+        <w:rPr>
+          <w:rFonts w:ascii="Times New Roman" w:hAnsi="Times New Roman" w:cs="Times New Roman"/>
+          <w:sz w:val="24"/>
+        </w:rPr>
+        <w:t xml:space="preserve">The edge types are told apart by their behaviour under intervention or analogous counterfactual probes, reserving</w:t>
+      </w:r>
+      <w:r>
+        <w:rPr>
+          <w:rFonts w:ascii="Times New Roman" w:hAnsi="Times New Roman" w:cs="Times New Roman"/>
+          <w:sz w:val="24"/>
+        </w:rPr>
+        <w:t xml:space="preserve"> </w:t>
+      </w:r>
+      <w:r>
+        <w:rPr>
+          <w:rFonts w:ascii="Times New Roman" w:hAnsi="Times New Roman" w:cs="Times New Roman"/>
+          <w:smallCaps/>
+          <w:sz w:val="24"/>
+        </w:rPr>
+        <w:t xml:space="preserve">intervention</w:t>
+      </w:r>
+      <w:r>
+        <w:rPr>
+          <w:rFonts w:ascii="Times New Roman" w:hAnsi="Times New Roman" w:cs="Times New Roman"/>
+          <w:sz w:val="24"/>
+        </w:rPr>
+        <w:t xml:space="preserve"> </w:t>
+      </w:r>
+      <w:r>
+        <w:rPr>
+          <w:rFonts w:ascii="Times New Roman" w:hAnsi="Times New Roman" w:cs="Times New Roman"/>
+          <w:sz w:val="24"/>
+        </w:rPr>
+        <w:t xml:space="preserve">in the strict Woodwardian sense for causal edges.</w:t>
+      </w:r>
+      <w:r>
+        <w:rPr>
+          <w:rFonts w:ascii="Times New Roman" w:hAnsi="Times New Roman" w:cs="Times New Roman"/>
+          <w:sz w:val="24"/>
+        </w:rPr>
+        <w:t xml:space="preserve"> </w:t>
+      </w:r>
+      <w:r>
+        <w:rPr>
+          <w:rFonts w:ascii="Times New Roman" w:hAnsi="Times New Roman" w:cs="Times New Roman"/>
+          <w:sz w:val="24"/>
+        </w:rPr>
+        <w:t xml:space="preserve">Woodward (2003)</w:t>
+      </w:r>
+      <w:r>
+        <w:rPr>
+          <w:rFonts w:ascii="Times New Roman" w:hAnsi="Times New Roman" w:cs="Times New Roman"/>
+          <w:sz w:val="24"/>
+        </w:rPr>
+        <w:t xml:space="preserve"> </w:t>
+      </w:r>
+      <w:r>
+        <w:rPr>
+          <w:rFonts w:ascii="Times New Roman" w:hAnsi="Times New Roman" w:cs="Times New Roman"/>
+          <w:sz w:val="24"/>
+        </w:rPr>
+        <w:t xml:space="preserve">counts a relation as causal when some possible intervention on the first variable changes the second while everything else is held fixed, and the change reaches the second only through the first</w:t>
+      </w:r>
+      <w:r>
+        <w:rPr>
+          <w:rFonts w:ascii="Times New Roman" w:hAnsi="Times New Roman" w:cs="Times New Roman"/>
+          <w:sz w:val="24"/>
+        </w:rPr>
+        <w:t xml:space="preserve"> </w:t>
+      </w:r>
+      <w:r>
+        <w:rPr>
+          <w:rFonts w:ascii="Times New Roman" w:hAnsi="Times New Roman" w:cs="Times New Roman"/>
+          <w:sz w:val="24"/>
+        </w:rPr>
+        <w:t xml:space="preserve">(Woodward 2015)</w:t>
+      </w:r>
+      <w:r>
+        <w:rPr>
+          <w:rFonts w:ascii="Times New Roman" w:hAnsi="Times New Roman" w:cs="Times New Roman"/>
+          <w:sz w:val="24"/>
+        </w:rPr>
+        <w:t xml:space="preserve">.</w:t>
+      </w:r>
+    </w:p>
+    <w:p>
+      <w:pPr>
+        <w:pStyle w:val="BodyText"/>
+        <w:spacing w:line="240" w:lineRule="auto"/>
+      </w:pPr>
+      <w:r>
+        <w:rPr>
+          <w:rFonts w:ascii="Times New Roman" w:hAnsi="Times New Roman" w:cs="Times New Roman"/>
+          <w:sz w:val="24"/>
+        </w:rPr>
+        <w:t xml:space="preserve">A causal edge passes this test in the ordinary way: intervene on the recognition state and reliance shifts, intervene on the judgment and enforcement may follow. Khalidi already reads his own causal edges this way</w:t>
+      </w:r>
+      <w:r>
+        <w:rPr>
+          <w:rFonts w:ascii="Times New Roman" w:hAnsi="Times New Roman" w:cs="Times New Roman"/>
+          <w:sz w:val="24"/>
+        </w:rPr>
+        <w:t xml:space="preserve"> </w:t>
+      </w:r>
+      <w:r>
+        <w:rPr>
+          <w:rFonts w:ascii="Times New Roman" w:hAnsi="Times New Roman" w:cs="Times New Roman"/>
+          <w:sz w:val="24"/>
+        </w:rPr>
+        <w:t xml:space="preserve">(Khalidi 2018)</w:t>
+      </w:r>
+      <w:r>
+        <w:rPr>
+          <w:rFonts w:ascii="Times New Roman" w:hAnsi="Times New Roman" w:cs="Times New Roman"/>
+          <w:sz w:val="24"/>
+        </w:rPr>
+        <w:t xml:space="preserve">, which is why typing the edges extends his picture rather than breaking with it.</w:t>
+      </w:r>
+    </w:p>
+    <w:p>
+      <w:pPr>
+        <w:pStyle w:val="BodyText"/>
+        <w:spacing w:line="240" w:lineRule="auto"/>
+      </w:pPr>
+      <w:r>
+        <w:rPr>
+          <w:rFonts w:ascii="Times New Roman" w:hAnsi="Times New Roman" w:cs="Times New Roman"/>
+          <w:sz w:val="24"/>
+        </w:rPr>
+        <w:t xml:space="preserve">A constitutive tie fails the test in a way that helps mark its type. A duty and its correlative claim-right are not two states linked by a mechanism; they’re one jural relation under two descriptions</w:t>
+      </w:r>
+      <w:r>
+        <w:rPr>
+          <w:rFonts w:ascii="Times New Roman" w:hAnsi="Times New Roman" w:cs="Times New Roman"/>
+          <w:sz w:val="24"/>
+        </w:rPr>
+        <w:t xml:space="preserve"> </w:t>
+      </w:r>
+      <w:r>
+        <w:rPr>
+          <w:rFonts w:ascii="Times New Roman" w:hAnsi="Times New Roman" w:cs="Times New Roman"/>
+          <w:sz w:val="24"/>
+        </w:rPr>
+        <w:t xml:space="preserve">(Hohfeld 1913)</w:t>
+      </w:r>
+      <w:r>
+        <w:rPr>
+          <w:rFonts w:ascii="Times New Roman" w:hAnsi="Times New Roman" w:cs="Times New Roman"/>
+          <w:sz w:val="24"/>
+        </w:rPr>
+        <w:t xml:space="preserve">. No intervention changes the duty while holding the claim-right fixed, because changing the one just is changing the other: the change does not reach the claim-right only through the duty, it lands on both at once. By Woodward’s own criterion the tie is not causal, and that failure is what marks it as constitutive.</w:t>
+      </w:r>
+    </w:p>
+    <w:p>
+      <w:pPr>
+        <w:pStyle w:val="BodyText"/>
+        <w:spacing w:line="240" w:lineRule="auto"/>
+      </w:pPr>
+      <w:r>
+        <w:rPr>
+          <w:rFonts w:ascii="Times New Roman" w:hAnsi="Times New Roman" w:cs="Times New Roman"/>
+          <w:sz w:val="24"/>
+        </w:rPr>
+        <w:t xml:space="preserve">The transition and recognitional edges are directed without being causal. A normative-transition edge runs from a performance, rule, status, or transition event to the status it generates, terminates, blocks, defeats, or modifies: release the promisor and the same non-performance is no longer a breach.</w:t>
+      </w:r>
+    </w:p>
+    <w:p>
+      <w:pPr>
+        <w:pStyle w:val="BodyText"/>
+        <w:spacing w:line="240" w:lineRule="auto"/>
+      </w:pPr>
+      <w:r>
+        <w:rPr>
+          <w:rFonts w:ascii="Times New Roman" w:hAnsi="Times New Roman" w:cs="Times New Roman"/>
+          <w:sz w:val="24"/>
+        </w:rPr>
+        <w:t xml:space="preserve">A recognitional edge connects an actual status node to a recognition node that fits it. A belief, record, or classification, itself driven by signals and cues along causal edges, may also misfit or answer to no status at all. In those failed cases the recognition node remains, with its outgoing causal edges, but the fitting recognitional edge is absent or failed. That gap is what the</w:t>
       </w:r>
       <w:r>
         <w:rPr>
@@ -988,21 +1245,34 @@
           <w:iCs/>
           <w:sz w:val="24"/>
         </w:rPr>
-        <w:t xml:space="preserve">Authorized recognition</w:t>
-      </w:r>
-      <w:r>
-        <w:rPr>
-          <w:rFonts w:ascii="Times New Roman" w:hAnsi="Times New Roman" w:cs="Times New Roman"/>
-          <w:sz w:val="24"/>
-        </w:rPr>
-        <w:t xml:space="preserve"> </w:t>
-      </w:r>
-      <w:r>
-        <w:rPr>
-          <w:rFonts w:ascii="Times New Roman" w:hAnsi="Times New Roman" w:cs="Times New Roman"/>
-          <w:sz w:val="24"/>
-        </w:rPr>
-        <w:t xml:space="preserve">is the judgment case: a court records a liability and, because the field authorizes the court to do so, creates a new procedural status.</w:t>
+        <w:t xml:space="preserve">mis-</w:t>
+      </w:r>
+      <w:r>
+        <w:rPr>
+          <w:rFonts w:ascii="Times New Roman" w:hAnsi="Times New Roman" w:cs="Times New Roman"/>
+          <w:sz w:val="24"/>
+        </w:rPr>
+        <w:t xml:space="preserve"> </w:t>
+      </w:r>
+      <w:r>
+        <w:rPr>
+          <w:rFonts w:ascii="Times New Roman" w:hAnsi="Times New Roman" w:cs="Times New Roman"/>
+          <w:sz w:val="24"/>
+        </w:rPr>
+        <w:t xml:space="preserve">in misrecognition marks.</w:t>
+      </w:r>
+    </w:p>
+    <w:p>
+      <w:pPr>
+        <w:pStyle w:val="BodyText"/>
+        <w:spacing w:line="240" w:lineRule="auto"/>
+      </w:pPr>
+      <w:r>
+        <w:rPr>
+          <w:rFonts w:ascii="Times New Roman" w:hAnsi="Times New Roman" w:cs="Times New Roman"/>
+          <w:sz w:val="24"/>
+        </w:rPr>
+        <w:t xml:space="preserve">One occurrence can also enter more than one relation. The same utterance</w:t>
       </w:r>
       <w:r>
         <w:rPr>
@@ -1018,289 +1288,34 @@
           <w:iCs/>
           <w:sz w:val="24"/>
         </w:rPr>
-        <w:t xml:space="preserve">Projection</w:t>
-      </w:r>
-      <w:r>
-        <w:rPr>
-          <w:rFonts w:ascii="Times New Roman" w:hAnsi="Times New Roman" w:cs="Times New Roman"/>
-          <w:sz w:val="24"/>
-        </w:rPr>
-        <w:t xml:space="preserve"> </w:t>
-      </w:r>
-      <w:r>
-        <w:rPr>
-          <w:rFonts w:ascii="Times New Roman" w:hAnsi="Times New Roman" w:cs="Times New Roman"/>
-          <w:sz w:val="24"/>
-        </w:rPr>
-        <w:t xml:space="preserve">is what the graph is for: using one point in the network to make defeasible inferences about what else should hold or what will happen next.</w:t>
-      </w:r>
-    </w:p>
-    <w:p>
-      <w:pPr>
-        <w:pStyle w:val="BodyText"/>
-        <w:spacing w:line="240" w:lineRule="auto"/>
-      </w:pPr>
-      <w:r>
-        <w:rPr>
-          <w:rFonts w:ascii="Times New Roman" w:hAnsi="Times New Roman" w:cs="Times New Roman"/>
-          <w:sz w:val="24"/>
-        </w:rPr>
-        <w:t xml:space="preserve">The edge types are told apart by their behaviour under intervention or analogous counterfactual probes, reserving</w:t>
-      </w:r>
-      <w:r>
-        <w:rPr>
-          <w:rFonts w:ascii="Times New Roman" w:hAnsi="Times New Roman" w:cs="Times New Roman"/>
-          <w:sz w:val="24"/>
-        </w:rPr>
-        <w:t xml:space="preserve"> </w:t>
-      </w:r>
-      <w:r>
-        <w:rPr>
-          <w:rFonts w:ascii="Times New Roman" w:hAnsi="Times New Roman" w:cs="Times New Roman"/>
-          <w:i/>
-          <w:iCs/>
-          <w:sz w:val="24"/>
-        </w:rPr>
-        <w:t xml:space="preserve">intervention</w:t>
-      </w:r>
-      <w:r>
-        <w:rPr>
-          <w:rFonts w:ascii="Times New Roman" w:hAnsi="Times New Roman" w:cs="Times New Roman"/>
-          <w:sz w:val="24"/>
-        </w:rPr>
-        <w:t xml:space="preserve"> </w:t>
-      </w:r>
-      <w:r>
-        <w:rPr>
-          <w:rFonts w:ascii="Times New Roman" w:hAnsi="Times New Roman" w:cs="Times New Roman"/>
-          <w:sz w:val="24"/>
-        </w:rPr>
-        <w:t xml:space="preserve">in the strict Woodwardian sense for causal edges.</w:t>
-      </w:r>
-      <w:r>
-        <w:rPr>
-          <w:rFonts w:ascii="Times New Roman" w:hAnsi="Times New Roman" w:cs="Times New Roman"/>
-          <w:sz w:val="24"/>
-        </w:rPr>
-        <w:t xml:space="preserve"> </w:t>
-      </w:r>
-      <w:r>
-        <w:rPr>
-          <w:rFonts w:ascii="Times New Roman" w:hAnsi="Times New Roman" w:cs="Times New Roman"/>
-          <w:sz w:val="24"/>
-        </w:rPr>
-        <w:t xml:space="preserve">Woodward (2003)</w:t>
-      </w:r>
-      <w:r>
-        <w:rPr>
-          <w:rFonts w:ascii="Times New Roman" w:hAnsi="Times New Roman" w:cs="Times New Roman"/>
-          <w:sz w:val="24"/>
-        </w:rPr>
-        <w:t xml:space="preserve"> </w:t>
-      </w:r>
-      <w:r>
-        <w:rPr>
-          <w:rFonts w:ascii="Times New Roman" w:hAnsi="Times New Roman" w:cs="Times New Roman"/>
-          <w:sz w:val="24"/>
-        </w:rPr>
-        <w:t xml:space="preserve">counts a relation as causal when some possible intervention on the first variable changes the second while everything else is held fixed, and the change reaches the second only through the first</w:t>
-      </w:r>
-      <w:r>
-        <w:rPr>
-          <w:rFonts w:ascii="Times New Roman" w:hAnsi="Times New Roman" w:cs="Times New Roman"/>
-          <w:sz w:val="24"/>
-        </w:rPr>
-        <w:t xml:space="preserve"> </w:t>
-      </w:r>
-      <w:r>
-        <w:rPr>
-          <w:rFonts w:ascii="Times New Roman" w:hAnsi="Times New Roman" w:cs="Times New Roman"/>
-          <w:sz w:val="24"/>
-        </w:rPr>
-        <w:t xml:space="preserve">(Woodward 2014)</w:t>
-      </w:r>
-      <w:r>
-        <w:rPr>
-          <w:rFonts w:ascii="Times New Roman" w:hAnsi="Times New Roman" w:cs="Times New Roman"/>
-          <w:sz w:val="24"/>
-        </w:rPr>
-        <w:t xml:space="preserve">.</w:t>
-      </w:r>
-    </w:p>
-    <w:p>
-      <w:pPr>
-        <w:pStyle w:val="BodyText"/>
-        <w:spacing w:line="240" w:lineRule="auto"/>
-      </w:pPr>
-      <w:r>
-        <w:rPr>
-          <w:rFonts w:ascii="Times New Roman" w:hAnsi="Times New Roman" w:cs="Times New Roman"/>
-          <w:sz w:val="24"/>
-        </w:rPr>
-        <w:t xml:space="preserve">A causal edge passes this test in the ordinary way: intervene on the utterance and reliance shifts, intervene on the judgment and enforcement may follow. Khalidi already reads his own causal edges this way</w:t>
-      </w:r>
-      <w:r>
-        <w:rPr>
-          <w:rFonts w:ascii="Times New Roman" w:hAnsi="Times New Roman" w:cs="Times New Roman"/>
-          <w:sz w:val="24"/>
-        </w:rPr>
-        <w:t xml:space="preserve"> </w:t>
-      </w:r>
-      <w:r>
-        <w:rPr>
-          <w:rFonts w:ascii="Times New Roman" w:hAnsi="Times New Roman" w:cs="Times New Roman"/>
-          <w:sz w:val="24"/>
-        </w:rPr>
-        <w:t xml:space="preserve">(Khalidi 2018)</w:t>
-      </w:r>
-      <w:r>
-        <w:rPr>
-          <w:rFonts w:ascii="Times New Roman" w:hAnsi="Times New Roman" w:cs="Times New Roman"/>
-          <w:sz w:val="24"/>
-        </w:rPr>
-        <w:t xml:space="preserve">, which is why typing the edges extends his picture rather than breaking with it.</w:t>
-      </w:r>
-    </w:p>
-    <w:p>
-      <w:pPr>
-        <w:pStyle w:val="BodyText"/>
-        <w:spacing w:line="240" w:lineRule="auto"/>
-      </w:pPr>
-      <w:r>
-        <w:rPr>
-          <w:rFonts w:ascii="Times New Roman" w:hAnsi="Times New Roman" w:cs="Times New Roman"/>
-          <w:sz w:val="24"/>
-        </w:rPr>
-        <w:t xml:space="preserve">A constitutive tie fails the test in a way that helps mark its type. A duty and its correlative claim-right are not two states linked by a mechanism; they’re one jural relation under two descriptions</w:t>
-      </w:r>
-      <w:r>
-        <w:rPr>
-          <w:rFonts w:ascii="Times New Roman" w:hAnsi="Times New Roman" w:cs="Times New Roman"/>
-          <w:sz w:val="24"/>
-        </w:rPr>
-        <w:t xml:space="preserve"> </w:t>
-      </w:r>
-      <w:r>
-        <w:rPr>
-          <w:rFonts w:ascii="Times New Roman" w:hAnsi="Times New Roman" w:cs="Times New Roman"/>
-          <w:sz w:val="24"/>
-        </w:rPr>
-        <w:t xml:space="preserve">(Hohfeld 1913)</w:t>
-      </w:r>
-      <w:r>
-        <w:rPr>
-          <w:rFonts w:ascii="Times New Roman" w:hAnsi="Times New Roman" w:cs="Times New Roman"/>
-          <w:sz w:val="24"/>
-        </w:rPr>
-        <w:t xml:space="preserve">. No intervention changes the duty while holding the claim-right fixed, because changing the one just is changing the other: the change does not reach the claim-right only through the duty, it lands on both at once. By Woodward’s own criterion the tie is not causal, and that failure is what marks it as constitutive.</w:t>
-      </w:r>
-    </w:p>
-    <w:p>
-      <w:pPr>
-        <w:pStyle w:val="BodyText"/>
-        <w:spacing w:line="240" w:lineRule="auto"/>
-      </w:pPr>
-      <w:r>
-        <w:rPr>
-          <w:rFonts w:ascii="Times New Roman" w:hAnsi="Times New Roman" w:cs="Times New Roman"/>
-          <w:sz w:val="24"/>
-        </w:rPr>
-        <w:t xml:space="preserve">The transition and recognitional edges are directed without being causal. A normative-transition edge runs from a performance, rule, status, or transition event to the status it generates, terminates, blocks, defeats, or modifies: release the promisor and the same non-performance is no longer a breach.</w:t>
-      </w:r>
-    </w:p>
-    <w:p>
-      <w:pPr>
-        <w:pStyle w:val="BodyText"/>
-        <w:spacing w:line="240" w:lineRule="auto"/>
-      </w:pPr>
-      <w:r>
-        <w:rPr>
-          <w:rFonts w:ascii="Times New Roman" w:hAnsi="Times New Roman" w:cs="Times New Roman"/>
-          <w:sz w:val="24"/>
-        </w:rPr>
-        <w:t xml:space="preserve">A recognitional edge connects an actual status node to a recognition node that fits it. A belief, record, or classification, itself driven by signals and cues along causal edges, may also misfit or answer to no status at all. In those failed cases the recognition node remains, with its outgoing causal edges, but the fitting recognitional edge is absent or failed. That gap is what the</w:t>
-      </w:r>
-      <w:r>
-        <w:rPr>
-          <w:rFonts w:ascii="Times New Roman" w:hAnsi="Times New Roman" w:cs="Times New Roman"/>
-          <w:sz w:val="24"/>
-        </w:rPr>
-        <w:t xml:space="preserve"> </w:t>
-      </w:r>
-      <w:r>
-        <w:rPr>
-          <w:rFonts w:ascii="Times New Roman" w:hAnsi="Times New Roman" w:cs="Times New Roman"/>
-          <w:sz w:val="24"/>
-        </w:rPr>
-        <w:t xml:space="preserve">“mis-”</w:t>
-      </w:r>
-      <w:r>
-        <w:rPr>
-          <w:rFonts w:ascii="Times New Roman" w:hAnsi="Times New Roman" w:cs="Times New Roman"/>
-          <w:sz w:val="24"/>
-        </w:rPr>
-        <w:t xml:space="preserve"> </w:t>
-      </w:r>
-      <w:r>
-        <w:rPr>
-          <w:rFonts w:ascii="Times New Roman" w:hAnsi="Times New Roman" w:cs="Times New Roman"/>
-          <w:sz w:val="24"/>
-        </w:rPr>
-        <w:t xml:space="preserve">in misrecognition marks.</w:t>
-      </w:r>
-    </w:p>
-    <w:p>
-      <w:pPr>
-        <w:pStyle w:val="BodyText"/>
-        <w:spacing w:line="240" w:lineRule="auto"/>
-      </w:pPr>
-      <w:r>
-        <w:rPr>
-          <w:rFonts w:ascii="Times New Roman" w:hAnsi="Times New Roman" w:cs="Times New Roman"/>
-          <w:sz w:val="24"/>
-        </w:rPr>
-        <w:t xml:space="preserve">One occurrence can also enter more than one relation. The same utterance</w:t>
-      </w:r>
-      <w:r>
-        <w:rPr>
-          <w:rFonts w:ascii="Times New Roman" w:hAnsi="Times New Roman" w:cs="Times New Roman"/>
-          <w:sz w:val="24"/>
-        </w:rPr>
-        <w:t xml:space="preserve"> </w:t>
-      </w:r>
-      <w:r>
-        <w:rPr>
-          <w:rFonts w:ascii="Times New Roman" w:hAnsi="Times New Roman" w:cs="Times New Roman"/>
-          <w:sz w:val="24"/>
-        </w:rPr>
-        <w:t xml:space="preserve">“I’ll do it”</w:t>
-      </w:r>
-      <w:r>
-        <w:rPr>
-          <w:rFonts w:ascii="Times New Roman" w:hAnsi="Times New Roman" w:cs="Times New Roman"/>
-          <w:sz w:val="24"/>
-        </w:rPr>
-        <w:t xml:space="preserve"> </w:t>
-      </w:r>
-      <w:r>
-        <w:rPr>
-          <w:rFonts w:ascii="Times New Roman" w:hAnsi="Times New Roman" w:cs="Times New Roman"/>
-          <w:sz w:val="24"/>
-        </w:rPr>
-        <w:t xml:space="preserve">may causally induce reliance, generate a duty if made under the right conditions, and become the object of later recognition. The same court order can be evidence in one setting, an operative change in another, and the cause of enforcement in a third. A racialized name on a resume is different again: it is not the status it signals, but a cue that causally moves recognition, which then moves callback behavior.</w:t>
-      </w:r>
-    </w:p>
-    <w:p>
-      <w:pPr>
-        <w:pStyle w:val="BodyText"/>
-        <w:spacing w:line="240" w:lineRule="auto"/>
-      </w:pPr>
-      <w:r>
-        <w:rPr>
-          <w:rFonts w:ascii="Times New Roman" w:hAnsi="Times New Roman" w:cs="Times New Roman"/>
-          <w:sz w:val="24"/>
-        </w:rPr>
-        <w:t xml:space="preserve">When representation succeeds the recognition tracks its status (Figure 1); whether it fits is separate from what it sets off, since the uptake to treatment, demand, sanction, reliance, exclusion is causal, the point where the normative layer re-enters the causal one.</w:t>
+        <w:t xml:space="preserve">I’ll do it</w:t>
+      </w:r>
+      <w:r>
+        <w:rPr>
+          <w:rFonts w:ascii="Times New Roman" w:hAnsi="Times New Roman" w:cs="Times New Roman"/>
+          <w:sz w:val="24"/>
+        </w:rPr>
+        <w:t xml:space="preserve"> </w:t>
+      </w:r>
+      <w:r>
+        <w:rPr>
+          <w:rFonts w:ascii="Times New Roman" w:hAnsi="Times New Roman" w:cs="Times New Roman"/>
+          <w:sz w:val="24"/>
+        </w:rPr>
+        <w:t xml:space="preserve">may generate a duty if made under the right conditions, become the object of later recognition, and support reliance through that recognition. The same court order can be evidence in one setting, an operative change in another, and the cause of enforcement in a third. A racialized name on a resume is different again: it is not the status it signals, but a cue that causally moves recognition, which then moves callback behavior.</w:t>
+      </w:r>
+    </w:p>
+    <w:p>
+      <w:pPr>
+        <w:pStyle w:val="BodyText"/>
+        <w:spacing w:line="240" w:lineRule="auto"/>
+      </w:pPr>
+      <w:r>
+        <w:rPr>
+          <w:rFonts w:ascii="Times New Roman" w:hAnsi="Times New Roman" w:cs="Times New Roman"/>
+          <w:sz w:val="24"/>
+        </w:rPr>
+        <w:t xml:space="preserve">When representation succeeds, recognition tracks the status (Figure 1). Fit is separate from downstream uptake: treatment, demand, sanction, reliance, and exclusion follow causal paths. Those paths are where the normative layer re-enters social explanation.</w:t>
       </w:r>
     </w:p>
     <w:p>
@@ -1347,7 +1362,7 @@
           <w:rFonts w:ascii="Times New Roman" w:hAnsi="Times New Roman" w:cs="Times New Roman"/>
           <w:sz w:val="24"/>
         </w:rPr>
-        <w:t xml:space="preserve">Figure 1 renders a promise as a small network of this kind, with the four edge types that recur across the carrying cases.</w:t>
+        <w:t xml:space="preserve">Figure 1 renders a promise as a small typed-edge network, with the four edge types that recur across the carrying cases.</w:t>
       </w:r>
     </w:p>
     <w:p>
@@ -1364,7 +1379,7 @@
           <wp:inline>
             <wp:extent cx="5334000" cy="2764465"/>
             <wp:effectExtent b="0" l="0" r="0" t="0"/>
-            <wp:docPr descr="Figure 1. A promise as a causal-normative network. The undertaking generates the duty (a normative transition) and causally induces reliance; the duty carries its correlative claim-right (a constitutive tie, drawn without an arrowhead, since correlatives are one relation under two descriptions, not a directed cause); the duty is tracked by recognition, which causally drives demand and repair (the recognitional arrow is drawn in the fitting case; in failed cases the recognition node remains without a fitting edge, Section 4). The four edge types are keyed below the graph." title="" id="16" name="Picture"/>
+            <wp:docPr descr="Figure 1. A promise as a causal-normative network. The undertaking generates the duty (a normative transition); the duty carries its correlative claim-right (a constitutive tie, drawn without an arrowhead, since correlatives are one relation under two descriptions, not a directed cause); the duty is tracked by recognition, which causally drives reliance, demand, and repair. The recognitional edge is drawn from the duty node for simplicity: recognition may track the duty–claim-right complex under either description. In failed cases the recognition node remains without a fitting edge (Section 4). The four edge types are keyed below the graph." title="" id="16" name="Picture"/>
             <a:graphic>
               <a:graphicData uri="http://schemas.openxmlformats.org/drawingml/2006/picture">
                 <pic:pic>
@@ -1412,7 +1427,7 @@
           <w:rFonts w:ascii="Times New Roman" w:hAnsi="Times New Roman" w:cs="Times New Roman"/>
           <w:sz w:val="24"/>
         </w:rPr>
-        <w:t xml:space="preserve">Figure 1. A promise as a causal-normative network. The undertaking generates the duty (a normative transition) and causally induces reliance; the duty carries its correlative claim-right (a constitutive tie, drawn without an arrowhead, since correlatives are one relation under two descriptions, not a directed cause); the duty is tracked by recognition, which causally drives demand and repair (the recognitional arrow is drawn in the fitting case; in failed cases the recognition node remains without a fitting edge, Section 4). The four edge types are keyed below the graph.</w:t>
+        <w:t xml:space="preserve">Figure 1. A promise as a causal-normative network. The undertaking generates the duty (a normative transition); the duty carries its correlative claim-right (a constitutive tie, drawn without an arrowhead, since correlatives are one relation under two descriptions, not a directed cause); the duty is tracked by recognition, which causally drives reliance, demand, and repair. The recognitional edge is drawn from the duty node for simplicity: recognition may track the duty–claim-right complex under either description. In failed cases the recognition node remains without a fitting edge (Section 4). The four edge types are keyed below the graph.</w:t>
       </w:r>
     </w:p>
     <w:p>
@@ -1655,7 +1670,7 @@
                 <w:rFonts w:ascii="Times New Roman" w:hAnsi="Times New Roman" w:cs="Times New Roman"/>
                 <w:sz w:val="20"/>
               </w:rPr>
-              <w:t xml:space="preserve">Joke, coercion, release, or lack of standing</w:t>
+              <w:t xml:space="preserve">Joke, coercion, release, or lack of authority to bind</w:t>
             </w:r>
           </w:p>
         </w:tc>
@@ -1879,7 +1894,7 @@
                 <w:rFonts w:ascii="Times New Roman" w:hAnsi="Times New Roman" w:cs="Times New Roman"/>
                 <w:sz w:val="20"/>
               </w:rPr>
-              <w:t xml:space="preserve">Signal or ascription plus standing uptake</w:t>
+              <w:t xml:space="preserve">Signal or ascription plus empowered uptake</w:t>
             </w:r>
           </w:p>
         </w:tc>
@@ -1930,7 +1945,7 @@
                 <w:rFonts w:ascii="Times New Roman" w:hAnsi="Times New Roman" w:cs="Times New Roman"/>
                 <w:sz w:val="20"/>
               </w:rPr>
-              <w:t xml:space="preserve">Weak uptake, counter-practice, lack of standing, or no durable position</w:t>
+              <w:t xml:space="preserve">Weak uptake, counter-practice, lack of conferral standing, or no durable position</w:t>
             </w:r>
           </w:p>
         </w:tc>
@@ -1960,7 +1975,7 @@
           <w:rFonts w:ascii="Times New Roman" w:hAnsi="Times New Roman" w:cs="Times New Roman"/>
           <w:sz w:val="24"/>
         </w:rPr>
-        <w:t xml:space="preserve">All these nodes and edges are field-indexed: which performances count, which recognitions are authoritative, and which responses are licensed depends on the field, to which Section 7 returns.</w:t>
+        <w:t xml:space="preserve">All these nodes and edges are field-indexed. Contract law, medical ethics, friendship, and discriminatory practices fix different repertoires, authorities, records, responses, and defeaters; Section 7 returns to the field parameter.</w:t>
       </w:r>
     </w:p>
     <w:bookmarkEnd w:id="19"/>
@@ -1975,7 +1990,7 @@
           <w:rFonts w:ascii="Times New Roman" w:hAnsi="Times New Roman" w:cs="Times New Roman"/>
           <w:sz w:val="24"/>
         </w:rPr>
-        <w:t xml:space="preserve">Coupling and counterfactual signatures</w:t>
+        <w:t xml:space="preserve">Coupling and counterfactual patterns</w:t>
       </w:r>
     </w:p>
     <w:p>
@@ -1988,7 +2003,159 @@
           <w:rFonts w:ascii="Times New Roman" w:hAnsi="Times New Roman" w:cs="Times New Roman"/>
           <w:sz w:val="24"/>
         </w:rPr>
-        <w:t xml:space="preserve">The easiest way to see the coupling is to ask simple what-if questions. What if Owen releases Nora? What if Owen mistakenly believes Nora promised? What if a court enters judgment? Each change moves a different part of the graph, and the pattern tells us which kind of edge is doing the work. I call these patterns</w:t>
+        <w:t xml:space="preserve">The easiest way to see the coupling is to ask simple what-if questions. What if Owen releases Nora? What if Owen mistakenly believes Nora promised? What if a court enters judgment? Each change moves a different part of the graph, and the pattern tells us which kind of edge is doing the work. I call these</w:t>
+      </w:r>
+      <w:r>
+        <w:rPr>
+          <w:rFonts w:ascii="Times New Roman" w:hAnsi="Times New Roman" w:cs="Times New Roman"/>
+          <w:sz w:val="24"/>
+        </w:rPr>
+        <w:t xml:space="preserve"> </w:t>
+      </w:r>
+      <w:r>
+        <w:rPr>
+          <w:rFonts w:ascii="Times New Roman" w:hAnsi="Times New Roman" w:cs="Times New Roman"/>
+          <w:smallCaps/>
+          <w:sz w:val="24"/>
+        </w:rPr>
+        <w:t xml:space="preserve">counterfactual patterns</w:t>
+      </w:r>
+      <w:r>
+        <w:rPr>
+          <w:rFonts w:ascii="Times New Roman" w:hAnsi="Times New Roman" w:cs="Times New Roman"/>
+          <w:sz w:val="24"/>
+        </w:rPr>
+        <w:t xml:space="preserve">. I reserve intervention for the genuinely causal edges, where Woodward’s apparatus applies directly.</w:t>
+      </w:r>
+    </w:p>
+    <w:p>
+      <w:pPr>
+        <w:pStyle w:val="BodyText"/>
+        <w:spacing w:line="240" w:lineRule="auto"/>
+      </w:pPr>
+      <w:r>
+        <w:rPr>
+          <w:rFonts w:ascii="Times New Roman" w:hAnsi="Times New Roman" w:cs="Times New Roman"/>
+          <w:sz w:val="24"/>
+        </w:rPr>
+        <w:t xml:space="preserve">The first what-if changes a status or the rule behind it. Release the promisor and later non-performance is no longer a breach; the demand, blame, and repair that breach would license lapse because the breach status is gone. Withdraw consent and the same act of touching changes from permitted to wrongful. Speak without standing and the same words fail to bind; an official’s words and a bystander’s words do not have the same status effects. These are the status-altering acts the normative-powers literature describes</w:t>
+      </w:r>
+      <w:r>
+        <w:rPr>
+          <w:rFonts w:ascii="Times New Roman" w:hAnsi="Times New Roman" w:cs="Times New Roman"/>
+          <w:sz w:val="24"/>
+        </w:rPr>
+        <w:t xml:space="preserve"> </w:t>
+      </w:r>
+      <w:r>
+        <w:rPr>
+          <w:rFonts w:ascii="Times New Roman" w:hAnsi="Times New Roman" w:cs="Times New Roman"/>
+          <w:sz w:val="24"/>
+        </w:rPr>
+        <w:t xml:space="preserve">(Owens 2012; Raz 2022)</w:t>
+      </w:r>
+      <w:r>
+        <w:rPr>
+          <w:rFonts w:ascii="Times New Roman" w:hAnsi="Times New Roman" w:cs="Times New Roman"/>
+          <w:sz w:val="24"/>
+        </w:rPr>
+        <w:t xml:space="preserve">.</w:t>
+      </w:r>
+    </w:p>
+    <w:p>
+      <w:pPr>
+        <w:pStyle w:val="BodyText"/>
+        <w:spacing w:line="240" w:lineRule="auto"/>
+      </w:pPr>
+      <w:r>
+        <w:rPr>
+          <w:rFonts w:ascii="Times New Roman" w:hAnsi="Times New Roman" w:cs="Times New Roman"/>
+          <w:sz w:val="24"/>
+        </w:rPr>
+        <w:t xml:space="preserve">Call that a</w:t>
+      </w:r>
+      <w:r>
+        <w:rPr>
+          <w:rFonts w:ascii="Times New Roman" w:hAnsi="Times New Roman" w:cs="Times New Roman"/>
+          <w:sz w:val="24"/>
+        </w:rPr>
+        <w:t xml:space="preserve"> </w:t>
+      </w:r>
+      <w:r>
+        <w:rPr>
+          <w:rFonts w:ascii="Times New Roman" w:hAnsi="Times New Roman" w:cs="Times New Roman"/>
+          <w:smallCaps/>
+          <w:sz w:val="24"/>
+        </w:rPr>
+        <w:t xml:space="preserve">status-rule pattern</w:t>
+      </w:r>
+      <w:r>
+        <w:rPr>
+          <w:rFonts w:ascii="Times New Roman" w:hAnsi="Times New Roman" w:cs="Times New Roman"/>
+          <w:sz w:val="24"/>
+        </w:rPr>
+        <w:t xml:space="preserve">. The status node changes first in the order of explanation, and uptake follows because agents now have a different status to recognize or answer to. The audience may be psychologically unchanged at the first moment: Owen may still expect the book, the doctor may still prepare the procedure, the clerk may still open the file. What has changed is what their responses would now be responses to. The pattern licenses projection from release, withdrawal, or authorization to changed duty, permission, liability, or remedial profile even when uptake lags.</w:t>
+      </w:r>
+    </w:p>
+    <w:p>
+      <w:pPr>
+        <w:pStyle w:val="BodyText"/>
+        <w:spacing w:line="240" w:lineRule="auto"/>
+      </w:pPr>
+      <w:r>
+        <w:rPr>
+          <w:rFonts w:ascii="Times New Roman" w:hAnsi="Times New Roman" w:cs="Times New Roman"/>
+          <w:sz w:val="24"/>
+        </w:rPr>
+        <w:t xml:space="preserve">The consent example is useful because the surface behavior can remain almost unchanged. A clinician reaches for the same instrument, at the same time, for the same medical reason. Before withdrawal, that act is within the permission profile. After withdrawal, the same act of touching is no longer licensed. If the clinician has not heard the withdrawal, her recognition node may still represent the old permission, and her action may continue along the old causal path. The status-rule pattern and the recognition pattern come apart in one ordinary case.</w:t>
+      </w:r>
+    </w:p>
+    <w:p>
+      <w:pPr>
+        <w:pStyle w:val="BodyText"/>
+        <w:spacing w:line="240" w:lineRule="auto"/>
+      </w:pPr>
+      <w:r>
+        <w:rPr>
+          <w:rFonts w:ascii="Times New Roman" w:hAnsi="Times New Roman" w:cs="Times New Roman"/>
+          <w:sz w:val="24"/>
+        </w:rPr>
+        <w:t xml:space="preserve">The second what-if changes recognition while the status stays put. Suppose Nora never promised, but Owen and the audience believe she did. There is no promise-duty node for recognition to fit, but the false recognition node can still drive demand, blame, and loss of trust. Suppose consent has been withdrawn but the withdrawal is not registered. The permission profile has changed, but the old response path may keep running.</w:t>
+      </w:r>
+    </w:p>
+    <w:p>
+      <w:pPr>
+        <w:pStyle w:val="BodyText"/>
+        <w:spacing w:line="240" w:lineRule="auto"/>
+      </w:pPr>
+      <w:r>
+        <w:rPr>
+          <w:rFonts w:ascii="Times New Roman" w:hAnsi="Times New Roman" w:cs="Times New Roman"/>
+          <w:sz w:val="24"/>
+        </w:rPr>
+        <w:t xml:space="preserve">Call this a</w:t>
+      </w:r>
+      <w:r>
+        <w:rPr>
+          <w:rFonts w:ascii="Times New Roman" w:hAnsi="Times New Roman" w:cs="Times New Roman"/>
+          <w:sz w:val="24"/>
+        </w:rPr>
+        <w:t xml:space="preserve"> </w:t>
+      </w:r>
+      <w:r>
+        <w:rPr>
+          <w:rFonts w:ascii="Times New Roman" w:hAnsi="Times New Roman" w:cs="Times New Roman"/>
+          <w:smallCaps/>
+          <w:sz w:val="24"/>
+        </w:rPr>
+        <w:t xml:space="preserve">recognition pattern</w:t>
+      </w:r>
+      <w:r>
+        <w:rPr>
+          <w:rFonts w:ascii="Times New Roman" w:hAnsi="Times New Roman" w:cs="Times New Roman"/>
+          <w:sz w:val="24"/>
+        </w:rPr>
+        <w:t xml:space="preserve">. The recognition node may fit the status, misfit it, or answer to no status at all. Either way, the causal edge leaving the recognition node can fire. In hiring, changing the employer’s belief about an applicant’s gender changes the recognition node and the causal edge from recognition to callback while leaving the applicant and the moral facts unchanged. Woodward’s own reading of</w:t>
       </w:r>
       <w:r>
         <w:rPr>
@@ -2004,71 +2171,90 @@
           <w:iCs/>
           <w:sz w:val="24"/>
         </w:rPr>
-        <w:t xml:space="preserve">signatures</w:t>
-      </w:r>
-      <w:r>
-        <w:rPr>
-          <w:rFonts w:ascii="Times New Roman" w:hAnsi="Times New Roman" w:cs="Times New Roman"/>
-          <w:sz w:val="24"/>
-        </w:rPr>
-        <w:t xml:space="preserve">. I reserve</w:t>
-      </w:r>
-      <w:r>
-        <w:rPr>
-          <w:rFonts w:ascii="Times New Roman" w:hAnsi="Times New Roman" w:cs="Times New Roman"/>
-          <w:sz w:val="24"/>
-        </w:rPr>
-        <w:t xml:space="preserve"> </w:t>
-      </w:r>
-      <w:r>
-        <w:rPr>
-          <w:rFonts w:ascii="Times New Roman" w:hAnsi="Times New Roman" w:cs="Times New Roman"/>
-          <w:i/>
-          <w:iCs/>
-          <w:sz w:val="24"/>
-        </w:rPr>
-        <w:t xml:space="preserve">intervention</w:t>
-      </w:r>
-      <w:r>
-        <w:rPr>
-          <w:rFonts w:ascii="Times New Roman" w:hAnsi="Times New Roman" w:cs="Times New Roman"/>
-          <w:sz w:val="24"/>
-        </w:rPr>
-        <w:t xml:space="preserve"> </w:t>
-      </w:r>
-      <w:r>
-        <w:rPr>
-          <w:rFonts w:ascii="Times New Roman" w:hAnsi="Times New Roman" w:cs="Times New Roman"/>
-          <w:sz w:val="24"/>
-        </w:rPr>
-        <w:t xml:space="preserve">for the genuinely causal edges, where Woodward’s apparatus applies directly.</w:t>
-      </w:r>
-    </w:p>
-    <w:p>
-      <w:pPr>
-        <w:pStyle w:val="BodyText"/>
-        <w:spacing w:line="240" w:lineRule="auto"/>
-      </w:pPr>
-      <w:r>
-        <w:rPr>
-          <w:rFonts w:ascii="Times New Roman" w:hAnsi="Times New Roman" w:cs="Times New Roman"/>
-          <w:sz w:val="24"/>
-        </w:rPr>
-        <w:t xml:space="preserve">The first what-if changes a status or the rule behind it. Release the promisor and later non-performance is no longer a breach; the demand, blame, and repair that breach would license lapse with it. Withdraw consent and the same act of touching changes from permitted to wrongful. Speak without standing and the same words fail to bind; an official’s words and a bystander’s words do not have the same status effects. These are the status-altering acts the normative-powers literature describes</w:t>
-      </w:r>
-      <w:r>
-        <w:rPr>
-          <w:rFonts w:ascii="Times New Roman" w:hAnsi="Times New Roman" w:cs="Times New Roman"/>
-          <w:sz w:val="24"/>
-        </w:rPr>
-        <w:t xml:space="preserve"> </w:t>
-      </w:r>
-      <w:r>
-        <w:rPr>
-          <w:rFonts w:ascii="Times New Roman" w:hAnsi="Times New Roman" w:cs="Times New Roman"/>
-          <w:sz w:val="24"/>
-        </w:rPr>
-        <w:t xml:space="preserve">(Owens 2012; Raz 2022)</w:t>
+        <w:t xml:space="preserve">being a woman causes hiring discrimination</w:t>
+      </w:r>
+      <w:r>
+        <w:rPr>
+          <w:rFonts w:ascii="Times New Roman" w:hAnsi="Times New Roman" w:cs="Times New Roman"/>
+          <w:sz w:val="24"/>
+        </w:rPr>
+        <w:t xml:space="preserve"> </w:t>
+      </w:r>
+      <w:r>
+        <w:rPr>
+          <w:rFonts w:ascii="Times New Roman" w:hAnsi="Times New Roman" w:cs="Times New Roman"/>
+          <w:sz w:val="24"/>
+        </w:rPr>
+        <w:t xml:space="preserve">relocates the cause to the employer’s beliefs about the applicant’s gender</w:t>
+      </w:r>
+      <w:r>
+        <w:rPr>
+          <w:rFonts w:ascii="Times New Roman" w:hAnsi="Times New Roman" w:cs="Times New Roman"/>
+          <w:sz w:val="24"/>
+        </w:rPr>
+        <w:t xml:space="preserve"> </w:t>
+      </w:r>
+      <w:r>
+        <w:rPr>
+          <w:rFonts w:ascii="Times New Roman" w:hAnsi="Times New Roman" w:cs="Times New Roman"/>
+          <w:sz w:val="24"/>
+        </w:rPr>
+        <w:t xml:space="preserve">(Woodward 2015)</w:t>
+      </w:r>
+      <w:r>
+        <w:rPr>
+          <w:rFonts w:ascii="Times New Roman" w:hAnsi="Times New Roman" w:cs="Times New Roman"/>
+          <w:sz w:val="24"/>
+        </w:rPr>
+        <w:t xml:space="preserve">: a recognition pattern in the present sense, projecting efficacy without projecting warrant.</w:t>
+      </w:r>
+    </w:p>
+    <w:p>
+      <w:pPr>
+        <w:pStyle w:val="BodyText"/>
+        <w:spacing w:line="240" w:lineRule="auto"/>
+      </w:pPr>
+      <w:r>
+        <w:rPr>
+          <w:rFonts w:ascii="Times New Roman" w:hAnsi="Times New Roman" w:cs="Times New Roman"/>
+          <w:sz w:val="24"/>
+        </w:rPr>
+        <w:t xml:space="preserve">The third what-if is the compound case. A judgment records, finds, or accepts a status, but the field also gives the judgment a power to change the status profile. Before judgment, the alleged liability may be disputed. After judgment, the field may treat the parties as occupying a new procedural or remedial position even where the court is mistaken: a record, enforceability, finality or preclusion, or remedial power</w:t>
+      </w:r>
+      <w:r>
+        <w:rPr>
+          <w:rFonts w:ascii="Times New Roman" w:hAnsi="Times New Roman" w:cs="Times New Roman"/>
+          <w:sz w:val="24"/>
+        </w:rPr>
+        <w:t xml:space="preserve"> </w:t>
+      </w:r>
+      <w:r>
+        <w:rPr>
+          <w:rFonts w:ascii="Times New Roman" w:hAnsi="Times New Roman" w:cs="Times New Roman"/>
+          <w:sz w:val="24"/>
+        </w:rPr>
+        <w:t xml:space="preserve">(American Law Institute 1982)</w:t>
+      </w:r>
+      <w:r>
+        <w:rPr>
+          <w:rFonts w:ascii="Times New Roman" w:hAnsi="Times New Roman" w:cs="Times New Roman"/>
+          <w:sz w:val="24"/>
+        </w:rPr>
+        <w:t xml:space="preserve">. A release in contract law can likewise terminate the obligation profile even if demand continues</w:t>
+      </w:r>
+      <w:r>
+        <w:rPr>
+          <w:rFonts w:ascii="Times New Roman" w:hAnsi="Times New Roman" w:cs="Times New Roman"/>
+          <w:sz w:val="24"/>
+        </w:rPr>
+        <w:t xml:space="preserve"> </w:t>
+      </w:r>
+      <w:r>
+        <w:rPr>
+          <w:rFonts w:ascii="Times New Roman" w:hAnsi="Times New Roman" w:cs="Times New Roman"/>
+          <w:sz w:val="24"/>
+        </w:rPr>
+        <w:t xml:space="preserve">(American Law Institute 1981)</w:t>
       </w:r>
       <w:r>
         <w:rPr>
@@ -2088,7 +2274,7 @@
           <w:rFonts w:ascii="Times New Roman" w:hAnsi="Times New Roman" w:cs="Times New Roman"/>
           <w:sz w:val="24"/>
         </w:rPr>
-        <w:t xml:space="preserve">Call that a</w:t>
+        <w:t xml:space="preserve">This is</w:t>
       </w:r>
       <w:r>
         <w:rPr>
@@ -2103,53 +2289,40 @@
           <w:smallCaps/>
           <w:sz w:val="24"/>
         </w:rPr>
-        <w:t xml:space="preserve">status-rule signature</w:t>
-      </w:r>
-      <w:r>
-        <w:rPr>
-          <w:rFonts w:ascii="Times New Roman" w:hAnsi="Times New Roman" w:cs="Times New Roman"/>
-          <w:sz w:val="24"/>
-        </w:rPr>
-        <w:t xml:space="preserve">. The status node changes first in the order of explanation, and uptake follows because agents now have a different status to recognize or answer to. The audience may be psychologically unchanged at the first moment: Owen may still expect the book, the doctor may still prepare the procedure, the clerk may still open the file. What has changed is what their responses would now be responses to. The signature licenses projection from release, withdrawal, or authorization to changed duty, permission, liability, or remedial profile even when uptake lags.</w:t>
-      </w:r>
-    </w:p>
-    <w:p>
-      <w:pPr>
-        <w:pStyle w:val="BodyText"/>
-        <w:spacing w:line="240" w:lineRule="auto"/>
-      </w:pPr>
-      <w:r>
-        <w:rPr>
-          <w:rFonts w:ascii="Times New Roman" w:hAnsi="Times New Roman" w:cs="Times New Roman"/>
-          <w:sz w:val="24"/>
-        </w:rPr>
-        <w:t xml:space="preserve">The consent example is useful because the surface behavior can remain almost unchanged. A clinician reaches for the same instrument, at the same time, for the same medical reason. Before withdrawal, that act is within the permission profile. After withdrawal, the same act of touching is no longer licensed. If the clinician has not heard the withdrawal, her recognition node may still represent the old permission, and her action may continue along the old causal path. The status-rule signature and the recognition signature come apart in one ordinary case.</w:t>
-      </w:r>
-    </w:p>
-    <w:p>
-      <w:pPr>
-        <w:pStyle w:val="BodyText"/>
-        <w:spacing w:line="240" w:lineRule="auto"/>
-      </w:pPr>
-      <w:r>
-        <w:rPr>
-          <w:rFonts w:ascii="Times New Roman" w:hAnsi="Times New Roman" w:cs="Times New Roman"/>
-          <w:sz w:val="24"/>
-        </w:rPr>
-        <w:t xml:space="preserve">The second what-if changes recognition while the status stays put. Suppose Nora never promised, but Owen and the audience believe she did. There is no promise-duty node for recognition to fit, but the false recognition node can still drive demand, blame, and loss of trust. Suppose consent has been withdrawn but the withdrawal is not registered. The permission profile has changed, but the old response path may keep running.</w:t>
-      </w:r>
-    </w:p>
-    <w:p>
-      <w:pPr>
-        <w:pStyle w:val="BodyText"/>
-        <w:spacing w:line="240" w:lineRule="auto"/>
-      </w:pPr>
-      <w:r>
-        <w:rPr>
-          <w:rFonts w:ascii="Times New Roman" w:hAnsi="Times New Roman" w:cs="Times New Roman"/>
-          <w:sz w:val="24"/>
-        </w:rPr>
-        <w:t xml:space="preserve">Call this a</w:t>
+        <w:t xml:space="preserve">authorized recognition</w:t>
+      </w:r>
+      <w:r>
+        <w:rPr>
+          <w:rFonts w:ascii="Times New Roman" w:hAnsi="Times New Roman" w:cs="Times New Roman"/>
+          <w:sz w:val="24"/>
+        </w:rPr>
+        <w:t xml:space="preserve">. Authorized recognition is not a fifth primitive. The same judgment-node occupies two roles: recognition, because the judgment records or finds; transition, because the field authorizes that recognition to make a status difference. The pattern projects field-valid procedural consequences from the authorized act without projecting moral warrant or truth of the underlying finding.</w:t>
+      </w:r>
+    </w:p>
+    <w:p>
+      <w:pPr>
+        <w:pStyle w:val="BodyText"/>
+        <w:spacing w:line="240" w:lineRule="auto"/>
+      </w:pPr>
+      <w:r>
+        <w:rPr>
+          <w:rFonts w:ascii="Times New Roman" w:hAnsi="Times New Roman" w:cs="Times New Roman"/>
+          <w:sz w:val="24"/>
+        </w:rPr>
+        <w:t xml:space="preserve">Pickwick again shows why the compound matters. The alleged proposal does not by itself create the promised obligation. But the verdict creates an adjudicated liability within the procedure of the court. That position can be entered in a record, treated as settled for procedural purposes, and routed into remedial or enforcement machinery. One mistake is to say that the judgment merely recognizes a liability already there. Another is to say that the judgment is just a cause of imprisonment. It is both recognition and status transition: a finding that the field treats as operative.</w:t>
+      </w:r>
+    </w:p>
+    <w:p>
+      <w:pPr>
+        <w:pStyle w:val="BodyText"/>
+        <w:spacing w:line="240" w:lineRule="auto"/>
+      </w:pPr>
+      <w:r>
+        <w:rPr>
+          <w:rFonts w:ascii="Times New Roman" w:hAnsi="Times New Roman" w:cs="Times New Roman"/>
+          <w:sz w:val="24"/>
+        </w:rPr>
+        <w:t xml:space="preserve">These patterns depend on a separability assumption. We have to be able, at least in explanation, to change one node or edge while holding the adjacent structure fixed. Woodward calls this</w:t>
       </w:r>
       <w:r>
         <w:rPr>
@@ -2164,193 +2337,6 @@
           <w:smallCaps/>
           <w:sz w:val="24"/>
         </w:rPr>
-        <w:t xml:space="preserve">recognition signature</w:t>
-      </w:r>
-      <w:r>
-        <w:rPr>
-          <w:rFonts w:ascii="Times New Roman" w:hAnsi="Times New Roman" w:cs="Times New Roman"/>
-          <w:sz w:val="24"/>
-        </w:rPr>
-        <w:t xml:space="preserve">. The recognition node may fit the status, misfit it, or answer to no status at all. Either way, the causal edge leaving the recognition node can fire. In hiring, changing the employer’s belief about an applicant’s gender changes the recognition node and the causal edge from recognition to callback while leaving the applicant and the moral facts unchanged. Woodward’s own reading of</w:t>
-      </w:r>
-      <w:r>
-        <w:rPr>
-          <w:rFonts w:ascii="Times New Roman" w:hAnsi="Times New Roman" w:cs="Times New Roman"/>
-          <w:sz w:val="24"/>
-        </w:rPr>
-        <w:t xml:space="preserve"> </w:t>
-      </w:r>
-      <w:r>
-        <w:rPr>
-          <w:rFonts w:ascii="Times New Roman" w:hAnsi="Times New Roman" w:cs="Times New Roman"/>
-          <w:sz w:val="24"/>
-        </w:rPr>
-        <w:t xml:space="preserve">“being a woman causes hiring discrimination”</w:t>
-      </w:r>
-      <w:r>
-        <w:rPr>
-          <w:rFonts w:ascii="Times New Roman" w:hAnsi="Times New Roman" w:cs="Times New Roman"/>
-          <w:sz w:val="24"/>
-        </w:rPr>
-        <w:t xml:space="preserve"> </w:t>
-      </w:r>
-      <w:r>
-        <w:rPr>
-          <w:rFonts w:ascii="Times New Roman" w:hAnsi="Times New Roman" w:cs="Times New Roman"/>
-          <w:sz w:val="24"/>
-        </w:rPr>
-        <w:t xml:space="preserve">relocates the cause to the employer’s beliefs about the applicant’s gender</w:t>
-      </w:r>
-      <w:r>
-        <w:rPr>
-          <w:rFonts w:ascii="Times New Roman" w:hAnsi="Times New Roman" w:cs="Times New Roman"/>
-          <w:sz w:val="24"/>
-        </w:rPr>
-        <w:t xml:space="preserve"> </w:t>
-      </w:r>
-      <w:r>
-        <w:rPr>
-          <w:rFonts w:ascii="Times New Roman" w:hAnsi="Times New Roman" w:cs="Times New Roman"/>
-          <w:sz w:val="24"/>
-        </w:rPr>
-        <w:t xml:space="preserve">(Woodward 2014)</w:t>
-      </w:r>
-      <w:r>
-        <w:rPr>
-          <w:rFonts w:ascii="Times New Roman" w:hAnsi="Times New Roman" w:cs="Times New Roman"/>
-          <w:sz w:val="24"/>
-        </w:rPr>
-        <w:t xml:space="preserve">: a recognition signature in the present sense, projecting efficacy without projecting warrant.</w:t>
-      </w:r>
-    </w:p>
-    <w:p>
-      <w:pPr>
-        <w:pStyle w:val="BodyText"/>
-        <w:spacing w:line="240" w:lineRule="auto"/>
-      </w:pPr>
-      <w:r>
-        <w:rPr>
-          <w:rFonts w:ascii="Times New Roman" w:hAnsi="Times New Roman" w:cs="Times New Roman"/>
-          <w:sz w:val="24"/>
-        </w:rPr>
-        <w:t xml:space="preserve">The third what-if is the compound case. A judgment records, finds, or accepts a status, but the field also gives that act a power to change the status profile. Before judgment, the alleged liability may be disputed. After judgment, the field may treat the parties as occupying a new procedural or remedial position even where the court is mistaken: a record, enforceability, finality or preclusion, or remedial power</w:t>
-      </w:r>
-      <w:r>
-        <w:rPr>
-          <w:rFonts w:ascii="Times New Roman" w:hAnsi="Times New Roman" w:cs="Times New Roman"/>
-          <w:sz w:val="24"/>
-        </w:rPr>
-        <w:t xml:space="preserve"> </w:t>
-      </w:r>
-      <w:r>
-        <w:rPr>
-          <w:rFonts w:ascii="Times New Roman" w:hAnsi="Times New Roman" w:cs="Times New Roman"/>
-          <w:sz w:val="24"/>
-        </w:rPr>
-        <w:t xml:space="preserve">(American Law Institute 1982)</w:t>
-      </w:r>
-      <w:r>
-        <w:rPr>
-          <w:rFonts w:ascii="Times New Roman" w:hAnsi="Times New Roman" w:cs="Times New Roman"/>
-          <w:sz w:val="24"/>
-        </w:rPr>
-        <w:t xml:space="preserve">. A release in contract law can likewise terminate the obligation profile even if demand continues</w:t>
-      </w:r>
-      <w:r>
-        <w:rPr>
-          <w:rFonts w:ascii="Times New Roman" w:hAnsi="Times New Roman" w:cs="Times New Roman"/>
-          <w:sz w:val="24"/>
-        </w:rPr>
-        <w:t xml:space="preserve"> </w:t>
-      </w:r>
-      <w:r>
-        <w:rPr>
-          <w:rFonts w:ascii="Times New Roman" w:hAnsi="Times New Roman" w:cs="Times New Roman"/>
-          <w:sz w:val="24"/>
-        </w:rPr>
-        <w:t xml:space="preserve">(American Law Institute 1981)</w:t>
-      </w:r>
-      <w:r>
-        <w:rPr>
-          <w:rFonts w:ascii="Times New Roman" w:hAnsi="Times New Roman" w:cs="Times New Roman"/>
-          <w:sz w:val="24"/>
-        </w:rPr>
-        <w:t xml:space="preserve">.</w:t>
-      </w:r>
-    </w:p>
-    <w:p>
-      <w:pPr>
-        <w:pStyle w:val="BodyText"/>
-        <w:spacing w:line="240" w:lineRule="auto"/>
-      </w:pPr>
-      <w:r>
-        <w:rPr>
-          <w:rFonts w:ascii="Times New Roman" w:hAnsi="Times New Roman" w:cs="Times New Roman"/>
-          <w:sz w:val="24"/>
-        </w:rPr>
-        <w:t xml:space="preserve">This is</w:t>
-      </w:r>
-      <w:r>
-        <w:rPr>
-          <w:rFonts w:ascii="Times New Roman" w:hAnsi="Times New Roman" w:cs="Times New Roman"/>
-          <w:sz w:val="24"/>
-        </w:rPr>
-        <w:t xml:space="preserve"> </w:t>
-      </w:r>
-      <w:r>
-        <w:rPr>
-          <w:rFonts w:ascii="Times New Roman" w:hAnsi="Times New Roman" w:cs="Times New Roman"/>
-          <w:smallCaps/>
-          <w:sz w:val="24"/>
-        </w:rPr>
-        <w:t xml:space="preserve">authorized recognition</w:t>
-      </w:r>
-      <w:r>
-        <w:rPr>
-          <w:rFonts w:ascii="Times New Roman" w:hAnsi="Times New Roman" w:cs="Times New Roman"/>
-          <w:sz w:val="24"/>
-        </w:rPr>
-        <w:t xml:space="preserve">. It is not a fifth primitive. The same node occupies two roles: recognition, because it records or finds; transition, because the field authorizes that recognition to make a status difference. The signature projects field-valid procedural consequences from the authorized act without projecting moral warrant or truth of the underlying finding.</w:t>
-      </w:r>
-    </w:p>
-    <w:p>
-      <w:pPr>
-        <w:pStyle w:val="BodyText"/>
-        <w:spacing w:line="240" w:lineRule="auto"/>
-      </w:pPr>
-      <w:r>
-        <w:rPr>
-          <w:rFonts w:ascii="Times New Roman" w:hAnsi="Times New Roman" w:cs="Times New Roman"/>
-          <w:sz w:val="24"/>
-        </w:rPr>
-        <w:t xml:space="preserve">Pickwick again shows why the compound matters. The alleged proposal does not by itself create the promised obligation. But the verdict creates an adjudicated liability within the procedure of the court. That position can be entered in a record, treated as settled for procedural purposes, and routed into remedial or enforcement machinery. One mistake is to say that the judgment merely recognizes a liability already there. Another is to say that the judgment is just a cause of imprisonment. It is both recognition and status transition: a finding that the field treats as operative.</w:t>
-      </w:r>
-    </w:p>
-    <w:p>
-      <w:pPr>
-        <w:pStyle w:val="BodyText"/>
-        <w:spacing w:line="240" w:lineRule="auto"/>
-      </w:pPr>
-      <w:r>
-        <w:rPr>
-          <w:rFonts w:ascii="Times New Roman" w:hAnsi="Times New Roman" w:cs="Times New Roman"/>
-          <w:sz w:val="24"/>
-        </w:rPr>
-        <w:t xml:space="preserve">These signatures depend on a separability assumption. We have to be able, at least in explanation, to change one node or edge while holding the adjacent structure fixed. Woodward calls this</w:t>
-      </w:r>
-      <w:r>
-        <w:rPr>
-          <w:rFonts w:ascii="Times New Roman" w:hAnsi="Times New Roman" w:cs="Times New Roman"/>
-          <w:sz w:val="24"/>
-        </w:rPr>
-        <w:t xml:space="preserve"> </w:t>
-      </w:r>
-      <w:r>
-        <w:rPr>
-          <w:rFonts w:ascii="Times New Roman" w:hAnsi="Times New Roman" w:cs="Times New Roman"/>
-          <w:smallCaps/>
-          <w:sz w:val="24"/>
-        </w:rPr>
         <w:t xml:space="preserve">modularity</w:t>
       </w:r>
       <w:r>
@@ -2379,7 +2365,20 @@
           <w:rFonts w:ascii="Times New Roman" w:hAnsi="Times New Roman" w:cs="Times New Roman"/>
           <w:sz w:val="24"/>
         </w:rPr>
-        <w:t xml:space="preserve">. The condition is not trivial. In an actual field, rules, records, and uptake often move together, which is why the signatures are explanatory probes rather than field experiments.</w:t>
+        <w:t xml:space="preserve">. The condition is not trivial. In an actual field, rules, records, and uptake often move together, which is why the patterns are explanatory probes rather than field experiments.</w:t>
+      </w:r>
+    </w:p>
+    <w:p>
+      <w:pPr>
+        <w:pStyle w:val="BodyText"/>
+        <w:spacing w:line="240" w:lineRule="auto"/>
+      </w:pPr>
+      <w:r>
+        <w:rPr>
+          <w:rFonts w:ascii="Times New Roman" w:hAnsi="Times New Roman" w:cs="Times New Roman"/>
+          <w:sz w:val="24"/>
+        </w:rPr>
+        <w:t xml:space="preserve">If a public release also changes belief, the graph records both a status-rule change and a causal update in recognition. The separability claim is that those routes can be distinguished in explanation, not that fields usually isolate them in practice.</w:t>
       </w:r>
     </w:p>
     <w:p>
@@ -2405,20 +2404,20 @@
           <w:rFonts w:ascii="Times New Roman" w:hAnsi="Times New Roman" w:cs="Times New Roman"/>
           <w:sz w:val="24"/>
         </w:rPr>
-        <w:t xml:space="preserve">I set aside a pure causal intervention, such as severing an uptake mechanism so the letter never arrives, because both reductive views already grant it. It cannot tell the reductive views apart from the coupled account.</w:t>
-      </w:r>
-    </w:p>
-    <w:p>
-      <w:pPr>
-        <w:pStyle w:val="BodyText"/>
-        <w:spacing w:line="240" w:lineRule="auto"/>
-      </w:pPr>
-      <w:r>
-        <w:rPr>
-          <w:rFonts w:ascii="Times New Roman" w:hAnsi="Times New Roman" w:cs="Times New Roman"/>
-          <w:sz w:val="24"/>
-        </w:rPr>
-        <w:t xml:space="preserve">The status-rule and recognition signatures expose the mistake in the forced choice. The recognition reduction predicts that enough uptake turns the recognition node into the status node. The normative reduction keeps the status node but treats misfiring recognition and its causal effects as noise. False promise shows why both are wrong: demand may be real without a duty, and the absence of duty still matters.</w:t>
+        <w:t xml:space="preserve">I set aside a pure causal intervention, such as severing an uptake mechanism so the letter never arrives, because both reductive views already grant it. It cannot distinguish the reductive views from the coupled account. A missed letter is too easy; the problem is a live demand with no warrant.</w:t>
+      </w:r>
+    </w:p>
+    <w:p>
+      <w:pPr>
+        <w:pStyle w:val="BodyText"/>
+        <w:spacing w:line="240" w:lineRule="auto"/>
+      </w:pPr>
+      <w:r>
+        <w:rPr>
+          <w:rFonts w:ascii="Times New Roman" w:hAnsi="Times New Roman" w:cs="Times New Roman"/>
+          <w:sz w:val="24"/>
+        </w:rPr>
+        <w:t xml:space="preserve">The status-rule and recognition patterns expose the mistake in the forced choice. The recognition reduction predicts that enough uptake turns the recognition node into the status node. The normative reduction keeps the status node but treats misfiring recognition and its causal effects as noise. The two probes show why both are wrong: demand and duty can vary separately.</w:t>
       </w:r>
     </w:p>
     <w:p>
@@ -2458,7 +2457,7 @@
           <w:rFonts w:ascii="Times New Roman" w:hAnsi="Times New Roman" w:cs="Times New Roman"/>
           <w:sz w:val="24"/>
         </w:rPr>
-        <w:t xml:space="preserve">(Woodward 2014)</w:t>
+        <w:t xml:space="preserve">(Woodward 2015)</w:t>
       </w:r>
       <w:r>
         <w:rPr>
@@ -2532,7 +2531,20 @@
           <w:rFonts w:ascii="Times New Roman" w:hAnsi="Times New Roman" w:cs="Times New Roman"/>
           <w:sz w:val="24"/>
         </w:rPr>
-        <w:t xml:space="preserve">The network separates four questions. Is the assignment socially effective? That is a question about uptake: do people rely, demand, enforce, exclude, record, or sanction? Is it institutionally field-valid? That is a question about the right party, office, procedure, form, record, rule, or authority. Is it successfully conferred in a communal practice? That is a question about standing in context and imposed constraints and enablements. Is it morally warranted? That is a question about whether the standing or treatment has moral authority rather than imposing unjust constraint.</w:t>
+        <w:t xml:space="preserve">The network separates four questions. Is the assignment socially effective? That is a question about uptake: do people rely, demand, enforce, exclude, record, or sanction? Is it institutionally field-valid? That is a question about the right party, office, procedure, form, record, rule, or authority. Is it successfully conferred in a communal practice? That is a question about conferral standing in context and imposed constraints and enablements. Is it morally warranted? That is a question about whether the standing or treatment has moral authority rather than imposing unjust constraint.</w:t>
+      </w:r>
+    </w:p>
+    <w:p>
+      <w:pPr>
+        <w:pStyle w:val="BodyText"/>
+        <w:spacing w:line="240" w:lineRule="auto"/>
+      </w:pPr>
+      <w:r>
+        <w:rPr>
+          <w:rFonts w:ascii="Times New Roman" w:hAnsi="Times New Roman" w:cs="Times New Roman"/>
+          <w:sz w:val="24"/>
+        </w:rPr>
+        <w:t xml:space="preserve">I do not give a first-order theory of moral warrant here. The narrower claim is that, whatever supplies the moral standard, efficacy, field-validity, and successful conferral do not supply it by themselves.</w:t>
       </w:r>
     </w:p>
     <w:p>
@@ -2768,7 +2780,7 @@
                 <w:rFonts w:ascii="Times New Roman" w:hAnsi="Times New Roman" w:cs="Times New Roman"/>
                 <w:sz w:val="20"/>
               </w:rPr>
-              <w:t xml:space="preserve">Did agents with standing in context place someone under constraints and enablements?</w:t>
+              <w:t xml:space="preserve">Did agents with conferral standing in context place someone under constraints and enablements?</w:t>
             </w:r>
           </w:p>
         </w:tc>
@@ -2974,112 +2986,149 @@
           <w:rFonts w:ascii="Times New Roman" w:hAnsi="Times New Roman" w:cs="Times New Roman"/>
           <w:sz w:val="24"/>
         </w:rPr>
-        <w:t xml:space="preserve">It helps to keep the columns separate. In the false-promise case, social efficacy is present if people demand and blame, but field-validity and moral warrant are absent if no undertaking occurred. In the mistaken-judgment case, efficacy is present and legal field-validity may also be present, even though the underlying finding is wrong. In the discrimination case, a community may confer a degraded standing that is socially real and field-stabilized, while the moral-warrant column remains empty.</w:t>
-      </w:r>
-    </w:p>
-    <w:p>
-      <w:pPr>
-        <w:pStyle w:val="BodyText"/>
-        <w:spacing w:line="240" w:lineRule="auto"/>
-      </w:pPr>
-      <w:r>
-        <w:rPr>
-          <w:rFonts w:ascii="Times New Roman" w:hAnsi="Times New Roman" w:cs="Times New Roman"/>
-          <w:sz w:val="24"/>
-        </w:rPr>
-        <w:t xml:space="preserve">This gives four failure profiles. In</w:t>
-      </w:r>
-      <w:r>
-        <w:rPr>
-          <w:rFonts w:ascii="Times New Roman" w:hAnsi="Times New Roman" w:cs="Times New Roman"/>
-          <w:sz w:val="24"/>
-        </w:rPr>
-        <w:t xml:space="preserve"> </w:t>
-      </w:r>
-      <w:r>
-        <w:rPr>
-          <w:rFonts w:ascii="Times New Roman" w:hAnsi="Times New Roman" w:cs="Times New Roman"/>
-          <w:i/>
-          <w:iCs/>
-          <w:sz w:val="24"/>
-        </w:rPr>
-        <w:t xml:space="preserve">false recognition</w:t>
-      </w:r>
-      <w:r>
-        <w:rPr>
-          <w:rFonts w:ascii="Times New Roman" w:hAnsi="Times New Roman" w:cs="Times New Roman"/>
-          <w:sz w:val="24"/>
-        </w:rPr>
-        <w:t xml:space="preserve">, uptake occurs although the assignment is neither field-valid nor morally warranted. Pickwick’s alleged promise is the comic case. In</w:t>
-      </w:r>
-      <w:r>
-        <w:rPr>
-          <w:rFonts w:ascii="Times New Roman" w:hAnsi="Times New Roman" w:cs="Times New Roman"/>
-          <w:sz w:val="24"/>
-        </w:rPr>
-        <w:t xml:space="preserve"> </w:t>
-      </w:r>
-      <w:r>
-        <w:rPr>
-          <w:rFonts w:ascii="Times New Roman" w:hAnsi="Times New Roman" w:cs="Times New Roman"/>
-          <w:i/>
-          <w:iCs/>
-          <w:sz w:val="24"/>
-        </w:rPr>
-        <w:t xml:space="preserve">wrongful institutional validity</w:t>
-      </w:r>
-      <w:r>
-        <w:rPr>
-          <w:rFonts w:ascii="Times New Roman" w:hAnsi="Times New Roman" w:cs="Times New Roman"/>
-          <w:sz w:val="24"/>
-        </w:rPr>
-        <w:t xml:space="preserve">, a field’s rules assign a status while moral warrant is absent. In</w:t>
-      </w:r>
-      <w:r>
-        <w:rPr>
-          <w:rFonts w:ascii="Times New Roman" w:hAnsi="Times New Roman" w:cs="Times New Roman"/>
-          <w:sz w:val="24"/>
-        </w:rPr>
-        <w:t xml:space="preserve"> </w:t>
-      </w:r>
-      <w:r>
-        <w:rPr>
-          <w:rFonts w:ascii="Times New Roman" w:hAnsi="Times New Roman" w:cs="Times New Roman"/>
-          <w:i/>
-          <w:iCs/>
-          <w:sz w:val="24"/>
-        </w:rPr>
-        <w:t xml:space="preserve">wrongful communal conferral</w:t>
-      </w:r>
-      <w:r>
-        <w:rPr>
-          <w:rFonts w:ascii="Times New Roman" w:hAnsi="Times New Roman" w:cs="Times New Roman"/>
-          <w:sz w:val="24"/>
-        </w:rPr>
-        <w:t xml:space="preserve">, agents with social standing impose a real standing without moral authority. In</w:t>
-      </w:r>
-      <w:r>
-        <w:rPr>
-          <w:rFonts w:ascii="Times New Roman" w:hAnsi="Times New Roman" w:cs="Times New Roman"/>
-          <w:sz w:val="24"/>
-        </w:rPr>
-        <w:t xml:space="preserve"> </w:t>
-      </w:r>
-      <w:r>
-        <w:rPr>
-          <w:rFonts w:ascii="Times New Roman" w:hAnsi="Times New Roman" w:cs="Times New Roman"/>
-          <w:i/>
-          <w:iCs/>
-          <w:sz w:val="24"/>
-        </w:rPr>
-        <w:t xml:space="preserve">suppressed entitlement</w:t>
-      </w:r>
-      <w:r>
-        <w:rPr>
-          <w:rFonts w:ascii="Times New Roman" w:hAnsi="Times New Roman" w:cs="Times New Roman"/>
-          <w:sz w:val="24"/>
-        </w:rPr>
-        <w:t xml:space="preserve">, the moral basis is present but the field refuses recognition, as when a person has a claim that the institution declines to register.</w:t>
+        <w:t xml:space="preserve">It helps to keep the columns separate. In the false-promise case, social efficacy is present if people demand and blame, but field-validity and moral warrant are absent if no undertaking occurred. In the mistaken-judgment case, efficacy is present and legal field-validity may also be present, even though the underlying finding is wrong. In the discrimination case, a community may confer a degraded standing that is socially real and stabilized by the practice, while the moral-warrant column remains empty.</w:t>
+      </w:r>
+    </w:p>
+    <w:p>
+      <w:pPr>
+        <w:pStyle w:val="BodyText"/>
+        <w:spacing w:line="240" w:lineRule="auto"/>
+      </w:pPr>
+      <w:r>
+        <w:rPr>
+          <w:rFonts w:ascii="Times New Roman" w:hAnsi="Times New Roman" w:cs="Times New Roman"/>
+          <w:sz w:val="24"/>
+        </w:rPr>
+        <w:t xml:space="preserve">Four failure profiles follow.</w:t>
+      </w:r>
+      <w:r>
+        <w:rPr>
+          <w:rFonts w:ascii="Times New Roman" w:hAnsi="Times New Roman" w:cs="Times New Roman"/>
+          <w:sz w:val="24"/>
+        </w:rPr>
+        <w:t xml:space="preserve"> </w:t>
+      </w:r>
+      <w:r>
+        <w:rPr>
+          <w:rFonts w:ascii="Times New Roman" w:hAnsi="Times New Roman" w:cs="Times New Roman"/>
+          <w:smallCaps/>
+          <w:sz w:val="24"/>
+        </w:rPr>
+        <w:t xml:space="preserve">False recognition</w:t>
+      </w:r>
+      <w:r>
+        <w:rPr>
+          <w:rFonts w:ascii="Times New Roman" w:hAnsi="Times New Roman" w:cs="Times New Roman"/>
+          <w:sz w:val="24"/>
+        </w:rPr>
+        <w:t xml:space="preserve"> </w:t>
+      </w:r>
+      <w:r>
+        <w:rPr>
+          <w:rFonts w:ascii="Times New Roman" w:hAnsi="Times New Roman" w:cs="Times New Roman"/>
+          <w:sz w:val="24"/>
+        </w:rPr>
+        <w:t xml:space="preserve">has uptake without field-validity or moral warrant; Pickwick’s alleged promise is the comic case.</w:t>
+      </w:r>
+      <w:r>
+        <w:rPr>
+          <w:rFonts w:ascii="Times New Roman" w:hAnsi="Times New Roman" w:cs="Times New Roman"/>
+          <w:sz w:val="24"/>
+        </w:rPr>
+        <w:t xml:space="preserve"> </w:t>
+      </w:r>
+      <w:r>
+        <w:rPr>
+          <w:rFonts w:ascii="Times New Roman" w:hAnsi="Times New Roman" w:cs="Times New Roman"/>
+          <w:smallCaps/>
+          <w:sz w:val="24"/>
+        </w:rPr>
+        <w:t xml:space="preserve">Wrongful institutional validity</w:t>
+      </w:r>
+      <w:r>
+        <w:rPr>
+          <w:rFonts w:ascii="Times New Roman" w:hAnsi="Times New Roman" w:cs="Times New Roman"/>
+          <w:sz w:val="24"/>
+        </w:rPr>
+        <w:t xml:space="preserve"> </w:t>
+      </w:r>
+      <w:r>
+        <w:rPr>
+          <w:rFonts w:ascii="Times New Roman" w:hAnsi="Times New Roman" w:cs="Times New Roman"/>
+          <w:sz w:val="24"/>
+        </w:rPr>
+        <w:t xml:space="preserve">has field rules assigning a status without moral warrant.</w:t>
+      </w:r>
+      <w:r>
+        <w:rPr>
+          <w:rFonts w:ascii="Times New Roman" w:hAnsi="Times New Roman" w:cs="Times New Roman"/>
+          <w:sz w:val="24"/>
+        </w:rPr>
+        <w:t xml:space="preserve"> </w:t>
+      </w:r>
+      <w:r>
+        <w:rPr>
+          <w:rFonts w:ascii="Times New Roman" w:hAnsi="Times New Roman" w:cs="Times New Roman"/>
+          <w:smallCaps/>
+          <w:sz w:val="24"/>
+        </w:rPr>
+        <w:t xml:space="preserve">Wrongful communal conferral</w:t>
+      </w:r>
+      <w:r>
+        <w:rPr>
+          <w:rFonts w:ascii="Times New Roman" w:hAnsi="Times New Roman" w:cs="Times New Roman"/>
+          <w:sz w:val="24"/>
+        </w:rPr>
+        <w:t xml:space="preserve"> </w:t>
+      </w:r>
+      <w:r>
+        <w:rPr>
+          <w:rFonts w:ascii="Times New Roman" w:hAnsi="Times New Roman" w:cs="Times New Roman"/>
+          <w:sz w:val="24"/>
+        </w:rPr>
+        <w:t xml:space="preserve">has conferral standing without moral authority.</w:t>
+      </w:r>
+      <w:r>
+        <w:rPr>
+          <w:rFonts w:ascii="Times New Roman" w:hAnsi="Times New Roman" w:cs="Times New Roman"/>
+          <w:sz w:val="24"/>
+        </w:rPr>
+        <w:t xml:space="preserve"> </w:t>
+      </w:r>
+      <w:r>
+        <w:rPr>
+          <w:rFonts w:ascii="Times New Roman" w:hAnsi="Times New Roman" w:cs="Times New Roman"/>
+          <w:smallCaps/>
+          <w:sz w:val="24"/>
+        </w:rPr>
+        <w:t xml:space="preserve">Suppressed entitlement</w:t>
+      </w:r>
+      <w:r>
+        <w:rPr>
+          <w:rFonts w:ascii="Times New Roman" w:hAnsi="Times New Roman" w:cs="Times New Roman"/>
+          <w:sz w:val="24"/>
+        </w:rPr>
+        <w:t xml:space="preserve"> </w:t>
+      </w:r>
+      <w:r>
+        <w:rPr>
+          <w:rFonts w:ascii="Times New Roman" w:hAnsi="Times New Roman" w:cs="Times New Roman"/>
+          <w:sz w:val="24"/>
+        </w:rPr>
+        <w:t xml:space="preserve">has a moral basis that the field refuses to register.</w:t>
+      </w:r>
+    </w:p>
+    <w:p>
+      <w:pPr>
+        <w:pStyle w:val="BodyText"/>
+        <w:spacing w:line="240" w:lineRule="auto"/>
+      </w:pPr>
+      <w:r>
+        <w:rPr>
+          <w:rFonts w:ascii="Times New Roman" w:hAnsi="Times New Roman" w:cs="Times New Roman"/>
+          <w:sz w:val="24"/>
+        </w:rPr>
+        <w:t xml:space="preserve">In false recognition, uptake outruns status. In wrongful institutional validity, field-validity outruns warrant. In wrongful communal conferral, conferral outruns authority. In suppressed entitlement, warrant outruns recognition.</w:t>
       </w:r>
     </w:p>
     <w:p>
@@ -3105,6 +3154,19 @@
           <w:rFonts w:ascii="Times New Roman" w:hAnsi="Times New Roman" w:cs="Times New Roman"/>
           <w:sz w:val="24"/>
         </w:rPr>
+        <w:t xml:space="preserve">Suppressed entitlement is the mirror image. A friend may be owed an apology, a patient may have withdrawn consent, or a party may have a procedural entitlement, while the local practice refuses to record the claim, routes around it, or treats assertion as troublemaking. The status is not created by recognition; recognition is missing where the status should be tracked.</w:t>
+      </w:r>
+    </w:p>
+    <w:p>
+      <w:pPr>
+        <w:pStyle w:val="BodyText"/>
+        <w:spacing w:line="240" w:lineRule="auto"/>
+      </w:pPr>
+      <w:r>
+        <w:rPr>
+          <w:rFonts w:ascii="Times New Roman" w:hAnsi="Times New Roman" w:cs="Times New Roman"/>
+          <w:sz w:val="24"/>
+        </w:rPr>
         <w:t xml:space="preserve">Regime cases require more than one mistaken uptake. A person wrongly believed to have promised faces a local failure: demand, blame, and distrust may be real, but the error can in principle be corrected by showing that no promise was made. A durable discriminatory practice is different. It repeats the ascription, routes it through records and expectations, and gives people real constraints and enablements under that description.</w:t>
       </w:r>
     </w:p>
@@ -3118,7 +3180,7 @@
           <w:rFonts w:ascii="Times New Roman" w:hAnsi="Times New Roman" w:cs="Times New Roman"/>
           <w:sz w:val="24"/>
         </w:rPr>
-        <w:t xml:space="preserve">Ásta’s conferralist account helps specify that second structure. A social status is conferred on a person because agents with standing in a context take them to have some base property, whether or not they actually have it, and impose real constraints and enablements on what they may do</w:t>
+        <w:t xml:space="preserve">Ásta’s conferralist account helps specify that second structure. A social status is conferred on a person because agents with conferral standing in a context take them to have some base property, whether or not they actually have it, and impose real constraints and enablements on what they may do</w:t>
       </w:r>
       <w:r>
         <w:rPr>
@@ -3152,7 +3214,7 @@
           <w:rFonts w:ascii="Times New Roman" w:hAnsi="Times New Roman" w:cs="Times New Roman"/>
           <w:sz w:val="24"/>
         </w:rPr>
-        <w:t xml:space="preserve">Conferralism might seem to collapse the distinction I need. If the status just is what gets conferred, then enough recognition constitutes the status. But the collapse is avoided once the assessment questions are separated. Conferral can make a communal status real and effective without making it morally warranted. A discriminatory standing can be genuinely conferred, field-stabilized, and morally indefensible at the same time.</w:t>
+        <w:t xml:space="preserve">Conferralism might seem to collapse the distinction I need. If the status just is what gets conferred, then enough recognition constitutes the status. But the collapse is avoided once the assessment questions are separated. Conferral can make a communal status real and effective without making it morally warranted. A discriminatory standing can be successfully conferred, stabilized by its practice, and morally indefensible at the same time.</w:t>
       </w:r>
     </w:p>
     <w:p>
@@ -3216,7 +3278,7 @@
           <wp:inline>
             <wp:extent cx="5334000" cy="1473905"/>
             <wp:effectExtent b="0" l="0" r="0" t="0"/>
-            <wp:docPr descr="Figure 2. Wrongful conferral. A signal or ascription moves recognition and uptake. When agents with standing stabilize uptake through records, expectations, and response routines, they can help confer an ascribed standing whose content is a set of constraints and enablements. Later recognition may track that standing, but moral warrant is absent (grey annotation). This is not the false-promise case, where recognition fails to fit an absent status. Edge styles as in Figure 1." title="" id="23" name="Picture"/>
+            <wp:docPr descr="Figure 2. Wrongful conferral. A signal or ascription moves recognition, and recognition moves structurally empowered uptake and records. The orange edge marks status-conferral: agents with conferral standing can stabilize that uptake and confer an ascribed standing. The green dashed edge marks later recognition tracking the standing, not the conferral itself. Moral warrant, not the standing, is absent (grey annotation). This is not the false-promise case, where recognition fails to fit an absent status. Edge styles as in Figure 1." title="" id="23" name="Picture"/>
             <a:graphic>
               <a:graphicData uri="http://schemas.openxmlformats.org/drawingml/2006/picture">
                 <pic:pic>
@@ -3264,20 +3326,20 @@
           <w:rFonts w:ascii="Times New Roman" w:hAnsi="Times New Roman" w:cs="Times New Roman"/>
           <w:sz w:val="24"/>
         </w:rPr>
-        <w:t xml:space="preserve">Figure 2. Wrongful conferral. A signal or ascription moves recognition and uptake. When agents with standing stabilize uptake through records, expectations, and response routines, they can help confer an ascribed standing whose content is a set of constraints and enablements. Later recognition may track that standing, but moral warrant is absent (grey annotation). This is not the false-promise case, where recognition fails to fit an absent status. Edge styles as in Figure 1.</w:t>
-      </w:r>
-    </w:p>
-    <w:p>
-      <w:pPr>
-        <w:pStyle w:val="BodyText"/>
-        <w:spacing w:line="240" w:lineRule="auto"/>
-      </w:pPr>
-      <w:r>
-        <w:rPr>
-          <w:rFonts w:ascii="Times New Roman" w:hAnsi="Times New Roman" w:cs="Times New Roman"/>
-          <w:sz w:val="24"/>
-        </w:rPr>
-        <w:t xml:space="preserve">Read Figure 2 from left to right. A signal or ascription moves recognition, and recognition moves uptake. When uptake becomes a durable practice of records, expectations, sanctions, and anticipatory adjustment, it can help confer a standing. The standing is constituted by constraints and enablements, which project altered options, credibility, risk, authority, access, self-regulation, and downstream harm.</w:t>
+        <w:t xml:space="preserve">Figure 2. Wrongful conferral. A signal or ascription moves recognition, and recognition moves structurally empowered uptake and records. The orange edge marks status-conferral: agents with conferral standing can stabilize that uptake and confer an ascribed standing. The green dashed edge marks later recognition tracking the standing, not the conferral itself. Moral warrant, not the standing, is absent (grey annotation). This is not the false-promise case, where recognition fails to fit an absent status. Edge styles as in Figure 1.</w:t>
+      </w:r>
+    </w:p>
+    <w:p>
+      <w:pPr>
+        <w:pStyle w:val="BodyText"/>
+        <w:spacing w:line="240" w:lineRule="auto"/>
+      </w:pPr>
+      <w:r>
+        <w:rPr>
+          <w:rFonts w:ascii="Times New Roman" w:hAnsi="Times New Roman" w:cs="Times New Roman"/>
+          <w:sz w:val="24"/>
+        </w:rPr>
+        <w:t xml:space="preserve">Read Figure 2 from left to right. A signal or ascription moves recognition, and recognition moves structurally empowered uptake and records. When that uptake becomes a durable practice of records, expectations, sanctions, and anticipatory adjustment, it can help confer a standing. The standing node is not a hidden essence behind those patterns. It marks the position that becomes available for projection once the constraints and enablements stabilize. The standing is constituted by constraints and enablements, which project altered options, credibility, risk, authority, access, self-regulation, and downstream harm.</w:t>
       </w:r>
     </w:p>
     <w:p>
@@ -3303,7 +3365,7 @@
           <w:rFonts w:ascii="Times New Roman" w:hAnsi="Times New Roman" w:cs="Times New Roman"/>
           <w:sz w:val="24"/>
         </w:rPr>
-        <w:t xml:space="preserve">Discrimination, where it runs through conferred standing, is that regime case. The efficacy is measurable, if crudely. In the correspondence study by</w:t>
+        <w:t xml:space="preserve">Discrimination, where it runs through conferred standing, is the regime case for the present account. The efficacy is measurable, if crudely. In the correspondence study by</w:t>
       </w:r>
       <w:r>
         <w:rPr>
@@ -3352,20 +3414,20 @@
           <w:rFonts w:ascii="Times New Roman" w:hAnsi="Times New Roman" w:cs="Times New Roman"/>
           <w:sz w:val="24"/>
         </w:rPr>
-        <w:t xml:space="preserve">found parallel differential treatment in retail car negotiations. These studies evidence a signal-recognition-response pathway; they do not by themselves establish a degraded standing.</w:t>
-      </w:r>
-    </w:p>
-    <w:p>
-      <w:pPr>
-        <w:pStyle w:val="BodyText"/>
-        <w:spacing w:line="240" w:lineRule="auto"/>
-      </w:pPr>
-      <w:r>
-        <w:rPr>
-          <w:rFonts w:ascii="Times New Roman" w:hAnsi="Times New Roman" w:cs="Times New Roman"/>
-          <w:sz w:val="24"/>
-        </w:rPr>
-        <w:t xml:space="preserve">These studies show patterned uptake. A name or other raced signifier sends a causal edge to a recognition node, and that recognition node sends causal edges to callbacks, prices, warnings, searches, or other outcomes. A normative taxonomy with no place for this efficacy cannot describe what is happening.</w:t>
+        <w:t xml:space="preserve">found parallel differential treatment in retail car negotiations.</w:t>
+      </w:r>
+    </w:p>
+    <w:p>
+      <w:pPr>
+        <w:pStyle w:val="BodyText"/>
+        <w:spacing w:line="240" w:lineRule="auto"/>
+      </w:pPr>
+      <w:r>
+        <w:rPr>
+          <w:rFonts w:ascii="Times New Roman" w:hAnsi="Times New Roman" w:cs="Times New Roman"/>
+          <w:sz w:val="24"/>
+        </w:rPr>
+        <w:t xml:space="preserve">These studies show patterned uptake: a name or other raced signifier sends a causal edge to a recognition node, and that recognition node sends causal edges to callbacks, prices, warnings, searches, or other outcomes. They evidence a signal-recognition-response pathway; they do not by themselves establish a degraded standing. A normative taxonomy with no place for this efficacy cannot describe what is happening.</w:t>
       </w:r>
     </w:p>
     <w:p>
@@ -3392,21 +3454,254 @@
           <w:rFonts w:ascii="Times New Roman" w:hAnsi="Times New Roman" w:cs="Times New Roman"/>
           <w:sz w:val="24"/>
         </w:rPr>
-        <w:t xml:space="preserve">Weinberger (2023)</w:t>
-      </w:r>
-      <w:r>
-        <w:rPr>
-          <w:rFonts w:ascii="Times New Roman" w:hAnsi="Times New Roman" w:cs="Times New Roman"/>
-          <w:sz w:val="24"/>
-        </w:rPr>
-        <w:t xml:space="preserve"> </w:t>
-      </w:r>
-      <w:r>
-        <w:rPr>
-          <w:rFonts w:ascii="Times New Roman" w:hAnsi="Times New Roman" w:cs="Times New Roman"/>
-          <w:sz w:val="24"/>
-        </w:rPr>
-        <w:t xml:space="preserve">observes, they manipulate a</w:t>
+        <w:t xml:space="preserve">Weinberger (2022)</w:t>
+      </w:r>
+      <w:r>
+        <w:rPr>
+          <w:rFonts w:ascii="Times New Roman" w:hAnsi="Times New Roman" w:cs="Times New Roman"/>
+          <w:sz w:val="24"/>
+        </w:rPr>
+        <w:t xml:space="preserve"> </w:t>
+      </w:r>
+      <w:r>
+        <w:rPr>
+          <w:rFonts w:ascii="Times New Roman" w:hAnsi="Times New Roman" w:cs="Times New Roman"/>
+          <w:sz w:val="24"/>
+        </w:rPr>
+        <w:t xml:space="preserve">observes, they manipulate a signal for race: the name matters because it reliably tracks race, and the experiment varies the signal to mimic what it would be were the candidate of another race, leaving the candidate’s race untouched. That is a localized causal test of the signal-recognition-response pathway. It does not make race an ordinary manipulable cause, and it does not reduce race to its signals.</w:t>
+      </w:r>
+    </w:p>
+    <w:p>
+      <w:pPr>
+        <w:pStyle w:val="BodyText"/>
+        <w:spacing w:line="240" w:lineRule="auto"/>
+      </w:pPr>
+      <w:r>
+        <w:rPr>
+          <w:rFonts w:ascii="Times New Roman" w:hAnsi="Times New Roman" w:cs="Times New Roman"/>
+          <w:sz w:val="24"/>
+        </w:rPr>
+        <w:t xml:space="preserve">Detection is still not an account of discrimination.</w:t>
+      </w:r>
+      <w:r>
+        <w:rPr>
+          <w:rFonts w:ascii="Times New Roman" w:hAnsi="Times New Roman" w:cs="Times New Roman"/>
+          <w:sz w:val="24"/>
+        </w:rPr>
+        <w:t xml:space="preserve"> </w:t>
+      </w:r>
+      <w:r>
+        <w:rPr>
+          <w:rFonts w:ascii="Times New Roman" w:hAnsi="Times New Roman" w:cs="Times New Roman"/>
+          <w:sz w:val="24"/>
+        </w:rPr>
+        <w:t xml:space="preserve">Kohler-Hausmann (2019)</w:t>
+      </w:r>
+      <w:r>
+        <w:rPr>
+          <w:rFonts w:ascii="Times New Roman" w:hAnsi="Times New Roman" w:cs="Times New Roman"/>
+          <w:sz w:val="24"/>
+        </w:rPr>
+        <w:t xml:space="preserve"> </w:t>
+      </w:r>
+      <w:r>
+        <w:rPr>
+          <w:rFonts w:ascii="Times New Roman" w:hAnsi="Times New Roman" w:cs="Times New Roman"/>
+          <w:sz w:val="24"/>
+        </w:rPr>
+        <w:t xml:space="preserve">is right that a signal test can show race made a difference without saying what race is or why discriminating on it is wrong.</w:t>
+      </w:r>
+      <w:r>
+        <w:rPr>
+          <w:rFonts w:ascii="Times New Roman" w:hAnsi="Times New Roman" w:cs="Times New Roman"/>
+          <w:sz w:val="24"/>
+        </w:rPr>
+        <w:t xml:space="preserve"> </w:t>
+      </w:r>
+      <w:r>
+        <w:rPr>
+          <w:rFonts w:ascii="Times New Roman" w:hAnsi="Times New Roman" w:cs="Times New Roman"/>
+          <w:sz w:val="24"/>
+        </w:rPr>
+        <w:t xml:space="preserve">Hu (2025)</w:t>
+      </w:r>
+      <w:r>
+        <w:rPr>
+          <w:rFonts w:ascii="Times New Roman" w:hAnsi="Times New Roman" w:cs="Times New Roman"/>
+          <w:sz w:val="24"/>
+        </w:rPr>
+        <w:t xml:space="preserve"> </w:t>
+      </w:r>
+      <w:r>
+        <w:rPr>
+          <w:rFonts w:ascii="Times New Roman" w:hAnsi="Times New Roman" w:cs="Times New Roman"/>
+          <w:sz w:val="24"/>
+        </w:rPr>
+        <w:t xml:space="preserve">presses further: deciding which differences between two candidates constitute rather than confound the effect of race already takes a normative stand, so even the measurement presupposes the normative layer.</w:t>
+      </w:r>
+    </w:p>
+    <w:p>
+      <w:pPr>
+        <w:pStyle w:val="BodyText"/>
+        <w:spacing w:line="240" w:lineRule="auto"/>
+      </w:pPr>
+      <w:r>
+        <w:rPr>
+          <w:rFonts w:ascii="Times New Roman" w:hAnsi="Times New Roman" w:cs="Times New Roman"/>
+          <w:sz w:val="24"/>
+        </w:rPr>
+        <w:t xml:space="preserve">What turns biased uptake into conferred standing is entrenchment under agents with conferral standing in that context. A single misfiring is false recognition. A stable recognition-response pathway is different. When the pathway is repeated, recorded, expected, and treated as a guide for action, the entrenched pathway shapes what one may do, where, with what credibility, and at what risk. That imposed structure, not the bare frequency of mistreatment, is the degraded standing</w:t>
+      </w:r>
+      <w:r>
+        <w:rPr>
+          <w:rFonts w:ascii="Times New Roman" w:hAnsi="Times New Roman" w:cs="Times New Roman"/>
+          <w:sz w:val="24"/>
+        </w:rPr>
+        <w:t xml:space="preserve"> </w:t>
+      </w:r>
+      <w:r>
+        <w:rPr>
+          <w:rFonts w:ascii="Times New Roman" w:hAnsi="Times New Roman" w:cs="Times New Roman"/>
+          <w:sz w:val="24"/>
+        </w:rPr>
+        <w:t xml:space="preserve">(Ásta 2018)</w:t>
+      </w:r>
+      <w:r>
+        <w:rPr>
+          <w:rFonts w:ascii="Times New Roman" w:hAnsi="Times New Roman" w:cs="Times New Roman"/>
+          <w:sz w:val="24"/>
+        </w:rPr>
+        <w:t xml:space="preserve">.</w:t>
+      </w:r>
+    </w:p>
+    <w:p>
+      <w:pPr>
+        <w:pStyle w:val="BodyText"/>
+        <w:spacing w:line="240" w:lineRule="auto"/>
+      </w:pPr>
+      <w:r>
+        <w:rPr>
+          <w:rFonts w:ascii="Times New Roman" w:hAnsi="Times New Roman" w:cs="Times New Roman"/>
+          <w:sz w:val="24"/>
+        </w:rPr>
+        <w:t xml:space="preserve">The contrast is between an episode and a position. A single employer’s biased callback decision is an episode of differential treatment. It may be wrongful, and it may reveal a causal pathway from signal to recognition to response. A standing emerges when decisions of that sort become mutually reinforcing: employers expect other employers to read the signal the same way, applicants adjust their applications in anticipation, institutions record and route outcomes accordingly, and the burden becomes part of what one has to navigate. The graph then has a stable ascribed-standing node, not just repeated arrows from signal to harm.</w:t>
+      </w:r>
+    </w:p>
+    <w:p>
+      <w:pPr>
+        <w:pStyle w:val="BodyText"/>
+        <w:spacing w:line="240" w:lineRule="auto"/>
+      </w:pPr>
+      <w:r>
+        <w:rPr>
+          <w:rFonts w:ascii="Times New Roman" w:hAnsi="Times New Roman" w:cs="Times New Roman"/>
+          <w:sz w:val="24"/>
+        </w:rPr>
+        <w:t xml:space="preserve">The discrimination this account captures is entrenched wrongful conferral: recognitional and causal paths stabilize enough to support projection from ascription to degraded standing. The field may sustain that standing; morality rejects it. Other discrimination need not run through conferred standing. Resource allocation, exclusionary design, and statistical sorting can wrong without conferring a degraded status. The present account claims only the conferral-based cases.</w:t>
+      </w:r>
+    </w:p>
+    <w:p>
+      <w:pPr>
+        <w:pStyle w:val="BodyText"/>
+        <w:spacing w:line="240" w:lineRule="auto"/>
+      </w:pPr>
+      <w:r>
+        <w:rPr>
+          <w:rFonts w:ascii="Times New Roman" w:hAnsi="Times New Roman" w:cs="Times New Roman"/>
+          <w:sz w:val="24"/>
+        </w:rPr>
+        <w:t xml:space="preserve">The route to wrongful conferral begins with the recognition pattern of Section 5. At the audit-study stage, one can vary a signal or recognition node and watch uptake move while the applicant and moral facts hold fixed. But wrongful conferral adds a further step. Once that recognition-response pathway is entrenched in a stable practice, the pathway helps generate a degraded standing rather than merely misrecognizing one. Only a coupled, typed structure registers both moments: the recognition is real and effective, and the standing stabilized by that pathway remains unwarranted.</w:t>
+      </w:r>
+    </w:p>
+    <w:bookmarkEnd w:id="25"/>
+    <w:bookmarkStart w:id="26" w:name="sec:fields"/>
+    <w:p>
+      <w:pPr>
+        <w:pStyle w:val="Heading1"/>
+        <w:spacing w:line="240" w:lineRule="auto"/>
+      </w:pPr>
+      <w:r>
+        <w:rPr>
+          <w:rFonts w:ascii="Times New Roman" w:hAnsi="Times New Roman" w:cs="Times New Roman"/>
+          <w:sz w:val="24"/>
+        </w:rPr>
+        <w:t xml:space="preserve">Fields</w:t>
+      </w:r>
+    </w:p>
+    <w:p>
+      <w:pPr>
+        <w:pStyle w:val="FirstParagraph"/>
+        <w:spacing w:line="240" w:lineRule="auto"/>
+      </w:pPr>
+      <w:r>
+        <w:rPr>
+          <w:rFonts w:ascii="Times New Roman" w:hAnsi="Times New Roman" w:cs="Times New Roman"/>
+          <w:sz w:val="24"/>
+        </w:rPr>
+        <w:t xml:space="preserve">A field tells the graph what counts. I use</w:t>
+      </w:r>
+      <w:r>
+        <w:rPr>
+          <w:rFonts w:ascii="Times New Roman" w:hAnsi="Times New Roman" w:cs="Times New Roman"/>
+          <w:sz w:val="24"/>
+        </w:rPr>
+        <w:t xml:space="preserve"> </w:t>
+      </w:r>
+      <w:r>
+        <w:rPr>
+          <w:rFonts w:ascii="Times New Roman" w:hAnsi="Times New Roman" w:cs="Times New Roman"/>
+          <w:smallCaps/>
+          <w:sz w:val="24"/>
+        </w:rPr>
+        <w:t xml:space="preserve">field</w:t>
+      </w:r>
+      <w:r>
+        <w:rPr>
+          <w:rFonts w:ascii="Times New Roman" w:hAnsi="Times New Roman" w:cs="Times New Roman"/>
+          <w:sz w:val="24"/>
+        </w:rPr>
+        <w:t xml:space="preserve"> </w:t>
+      </w:r>
+      <w:r>
+        <w:rPr>
+          <w:rFonts w:ascii="Times New Roman" w:hAnsi="Times New Roman" w:cs="Times New Roman"/>
+          <w:sz w:val="24"/>
+        </w:rPr>
+        <w:t xml:space="preserve">in a modest sense, for a normative practice or domain such as contract law, criminal law, medical ethics, ordinary promising, or friendship. In contract law it tells us which words, signatures, consideration, defects, and releases generate or defeat liability</w:t>
+      </w:r>
+      <w:r>
+        <w:rPr>
+          <w:rFonts w:ascii="Times New Roman" w:hAnsi="Times New Roman" w:cs="Times New Roman"/>
+          <w:sz w:val="24"/>
+        </w:rPr>
+        <w:t xml:space="preserve"> </w:t>
+      </w:r>
+      <w:r>
+        <w:rPr>
+          <w:rFonts w:ascii="Times New Roman" w:hAnsi="Times New Roman" w:cs="Times New Roman"/>
+          <w:sz w:val="24"/>
+        </w:rPr>
+        <w:t xml:space="preserve">(American Law Institute 1981)</w:t>
+      </w:r>
+      <w:r>
+        <w:rPr>
+          <w:rFonts w:ascii="Times New Roman" w:hAnsi="Times New Roman" w:cs="Times New Roman"/>
+          <w:sz w:val="24"/>
+        </w:rPr>
+        <w:t xml:space="preserve">. In medicine it tells us who may consent, who may diagnose, which records count, and which responses follow. In friendship it tells us when a betrayal licenses resentment, apology, repair, or distrust.</w:t>
+      </w:r>
+    </w:p>
+    <w:p>
+      <w:pPr>
+        <w:pStyle w:val="BodyText"/>
+        <w:spacing w:line="240" w:lineRule="auto"/>
+      </w:pPr>
+      <w:r>
+        <w:rPr>
+          <w:rFonts w:ascii="Times New Roman" w:hAnsi="Times New Roman" w:cs="Times New Roman"/>
+          <w:sz w:val="24"/>
+        </w:rPr>
+        <w:t xml:space="preserve">The same surface event can receive different treatment across fields. Saying</w:t>
       </w:r>
       <w:r>
         <w:rPr>
@@ -3422,117 +3717,293 @@
           <w:iCs/>
           <w:sz w:val="24"/>
         </w:rPr>
-        <w:t xml:space="preserve">signal</w:t>
-      </w:r>
-      <w:r>
-        <w:rPr>
-          <w:rFonts w:ascii="Times New Roman" w:hAnsi="Times New Roman" w:cs="Times New Roman"/>
-          <w:sz w:val="24"/>
-        </w:rPr>
-        <w:t xml:space="preserve"> </w:t>
-      </w:r>
-      <w:r>
-        <w:rPr>
-          <w:rFonts w:ascii="Times New Roman" w:hAnsi="Times New Roman" w:cs="Times New Roman"/>
-          <w:sz w:val="24"/>
-        </w:rPr>
-        <w:t xml:space="preserve">for race: the name matters because it reliably tracks race, and the experiment varies the signal to mimic what it would be were the candidate of another race, leaving the candidate’s race untouched. That is a localized causal test of the signal-recognition-response pathway. It does not make race an ordinary manipulable cause, and it does not reduce race to its signals.</w:t>
-      </w:r>
-    </w:p>
-    <w:p>
-      <w:pPr>
-        <w:pStyle w:val="BodyText"/>
-        <w:spacing w:line="240" w:lineRule="auto"/>
-      </w:pPr>
-      <w:r>
-        <w:rPr>
-          <w:rFonts w:ascii="Times New Roman" w:hAnsi="Times New Roman" w:cs="Times New Roman"/>
-          <w:sz w:val="24"/>
-        </w:rPr>
-        <w:t xml:space="preserve">Detection is still not an account of discrimination.</w:t>
-      </w:r>
-      <w:r>
-        <w:rPr>
-          <w:rFonts w:ascii="Times New Roman" w:hAnsi="Times New Roman" w:cs="Times New Roman"/>
-          <w:sz w:val="24"/>
-        </w:rPr>
-        <w:t xml:space="preserve"> </w:t>
-      </w:r>
-      <w:r>
-        <w:rPr>
-          <w:rFonts w:ascii="Times New Roman" w:hAnsi="Times New Roman" w:cs="Times New Roman"/>
-          <w:sz w:val="24"/>
-        </w:rPr>
-        <w:t xml:space="preserve">Kohler-Hausmann (2019)</w:t>
-      </w:r>
-      <w:r>
-        <w:rPr>
-          <w:rFonts w:ascii="Times New Roman" w:hAnsi="Times New Roman" w:cs="Times New Roman"/>
-          <w:sz w:val="24"/>
-        </w:rPr>
-        <w:t xml:space="preserve"> </w:t>
-      </w:r>
-      <w:r>
-        <w:rPr>
-          <w:rFonts w:ascii="Times New Roman" w:hAnsi="Times New Roman" w:cs="Times New Roman"/>
-          <w:sz w:val="24"/>
-        </w:rPr>
-        <w:t xml:space="preserve">is right that a signal test can show race made a difference without saying what race is or why discriminating on it is wrong.</w:t>
-      </w:r>
-      <w:r>
-        <w:rPr>
-          <w:rFonts w:ascii="Times New Roman" w:hAnsi="Times New Roman" w:cs="Times New Roman"/>
-          <w:sz w:val="24"/>
-        </w:rPr>
-        <w:t xml:space="preserve"> </w:t>
-      </w:r>
-      <w:r>
-        <w:rPr>
-          <w:rFonts w:ascii="Times New Roman" w:hAnsi="Times New Roman" w:cs="Times New Roman"/>
-          <w:sz w:val="24"/>
-        </w:rPr>
-        <w:t xml:space="preserve">Hu (2026)</w:t>
-      </w:r>
-      <w:r>
-        <w:rPr>
-          <w:rFonts w:ascii="Times New Roman" w:hAnsi="Times New Roman" w:cs="Times New Roman"/>
-          <w:sz w:val="24"/>
-        </w:rPr>
-        <w:t xml:space="preserve"> </w:t>
-      </w:r>
-      <w:r>
-        <w:rPr>
-          <w:rFonts w:ascii="Times New Roman" w:hAnsi="Times New Roman" w:cs="Times New Roman"/>
-          <w:sz w:val="24"/>
-        </w:rPr>
-        <w:t xml:space="preserve">presses further: deciding which differences between two candidates constitute rather than confound the effect of race already takes a normative stand, so even the measurement presupposes the normative layer.</w:t>
-      </w:r>
-    </w:p>
-    <w:p>
-      <w:pPr>
-        <w:pStyle w:val="BodyText"/>
-        <w:spacing w:line="240" w:lineRule="auto"/>
-      </w:pPr>
-      <w:r>
-        <w:rPr>
-          <w:rFonts w:ascii="Times New Roman" w:hAnsi="Times New Roman" w:cs="Times New Roman"/>
-          <w:sz w:val="24"/>
-        </w:rPr>
-        <w:t xml:space="preserve">What turns biased uptake into conferred standing is entrenchment under agents with social standing in that context. A single misfiring is false recognition. A stable recognition-response pathway is different. When the pathway is repeated, recorded, expected, and treated as a guide for action, it shapes what one may do, where, with what credibility, and at what risk. That imposed structure, not the bare frequency of mistreatment, is the degraded standing</w:t>
-      </w:r>
-      <w:r>
-        <w:rPr>
-          <w:rFonts w:ascii="Times New Roman" w:hAnsi="Times New Roman" w:cs="Times New Roman"/>
-          <w:sz w:val="24"/>
-        </w:rPr>
-        <w:t xml:space="preserve"> </w:t>
-      </w:r>
-      <w:r>
-        <w:rPr>
-          <w:rFonts w:ascii="Times New Roman" w:hAnsi="Times New Roman" w:cs="Times New Roman"/>
-          <w:sz w:val="24"/>
-        </w:rPr>
-        <w:t xml:space="preserve">(Ásta 2018)</w:t>
+        <w:t xml:space="preserve">I promise</w:t>
+      </w:r>
+      <w:r>
+        <w:rPr>
+          <w:rFonts w:ascii="Times New Roman" w:hAnsi="Times New Roman" w:cs="Times New Roman"/>
+          <w:sz w:val="24"/>
+        </w:rPr>
+        <w:t xml:space="preserve"> </w:t>
+      </w:r>
+      <w:r>
+        <w:rPr>
+          <w:rFonts w:ascii="Times New Roman" w:hAnsi="Times New Roman" w:cs="Times New Roman"/>
+          <w:sz w:val="24"/>
+        </w:rPr>
+        <w:t xml:space="preserve">at dinner may create an interpersonal obligation; saying the same words in a negotiation may be legally idle without the right form or consideration; saying them as part of a joke may create no obligation at all. A signature on a consent form may authorize treatment in a clinic, but a similar signature on a petition does not. The field supplies the relevant repertoire of statuses and the rules for moving among them.</w:t>
+      </w:r>
+    </w:p>
+    <w:p>
+      <w:pPr>
+        <w:pStyle w:val="BodyText"/>
+        <w:spacing w:line="240" w:lineRule="auto"/>
+      </w:pPr>
+      <w:r>
+        <w:rPr>
+          <w:rFonts w:ascii="Times New Roman" w:hAnsi="Times New Roman" w:cs="Times New Roman"/>
+          <w:sz w:val="24"/>
+        </w:rPr>
+        <w:t xml:space="preserve">Projectibility is field-relative in this sense. A status supports the projections licensed by the practice in which it figures. Breach in contract law projects toward liability, remedies, defenses, and excuses; breach in friendship projects toward resentment, apology, repair, and trust revision. Consent in medical ethics projects toward permission, disclosure duties, withdrawal conditions, and recordkeeping. Discriminatory standing projects toward lowered credibility, restricted options, sanction risk, anticipatory adjustment, and institutional routing. That is close to</w:t>
+      </w:r>
+      <w:r>
+        <w:rPr>
+          <w:rFonts w:ascii="Times New Roman" w:hAnsi="Times New Roman" w:cs="Times New Roman"/>
+          <w:sz w:val="24"/>
+        </w:rPr>
+        <w:t xml:space="preserve"> </w:t>
+      </w:r>
+      <w:r>
+        <w:rPr>
+          <w:rFonts w:ascii="Times New Roman" w:hAnsi="Times New Roman" w:cs="Times New Roman"/>
+          <w:sz w:val="24"/>
+        </w:rPr>
+        <w:t xml:space="preserve">Boyd (1999)</w:t>
+      </w:r>
+      <w:r>
+        <w:rPr>
+          <w:rFonts w:ascii="Times New Roman" w:hAnsi="Times New Roman" w:cs="Times New Roman"/>
+          <w:sz w:val="24"/>
+        </w:rPr>
+        <w:t xml:space="preserve">’s accommodation thought: a practice-relative grouping earns its keep by helping the practice make the inferences it needs, not by having sharp boundaries independent of every practice.</w:t>
+      </w:r>
+    </w:p>
+    <w:p>
+      <w:pPr>
+        <w:pStyle w:val="BodyText"/>
+        <w:spacing w:line="240" w:lineRule="auto"/>
+      </w:pPr>
+      <w:r>
+        <w:rPr>
+          <w:rFonts w:ascii="Times New Roman" w:hAnsi="Times New Roman" w:cs="Times New Roman"/>
+          <w:sz w:val="24"/>
+        </w:rPr>
+        <w:t xml:space="preserve">In Epstein’s terms, each field has frame principles that fix grounding conditions for its status facts, and anchors that explain why those frame principles are in place</w:t>
+      </w:r>
+      <w:r>
+        <w:rPr>
+          <w:rFonts w:ascii="Times New Roman" w:hAnsi="Times New Roman" w:cs="Times New Roman"/>
+          <w:sz w:val="24"/>
+        </w:rPr>
+        <w:t xml:space="preserve"> </w:t>
+      </w:r>
+      <w:r>
+        <w:rPr>
+          <w:rFonts w:ascii="Times New Roman" w:hAnsi="Times New Roman" w:cs="Times New Roman"/>
+          <w:sz w:val="24"/>
+        </w:rPr>
+        <w:t xml:space="preserve">(Epstein 2015)</w:t>
+      </w:r>
+      <w:r>
+        <w:rPr>
+          <w:rFonts w:ascii="Times New Roman" w:hAnsi="Times New Roman" w:cs="Times New Roman"/>
+          <w:sz w:val="24"/>
+        </w:rPr>
+        <w:t xml:space="preserve">. Applied here, the field fixes which performances ground which statuses, which records preserve those statuses, which recognitions can alter those statuses, and which defeaters block those statuses.</w:t>
+      </w:r>
+    </w:p>
+    <w:p>
+      <w:pPr>
+        <w:pStyle w:val="BodyText"/>
+        <w:spacing w:line="240" w:lineRule="auto"/>
+      </w:pPr>
+      <w:r>
+        <w:rPr>
+          <w:rFonts w:ascii="Times New Roman" w:hAnsi="Times New Roman" w:cs="Times New Roman"/>
+          <w:sz w:val="24"/>
+        </w:rPr>
+        <w:t xml:space="preserve">Those conditions do not hang together by accident. Records, registers, monitoring, enforcement routines, reputational sanction, professional training, and habituated uptake help anchor and stabilize them. A field need not itself be a natural kind or a further node in the network. For present purposes, stability means recurrence across cases, recognized routes for record or uptake, socially intelligible defeaters, and enough continuity that source nodes license defeasible expectations about target statuses and responses.</w:t>
+      </w:r>
+    </w:p>
+    <w:p>
+      <w:pPr>
+        <w:pStyle w:val="BodyText"/>
+        <w:spacing w:line="240" w:lineRule="auto"/>
+      </w:pPr>
+      <w:r>
+        <w:rPr>
+          <w:rFonts w:ascii="Times New Roman" w:hAnsi="Times New Roman" w:cs="Times New Roman"/>
+          <w:sz w:val="24"/>
+        </w:rPr>
+        <w:t xml:space="preserve">Field-validity is not the same as current recognition, enforceability, finality, or moral warrant. A contract can be valid even if a particular audience misses it; a release can terminate an obligation even if the promisee still demands performance; an unjust judgment can be procedurally valid while morally defective. The field fixes the validity conditions; recognition is one route by which agents track or fail to track those conditions.</w:t>
+      </w:r>
+    </w:p>
+    <w:p>
+      <w:pPr>
+        <w:pStyle w:val="BodyText"/>
+        <w:spacing w:line="240" w:lineRule="auto"/>
+      </w:pPr>
+      <w:r>
+        <w:rPr>
+          <w:rFonts w:ascii="Times New Roman" w:hAnsi="Times New Roman" w:cs="Times New Roman"/>
+          <w:sz w:val="24"/>
+        </w:rPr>
+        <w:t xml:space="preserve">A limited analogy comes from assessment.</w:t>
+      </w:r>
+      <w:r>
+        <w:rPr>
+          <w:rFonts w:ascii="Times New Roman" w:hAnsi="Times New Roman" w:cs="Times New Roman"/>
+          <w:sz w:val="24"/>
+        </w:rPr>
+        <w:t xml:space="preserve"> </w:t>
+      </w:r>
+      <w:r>
+        <w:rPr>
+          <w:rFonts w:ascii="Times New Roman" w:hAnsi="Times New Roman" w:cs="Times New Roman"/>
+          <w:sz w:val="24"/>
+        </w:rPr>
+        <w:t xml:space="preserve">Messick (1995)</w:t>
+      </w:r>
+      <w:r>
+        <w:rPr>
+          <w:rFonts w:ascii="Times New Roman" w:hAnsi="Times New Roman" w:cs="Times New Roman"/>
+          <w:sz w:val="24"/>
+        </w:rPr>
+        <w:t xml:space="preserve"> </w:t>
+      </w:r>
+      <w:r>
+        <w:rPr>
+          <w:rFonts w:ascii="Times New Roman" w:hAnsi="Times New Roman" w:cs="Times New Roman"/>
+          <w:sz w:val="24"/>
+        </w:rPr>
+        <w:t xml:space="preserve">argues that validity attaches to supported interpretations and actions based on scores, not to an instrument considered in isolation. The present issue is practice-relative status validity, not measurement validity.</w:t>
+      </w:r>
+    </w:p>
+    <w:p>
+      <w:pPr>
+        <w:pStyle w:val="BodyText"/>
+        <w:spacing w:line="240" w:lineRule="auto"/>
+      </w:pPr>
+      <w:r>
+        <w:rPr>
+          <w:rFonts w:ascii="Times New Roman" w:hAnsi="Times New Roman" w:cs="Times New Roman"/>
+          <w:sz w:val="24"/>
+        </w:rPr>
+        <w:t xml:space="preserve">Communal cases need a further caution. In friendship, workplace standing, or discriminatory social position, there may be no office or rulebook that settles validity. The stricter question is whether the standing has been successfully conferred: whether agents with conferral standing in that context, operating through a stable enough practice, have imposed real constraints and enablements. Successful conferral can make the status socially real without giving the status moral warrant.</w:t>
+      </w:r>
+    </w:p>
+    <w:p>
+      <w:pPr>
+        <w:pStyle w:val="BodyText"/>
+        <w:spacing w:line="240" w:lineRule="auto"/>
+      </w:pPr>
+      <w:r>
+        <w:rPr>
+          <w:rFonts w:ascii="Times New Roman" w:hAnsi="Times New Roman" w:cs="Times New Roman"/>
+          <w:sz w:val="24"/>
+        </w:rPr>
+        <w:t xml:space="preserve">This also explains why fields can be fuzzy or contested without becoming useless. A counter-practice may reject an official rule without leaving the domain altogether. Oppressive and resistant uptake can coexist in the same workplace, clinic, court, or community. The question is whether a stable enough practice fixes the status conditions relevant to the projection at issue.</w:t>
+      </w:r>
+    </w:p>
+    <w:p>
+      <w:pPr>
+        <w:pStyle w:val="BodyText"/>
+        <w:spacing w:line="240" w:lineRule="auto"/>
+      </w:pPr>
+      <w:r>
+        <w:rPr>
+          <w:rFonts w:ascii="Times New Roman" w:hAnsi="Times New Roman" w:cs="Times New Roman"/>
+          <w:sz w:val="24"/>
+        </w:rPr>
+        <w:t xml:space="preserve">This is why the field parameterizes the network rather than sitting inside it as another node. It fixes the repertoire of statuses, the performances that generate them, the authorities that may alter them, the records that preserve them, the recognitions that count, the responses that are licensed, and the defeats that block or end them.</w:t>
+      </w:r>
+    </w:p>
+    <w:p>
+      <w:pPr>
+        <w:pStyle w:val="BodyText"/>
+        <w:spacing w:line="240" w:lineRule="auto"/>
+      </w:pPr>
+      <w:r>
+        <w:rPr>
+          <w:rFonts w:ascii="Times New Roman" w:hAnsi="Times New Roman" w:cs="Times New Roman"/>
+          <w:sz w:val="24"/>
+        </w:rPr>
+        <w:t xml:space="preserve">Field-parameterization lets the account steer between universalism and relativism: one shared typed network, many field-specific parameterizations. I use</w:t>
+      </w:r>
+      <w:r>
+        <w:rPr>
+          <w:rFonts w:ascii="Times New Roman" w:hAnsi="Times New Roman" w:cs="Times New Roman"/>
+          <w:sz w:val="24"/>
+        </w:rPr>
+        <w:t xml:space="preserve"> </w:t>
+      </w:r>
+      <w:r>
+        <w:rPr>
+          <w:rFonts w:ascii="Times New Roman" w:hAnsi="Times New Roman" w:cs="Times New Roman"/>
+          <w:i/>
+          <w:iCs/>
+          <w:sz w:val="24"/>
+        </w:rPr>
+        <w:t xml:space="preserve">field</w:t>
+      </w:r>
+      <w:r>
+        <w:rPr>
+          <w:rFonts w:ascii="Times New Roman" w:hAnsi="Times New Roman" w:cs="Times New Roman"/>
+          <w:sz w:val="24"/>
+        </w:rPr>
+        <w:t xml:space="preserve"> </w:t>
+      </w:r>
+      <w:r>
+        <w:rPr>
+          <w:rFonts w:ascii="Times New Roman" w:hAnsi="Times New Roman" w:cs="Times New Roman"/>
+          <w:sz w:val="24"/>
+        </w:rPr>
+        <w:t xml:space="preserve">for a normative practice or domain, not in Bourdieu’s technical sense. The paper needs only a modest point, not a general sociology of fields: status facts are assessed only relative to a practice whose status conditions are stable enough to support projection.</w:t>
+      </w:r>
+    </w:p>
+    <w:p>
+      <w:pPr>
+        <w:pStyle w:val="BodyText"/>
+        <w:spacing w:line="240" w:lineRule="auto"/>
+      </w:pPr>
+      <w:r>
+        <w:rPr>
+          <w:rFonts w:ascii="Times New Roman" w:hAnsi="Times New Roman" w:cs="Times New Roman"/>
+          <w:sz w:val="24"/>
+        </w:rPr>
+        <w:t xml:space="preserve">Fields come in at least two kinds. Institutional fields assign status functions by authorized conferral;</w:t>
+      </w:r>
+      <w:r>
+        <w:rPr>
+          <w:rFonts w:ascii="Times New Roman" w:hAnsi="Times New Roman" w:cs="Times New Roman"/>
+          <w:sz w:val="24"/>
+        </w:rPr>
+        <w:t xml:space="preserve"> </w:t>
+      </w:r>
+      <w:r>
+        <w:rPr>
+          <w:rFonts w:ascii="Times New Roman" w:hAnsi="Times New Roman" w:cs="Times New Roman"/>
+          <w:sz w:val="24"/>
+        </w:rPr>
+        <w:t xml:space="preserve">Searle (1995)</w:t>
+      </w:r>
+      <w:r>
+        <w:rPr>
+          <w:rFonts w:ascii="Times New Roman" w:hAnsi="Times New Roman" w:cs="Times New Roman"/>
+          <w:sz w:val="24"/>
+        </w:rPr>
+        <w:t xml:space="preserve"> </w:t>
+      </w:r>
+      <w:r>
+        <w:rPr>
+          <w:rFonts w:ascii="Times New Roman" w:hAnsi="Times New Roman" w:cs="Times New Roman"/>
+          <w:sz w:val="24"/>
+        </w:rPr>
+        <w:t xml:space="preserve">builds these from the assignment of function, collective intentionality, and constitutive rules. A contract, diagnosis, judgment, or accepted resignation lives here, and so does authorized recognition. Speech-act practice also belongs here when an illocutionary act alters the deontic-modal position of participants</w:t>
+      </w:r>
+      <w:r>
+        <w:rPr>
+          <w:rFonts w:ascii="Times New Roman" w:hAnsi="Times New Roman" w:cs="Times New Roman"/>
+          <w:sz w:val="24"/>
+        </w:rPr>
+        <w:t xml:space="preserve"> </w:t>
+      </w:r>
+      <w:r>
+        <w:rPr>
+          <w:rFonts w:ascii="Times New Roman" w:hAnsi="Times New Roman" w:cs="Times New Roman"/>
+          <w:sz w:val="24"/>
+        </w:rPr>
+        <w:t xml:space="preserve">(Sbisà 2023)</w:t>
       </w:r>
       <w:r>
         <w:rPr>
@@ -3552,441 +4023,6 @@
           <w:rFonts w:ascii="Times New Roman" w:hAnsi="Times New Roman" w:cs="Times New Roman"/>
           <w:sz w:val="24"/>
         </w:rPr>
-        <w:t xml:space="preserve">The contrast is between an episode and a position. A single employer’s biased callback decision is an episode of differential treatment. It may be wrongful, and it may reveal a causal pathway from signal to recognition to response. A standing emerges when decisions of that sort become mutually reinforcing: employers expect other employers to read the signal the same way, applicants adjust their applications in anticipation, institutions record and route outcomes accordingly, and the burden becomes part of what one has to navigate. The graph then has a stable ascribed-standing node, not just repeated arrows from signal to harm.</w:t>
-      </w:r>
-    </w:p>
-    <w:p>
-      <w:pPr>
-        <w:pStyle w:val="BodyText"/>
-        <w:spacing w:line="240" w:lineRule="auto"/>
-      </w:pPr>
-      <w:r>
-        <w:rPr>
-          <w:rFonts w:ascii="Times New Roman" w:hAnsi="Times New Roman" w:cs="Times New Roman"/>
-          <w:sz w:val="24"/>
-        </w:rPr>
-        <w:t xml:space="preserve">The discrimination this account captures is entrenched wrongful conferral: recognitional and causal edges firing reliably enough to be projectible, fixing a degraded standing that the field’s standing relations may sustain but morality does not. Other discrimination need not run through conferred standing. Resource allocation, exclusionary design, and statistical sorting can wrong without conferring a degraded status. The present account claims only the conferral-based cases.</w:t>
-      </w:r>
-    </w:p>
-    <w:p>
-      <w:pPr>
-        <w:pStyle w:val="BodyText"/>
-        <w:spacing w:line="240" w:lineRule="auto"/>
-      </w:pPr>
-      <w:r>
-        <w:rPr>
-          <w:rFonts w:ascii="Times New Roman" w:hAnsi="Times New Roman" w:cs="Times New Roman"/>
-          <w:sz w:val="24"/>
-        </w:rPr>
-        <w:t xml:space="preserve">The route to wrongful conferral begins with the recognition signature of Section 5. At the audit-study stage, one can vary a signal or recognition node and watch uptake move while the applicant and moral facts hold fixed. But wrongful conferral adds a further step. Once that recognition-response pathway is entrenched in a stable practice, it helps generate a degraded standing rather than merely misrecognizing one. Only a coupled, typed structure registers both moments: the recognition is real and effective, and the standing it helps stabilize remains unwarranted.</w:t>
-      </w:r>
-    </w:p>
-    <w:bookmarkEnd w:id="25"/>
-    <w:bookmarkStart w:id="26" w:name="sec:fields"/>
-    <w:p>
-      <w:pPr>
-        <w:pStyle w:val="Heading1"/>
-        <w:spacing w:line="240" w:lineRule="auto"/>
-      </w:pPr>
-      <w:r>
-        <w:rPr>
-          <w:rFonts w:ascii="Times New Roman" w:hAnsi="Times New Roman" w:cs="Times New Roman"/>
-          <w:sz w:val="24"/>
-        </w:rPr>
-        <w:t xml:space="preserve">Fields</w:t>
-      </w:r>
-    </w:p>
-    <w:p>
-      <w:pPr>
-        <w:pStyle w:val="FirstParagraph"/>
-        <w:spacing w:line="240" w:lineRule="auto"/>
-      </w:pPr>
-      <w:r>
-        <w:rPr>
-          <w:rFonts w:ascii="Times New Roman" w:hAnsi="Times New Roman" w:cs="Times New Roman"/>
-          <w:sz w:val="24"/>
-        </w:rPr>
-        <w:t xml:space="preserve">A field tells the graph what counts. I use</w:t>
-      </w:r>
-      <w:r>
-        <w:rPr>
-          <w:rFonts w:ascii="Times New Roman" w:hAnsi="Times New Roman" w:cs="Times New Roman"/>
-          <w:sz w:val="24"/>
-        </w:rPr>
-        <w:t xml:space="preserve"> </w:t>
-      </w:r>
-      <w:r>
-        <w:rPr>
-          <w:rFonts w:ascii="Times New Roman" w:hAnsi="Times New Roman" w:cs="Times New Roman"/>
-          <w:smallCaps/>
-          <w:sz w:val="24"/>
-        </w:rPr>
-        <w:t xml:space="preserve">field</w:t>
-      </w:r>
-      <w:r>
-        <w:rPr>
-          <w:rFonts w:ascii="Times New Roman" w:hAnsi="Times New Roman" w:cs="Times New Roman"/>
-          <w:sz w:val="24"/>
-        </w:rPr>
-        <w:t xml:space="preserve"> </w:t>
-      </w:r>
-      <w:r>
-        <w:rPr>
-          <w:rFonts w:ascii="Times New Roman" w:hAnsi="Times New Roman" w:cs="Times New Roman"/>
-          <w:sz w:val="24"/>
-        </w:rPr>
-        <w:t xml:space="preserve">in a modest sense, for a normative practice or domain such as contract law, criminal law, medical ethics, ordinary promising, or friendship. In contract law it tells us which words, signatures, consideration, defects, and releases generate or defeat liability</w:t>
-      </w:r>
-      <w:r>
-        <w:rPr>
-          <w:rFonts w:ascii="Times New Roman" w:hAnsi="Times New Roman" w:cs="Times New Roman"/>
-          <w:sz w:val="24"/>
-        </w:rPr>
-        <w:t xml:space="preserve"> </w:t>
-      </w:r>
-      <w:r>
-        <w:rPr>
-          <w:rFonts w:ascii="Times New Roman" w:hAnsi="Times New Roman" w:cs="Times New Roman"/>
-          <w:sz w:val="24"/>
-        </w:rPr>
-        <w:t xml:space="preserve">(American Law Institute 1981)</w:t>
-      </w:r>
-      <w:r>
-        <w:rPr>
-          <w:rFonts w:ascii="Times New Roman" w:hAnsi="Times New Roman" w:cs="Times New Roman"/>
-          <w:sz w:val="24"/>
-        </w:rPr>
-        <w:t xml:space="preserve">. In medicine it tells us who may consent, who may diagnose, which records count, and which responses follow. In friendship it tells us when a betrayal licenses resentment, apology, repair, or distrust.</w:t>
-      </w:r>
-    </w:p>
-    <w:p>
-      <w:pPr>
-        <w:pStyle w:val="BodyText"/>
-        <w:spacing w:line="240" w:lineRule="auto"/>
-      </w:pPr>
-      <w:r>
-        <w:rPr>
-          <w:rFonts w:ascii="Times New Roman" w:hAnsi="Times New Roman" w:cs="Times New Roman"/>
-          <w:sz w:val="24"/>
-        </w:rPr>
-        <w:t xml:space="preserve">The same surface event can receive different treatment across fields. Saying</w:t>
-      </w:r>
-      <w:r>
-        <w:rPr>
-          <w:rFonts w:ascii="Times New Roman" w:hAnsi="Times New Roman" w:cs="Times New Roman"/>
-          <w:sz w:val="24"/>
-        </w:rPr>
-        <w:t xml:space="preserve"> </w:t>
-      </w:r>
-      <w:r>
-        <w:rPr>
-          <w:rFonts w:ascii="Times New Roman" w:hAnsi="Times New Roman" w:cs="Times New Roman"/>
-          <w:sz w:val="24"/>
-        </w:rPr>
-        <w:t xml:space="preserve">“I promise”</w:t>
-      </w:r>
-      <w:r>
-        <w:rPr>
-          <w:rFonts w:ascii="Times New Roman" w:hAnsi="Times New Roman" w:cs="Times New Roman"/>
-          <w:sz w:val="24"/>
-        </w:rPr>
-        <w:t xml:space="preserve"> </w:t>
-      </w:r>
-      <w:r>
-        <w:rPr>
-          <w:rFonts w:ascii="Times New Roman" w:hAnsi="Times New Roman" w:cs="Times New Roman"/>
-          <w:sz w:val="24"/>
-        </w:rPr>
-        <w:t xml:space="preserve">at dinner may create an interpersonal obligation; saying the same words in a negotiation may be legally idle without the right form or consideration; saying them as part of a joke may create no obligation at all. A signature on a consent form may authorize treatment in a clinic, but a similar signature on a petition does not. The field supplies the relevant repertoire of statuses and the rules for moving among them.</w:t>
-      </w:r>
-    </w:p>
-    <w:p>
-      <w:pPr>
-        <w:pStyle w:val="BodyText"/>
-        <w:spacing w:line="240" w:lineRule="auto"/>
-      </w:pPr>
-      <w:r>
-        <w:rPr>
-          <w:rFonts w:ascii="Times New Roman" w:hAnsi="Times New Roman" w:cs="Times New Roman"/>
-          <w:sz w:val="24"/>
-        </w:rPr>
-        <w:t xml:space="preserve">Projectibility is field-relative in this sense. A status supports the projections licensed by the practice in which it figures. Breach in contract law projects toward liability, remedies, defenses, and excuses; breach in friendship projects toward resentment, apology, repair, and trust revision. Consent in medical ethics projects toward permission, disclosure duties, withdrawal conditions, and recordkeeping. Discriminatory standing projects toward lowered credibility, restricted options, sanction risk, anticipatory adjustment, and institutional routing. That is close to</w:t>
-      </w:r>
-      <w:r>
-        <w:rPr>
-          <w:rFonts w:ascii="Times New Roman" w:hAnsi="Times New Roman" w:cs="Times New Roman"/>
-          <w:sz w:val="24"/>
-        </w:rPr>
-        <w:t xml:space="preserve"> </w:t>
-      </w:r>
-      <w:r>
-        <w:rPr>
-          <w:rFonts w:ascii="Times New Roman" w:hAnsi="Times New Roman" w:cs="Times New Roman"/>
-          <w:sz w:val="24"/>
-        </w:rPr>
-        <w:t xml:space="preserve">Boyd (1999)</w:t>
-      </w:r>
-      <w:r>
-        <w:rPr>
-          <w:rFonts w:ascii="Times New Roman" w:hAnsi="Times New Roman" w:cs="Times New Roman"/>
-          <w:sz w:val="24"/>
-        </w:rPr>
-        <w:t xml:space="preserve">’s accommodation thought: classifications earn their keep by helping a practice make the inferences it needs, not by having sharp boundaries independent of every practice.</w:t>
-      </w:r>
-    </w:p>
-    <w:p>
-      <w:pPr>
-        <w:pStyle w:val="BodyText"/>
-        <w:spacing w:line="240" w:lineRule="auto"/>
-      </w:pPr>
-      <w:r>
-        <w:rPr>
-          <w:rFonts w:ascii="Times New Roman" w:hAnsi="Times New Roman" w:cs="Times New Roman"/>
-          <w:sz w:val="24"/>
-        </w:rPr>
-        <w:t xml:space="preserve">In Epstein’s terms, each field has frame principles that fix grounding conditions for its status facts, and anchors that explain why those frame principles are in place</w:t>
-      </w:r>
-      <w:r>
-        <w:rPr>
-          <w:rFonts w:ascii="Times New Roman" w:hAnsi="Times New Roman" w:cs="Times New Roman"/>
-          <w:sz w:val="24"/>
-        </w:rPr>
-        <w:t xml:space="preserve"> </w:t>
-      </w:r>
-      <w:r>
-        <w:rPr>
-          <w:rFonts w:ascii="Times New Roman" w:hAnsi="Times New Roman" w:cs="Times New Roman"/>
-          <w:sz w:val="24"/>
-        </w:rPr>
-        <w:t xml:space="preserve">(Epstein 2015)</w:t>
-      </w:r>
-      <w:r>
-        <w:rPr>
-          <w:rFonts w:ascii="Times New Roman" w:hAnsi="Times New Roman" w:cs="Times New Roman"/>
-          <w:sz w:val="24"/>
-        </w:rPr>
-        <w:t xml:space="preserve">. Applied here, the field fixes which performances ground which statuses, which records preserve them, which recognitions can alter them, and which defeaters block them.</w:t>
-      </w:r>
-    </w:p>
-    <w:p>
-      <w:pPr>
-        <w:pStyle w:val="BodyText"/>
-        <w:spacing w:line="240" w:lineRule="auto"/>
-      </w:pPr>
-      <w:r>
-        <w:rPr>
-          <w:rFonts w:ascii="Times New Roman" w:hAnsi="Times New Roman" w:cs="Times New Roman"/>
-          <w:sz w:val="24"/>
-        </w:rPr>
-        <w:t xml:space="preserve">Those conditions do not hang together by accident. Records, registers, monitoring, enforcement routines, reputational sanction, professional training, and habituated uptake help anchor and stabilize them. A field need not itself be a natural kind or a further node in the network. For present purposes, stability means recurrence across cases, recognized routes for record or uptake, socially intelligible defeaters, and enough continuity that source nodes license defeasible expectations about target statuses and responses.</w:t>
-      </w:r>
-    </w:p>
-    <w:p>
-      <w:pPr>
-        <w:pStyle w:val="BodyText"/>
-        <w:spacing w:line="240" w:lineRule="auto"/>
-      </w:pPr>
-      <w:r>
-        <w:rPr>
-          <w:rFonts w:ascii="Times New Roman" w:hAnsi="Times New Roman" w:cs="Times New Roman"/>
-          <w:sz w:val="24"/>
-        </w:rPr>
-        <w:t xml:space="preserve">Field-validity is not the same as current recognition, enforceability, finality, or moral warrant. A contract can be valid even if a particular audience misses it; a release can terminate an obligation even if the promisee still demands performance; an unjust judgment can be procedurally valid while morally defective. The field fixes the conditions; recognition is one route by which agents track or fail to track them.</w:t>
-      </w:r>
-    </w:p>
-    <w:p>
-      <w:pPr>
-        <w:pStyle w:val="BodyText"/>
-        <w:spacing w:line="240" w:lineRule="auto"/>
-      </w:pPr>
-      <w:r>
-        <w:rPr>
-          <w:rFonts w:ascii="Times New Roman" w:hAnsi="Times New Roman" w:cs="Times New Roman"/>
-          <w:sz w:val="24"/>
-        </w:rPr>
-        <w:t xml:space="preserve">A limited analogy comes from assessment.</w:t>
-      </w:r>
-      <w:r>
-        <w:rPr>
-          <w:rFonts w:ascii="Times New Roman" w:hAnsi="Times New Roman" w:cs="Times New Roman"/>
-          <w:sz w:val="24"/>
-        </w:rPr>
-        <w:t xml:space="preserve"> </w:t>
-      </w:r>
-      <w:r>
-        <w:rPr>
-          <w:rFonts w:ascii="Times New Roman" w:hAnsi="Times New Roman" w:cs="Times New Roman"/>
-          <w:sz w:val="24"/>
-        </w:rPr>
-        <w:t xml:space="preserve">Messick (1995)</w:t>
-      </w:r>
-      <w:r>
-        <w:rPr>
-          <w:rFonts w:ascii="Times New Roman" w:hAnsi="Times New Roman" w:cs="Times New Roman"/>
-          <w:sz w:val="24"/>
-        </w:rPr>
-        <w:t xml:space="preserve"> </w:t>
-      </w:r>
-      <w:r>
-        <w:rPr>
-          <w:rFonts w:ascii="Times New Roman" w:hAnsi="Times New Roman" w:cs="Times New Roman"/>
-          <w:sz w:val="24"/>
-        </w:rPr>
-        <w:t xml:space="preserve">argues that validity attaches to supported interpretations and actions based on scores, not to an instrument considered in isolation. The present issue is practice-relative status validity, not measurement validity.</w:t>
-      </w:r>
-    </w:p>
-    <w:p>
-      <w:pPr>
-        <w:pStyle w:val="BodyText"/>
-        <w:spacing w:line="240" w:lineRule="auto"/>
-      </w:pPr>
-      <w:r>
-        <w:rPr>
-          <w:rFonts w:ascii="Times New Roman" w:hAnsi="Times New Roman" w:cs="Times New Roman"/>
-          <w:sz w:val="24"/>
-        </w:rPr>
-        <w:t xml:space="preserve">Communal cases need a further caution. In friendship, workplace standing, or discriminatory social position, there may be no office or rulebook that settles validity. The stricter question is whether the standing has been successfully conferred: whether agents with standing in that context, operating through a stable enough practice, have imposed real constraints and enablements. That can make the status socially real without making it morally warranted.</w:t>
-      </w:r>
-    </w:p>
-    <w:p>
-      <w:pPr>
-        <w:pStyle w:val="BodyText"/>
-        <w:spacing w:line="240" w:lineRule="auto"/>
-      </w:pPr>
-      <w:r>
-        <w:rPr>
-          <w:rFonts w:ascii="Times New Roman" w:hAnsi="Times New Roman" w:cs="Times New Roman"/>
-          <w:sz w:val="24"/>
-        </w:rPr>
-        <w:t xml:space="preserve">This also explains why fields can be fuzzy or contested without becoming useless. A counter-practice may reject an official rule without leaving the domain altogether. Oppressive and resistant uptake can coexist in the same workplace, clinic, court, or community. The question is whether a stable enough practice fixes the status conditions relevant to the projection at issue.</w:t>
-      </w:r>
-    </w:p>
-    <w:p>
-      <w:pPr>
-        <w:pStyle w:val="BodyText"/>
-        <w:spacing w:line="240" w:lineRule="auto"/>
-      </w:pPr>
-      <w:r>
-        <w:rPr>
-          <w:rFonts w:ascii="Times New Roman" w:hAnsi="Times New Roman" w:cs="Times New Roman"/>
-          <w:sz w:val="24"/>
-        </w:rPr>
-        <w:t xml:space="preserve">This is why the field parameterizes the network rather than sitting inside it as another node. It fixes the repertoire of statuses, the performances that generate them, the authorities that may alter them, the records that preserve them, the recognitions that count, the responses that are licensed, and the defeats that block or end them.</w:t>
-      </w:r>
-    </w:p>
-    <w:p>
-      <w:pPr>
-        <w:pStyle w:val="BodyText"/>
-        <w:spacing w:line="240" w:lineRule="auto"/>
-      </w:pPr>
-      <w:r>
-        <w:rPr>
-          <w:rFonts w:ascii="Times New Roman" w:hAnsi="Times New Roman" w:cs="Times New Roman"/>
-          <w:sz w:val="24"/>
-        </w:rPr>
-        <w:t xml:space="preserve">Field-parameterization lets the account steer between universalism and relativism: one shared typed network, many field-specific parameterizations. I use</w:t>
-      </w:r>
-      <w:r>
-        <w:rPr>
-          <w:rFonts w:ascii="Times New Roman" w:hAnsi="Times New Roman" w:cs="Times New Roman"/>
-          <w:sz w:val="24"/>
-        </w:rPr>
-        <w:t xml:space="preserve"> </w:t>
-      </w:r>
-      <w:r>
-        <w:rPr>
-          <w:rFonts w:ascii="Times New Roman" w:hAnsi="Times New Roman" w:cs="Times New Roman"/>
-          <w:sz w:val="24"/>
-        </w:rPr>
-        <w:t xml:space="preserve">“field”</w:t>
-      </w:r>
-      <w:r>
-        <w:rPr>
-          <w:rFonts w:ascii="Times New Roman" w:hAnsi="Times New Roman" w:cs="Times New Roman"/>
-          <w:sz w:val="24"/>
-        </w:rPr>
-        <w:t xml:space="preserve"> </w:t>
-      </w:r>
-      <w:r>
-        <w:rPr>
-          <w:rFonts w:ascii="Times New Roman" w:hAnsi="Times New Roman" w:cs="Times New Roman"/>
-          <w:sz w:val="24"/>
-        </w:rPr>
-        <w:t xml:space="preserve">for a normative practice or domain, not in Bourdieu’s technical sense. The paper uses a modest point, not a general sociology of fields: status facts are assessed only relative to a practice whose status conditions are stable enough to support projection.</w:t>
-      </w:r>
-    </w:p>
-    <w:p>
-      <w:pPr>
-        <w:pStyle w:val="BodyText"/>
-        <w:spacing w:line="240" w:lineRule="auto"/>
-      </w:pPr>
-      <w:r>
-        <w:rPr>
-          <w:rFonts w:ascii="Times New Roman" w:hAnsi="Times New Roman" w:cs="Times New Roman"/>
-          <w:sz w:val="24"/>
-        </w:rPr>
-        <w:t xml:space="preserve">Fields come in at least two kinds. Institutional fields assign status functions by authorized conferral;</w:t>
-      </w:r>
-      <w:r>
-        <w:rPr>
-          <w:rFonts w:ascii="Times New Roman" w:hAnsi="Times New Roman" w:cs="Times New Roman"/>
-          <w:sz w:val="24"/>
-        </w:rPr>
-        <w:t xml:space="preserve"> </w:t>
-      </w:r>
-      <w:r>
-        <w:rPr>
-          <w:rFonts w:ascii="Times New Roman" w:hAnsi="Times New Roman" w:cs="Times New Roman"/>
-          <w:sz w:val="24"/>
-        </w:rPr>
-        <w:t xml:space="preserve">Searle (1995)</w:t>
-      </w:r>
-      <w:r>
-        <w:rPr>
-          <w:rFonts w:ascii="Times New Roman" w:hAnsi="Times New Roman" w:cs="Times New Roman"/>
-          <w:sz w:val="24"/>
-        </w:rPr>
-        <w:t xml:space="preserve"> </w:t>
-      </w:r>
-      <w:r>
-        <w:rPr>
-          <w:rFonts w:ascii="Times New Roman" w:hAnsi="Times New Roman" w:cs="Times New Roman"/>
-          <w:sz w:val="24"/>
-        </w:rPr>
-        <w:t xml:space="preserve">builds these from the assignment of function, collective intentionality, and constitutive rules. A contract, diagnosis, judgment, or accepted resignation lives here, and so does authorized recognition. Speech-act practice also belongs here when an illocutionary act alters the deontic-modal position of participants</w:t>
-      </w:r>
-      <w:r>
-        <w:rPr>
-          <w:rFonts w:ascii="Times New Roman" w:hAnsi="Times New Roman" w:cs="Times New Roman"/>
-          <w:sz w:val="24"/>
-        </w:rPr>
-        <w:t xml:space="preserve"> </w:t>
-      </w:r>
-      <w:r>
-        <w:rPr>
-          <w:rFonts w:ascii="Times New Roman" w:hAnsi="Times New Roman" w:cs="Times New Roman"/>
-          <w:sz w:val="24"/>
-        </w:rPr>
-        <w:t xml:space="preserve">(Sbisà 2023)</w:t>
-      </w:r>
-      <w:r>
-        <w:rPr>
-          <w:rFonts w:ascii="Times New Roman" w:hAnsi="Times New Roman" w:cs="Times New Roman"/>
-          <w:sz w:val="24"/>
-        </w:rPr>
-        <w:t xml:space="preserve">.</w:t>
-      </w:r>
-    </w:p>
-    <w:p>
-      <w:pPr>
-        <w:pStyle w:val="BodyText"/>
-        <w:spacing w:line="240" w:lineRule="auto"/>
-      </w:pPr>
-      <w:r>
-        <w:rPr>
-          <w:rFonts w:ascii="Times New Roman" w:hAnsi="Times New Roman" w:cs="Times New Roman"/>
-          <w:sz w:val="24"/>
-        </w:rPr>
         <w:t xml:space="preserve">Communal fields work differently.</w:t>
       </w:r>
       <w:r>
@@ -4015,7 +4051,20 @@
           <w:rFonts w:ascii="Times New Roman" w:hAnsi="Times New Roman" w:cs="Times New Roman"/>
           <w:sz w:val="24"/>
         </w:rPr>
-        <w:t xml:space="preserve">marks out statuses conferred by a community with the standing to confer but by no single office, gender and race among them. That distinction explains why official judgment and discrimination, though both turn on recognition, behave so differently. The first is institutional: a recognition the field authorizes to make the status it records. The second is communal: a diffuse conferral with real constraints and enablements but no authorizing office, which is just why agents may have social standing to confer a status while lacking moral authority to do so.</w:t>
+        <w:t xml:space="preserve">marks out statuses, gender and race among them, conferred by a community with conferral standing but no single office. That distinction explains why official judgment and discrimination, though both turn on recognition, behave so differently. The first is institutional: a recognition the field authorizes to make the status it records. The second is communal: a diffuse conferral with real constraints and enablements but no authorizing office, which is just why agents may have conferral standing while lacking moral authority to confer that status.</w:t>
+      </w:r>
+    </w:p>
+    <w:p>
+      <w:pPr>
+        <w:pStyle w:val="BodyText"/>
+        <w:spacing w:line="240" w:lineRule="auto"/>
+      </w:pPr>
+      <w:r>
+        <w:rPr>
+          <w:rFonts w:ascii="Times New Roman" w:hAnsi="Times New Roman" w:cs="Times New Roman"/>
+          <w:sz w:val="24"/>
+        </w:rPr>
+        <w:t xml:space="preserve">Ordinary promising and friendship are communal in this broad sense, though less regime-like than discriminatory standing. They lack a central office, but they still fix who can undertake, release, resent, apologize, repair, or defeat a claim well enough to support projection.</w:t>
       </w:r>
     </w:p>
     <w:bookmarkEnd w:id="26"/>
@@ -4043,20 +4092,20 @@
           <w:rFonts w:ascii="Times New Roman" w:hAnsi="Times New Roman" w:cs="Times New Roman"/>
           <w:sz w:val="24"/>
         </w:rPr>
-        <w:t xml:space="preserve">The paper began with cases in which a person is treated as occupying a status he does not have, or is assigned a standing that a practice successfully confers while morality rejects it. A causal graph can track the hounding, sanction, or exclusion. It cannot by itself say why the treatment fails to fit. A normative taxonomy can state the duty, permission, or standing. It cannot by itself explain which social cascade that status will support.</w:t>
-      </w:r>
-    </w:p>
-    <w:p>
-      <w:pPr>
-        <w:pStyle w:val="BodyText"/>
-        <w:spacing w:line="240" w:lineRule="auto"/>
-      </w:pPr>
-      <w:r>
-        <w:rPr>
-          <w:rFonts w:ascii="Times New Roman" w:hAnsi="Times New Roman" w:cs="Times New Roman"/>
-          <w:sz w:val="24"/>
-        </w:rPr>
-        <w:t xml:space="preserve">The point is not to abandon Khalidi’s causal-network account of kinds. Khalidi was right that projection needs order, not concatenation. The moral and institutional cases show that the order can be carried by non-causal edges and still support projection. A causal-normative network is the profile, stabilized by field practices, that makes the status usable for inference.</w:t>
+        <w:t xml:space="preserve">The paper began with cases in which a person is treated as occupying a status he does not have, or is assigned a standing that a practice successfully confers while morality rejects the standing. A causal graph can track the hounding, sanction, or exclusion, but not why the treatment fails to fit. A normative taxonomy can state the duty, permission, or standing, but not which social cascade that status will support.</w:t>
+      </w:r>
+    </w:p>
+    <w:p>
+      <w:pPr>
+        <w:pStyle w:val="BodyText"/>
+        <w:spacing w:line="240" w:lineRule="auto"/>
+      </w:pPr>
+      <w:r>
+        <w:rPr>
+          <w:rFonts w:ascii="Times New Roman" w:hAnsi="Times New Roman" w:cs="Times New Roman"/>
+          <w:sz w:val="24"/>
+        </w:rPr>
+        <w:t xml:space="preserve">Khalidi’s causal-network account of kinds should be kept. Projection needs order, not concatenation. The moral and institutional cases show that the order can be carried by non-causal edges and still support projection. A causal-normative network is the profile, stabilized by field practices, that makes the status usable for inference.</w:t>
       </w:r>
     </w:p>
     <w:p>
@@ -4082,11 +4131,11 @@
           <w:rFonts w:ascii="Times New Roman" w:hAnsi="Times New Roman" w:cs="Times New Roman"/>
           <w:sz w:val="24"/>
         </w:rPr>
-        <w:t xml:space="preserve">The framework does more than remind us that some explanations contain both causal and normative material. Its stronger claim is that some projections are unavailable unless causal uptake, normative transition, recognition, and constitutive ties are represented together. That is why false recognition, wrongful institutional validity, wrongful communal conferral, and suppressed entitlement can be compared without flattening their fields.</w:t>
+        <w:t xml:space="preserve">The framework does more than remind us that some explanations contain both causal and normative material. Its stronger claim is that some projections are unavailable unless causal uptake, normative transition, recognition, and constitutive ties are represented together. That is why false recognition, wrongful institutional validity, wrongful communal conferral, and suppressed entitlement can be compared across fields. The model earns its keep by letting us compare without flattening and distinguish without isolating.</w:t>
       </w:r>
     </w:p>
     <w:bookmarkEnd w:id="27"/>
-    <w:bookmarkStart w:id="71" w:name="bibliography"/>
+    <w:bookmarkStart w:id="73" w:name="bibliography"/>
     <w:p>
       <w:pPr>
         <w:pStyle w:val="Heading1"/>
@@ -4100,8 +4149,8 @@
         <w:t xml:space="preserve">References</w:t>
       </w:r>
     </w:p>
-    <w:bookmarkStart w:id="70" w:name="refs"/>
-    <w:bookmarkStart w:id="28" w:name="X5b22c5e287bd7709678a158e2683dc14d78bc59"/>
+    <w:bookmarkStart w:id="72" w:name="refs"/>
+    <w:bookmarkStart w:id="29" w:name="X5b22c5e287bd7709678a158e2683dc14d78bc59"/>
     <w:p>
       <w:pPr>
         <w:pStyle w:val="Bibliography"/>
@@ -4137,9 +4186,31 @@
         </w:rPr>
         <w:t xml:space="preserve">. Philadelphia: American Law Institute.</w:t>
       </w:r>
-    </w:p>
-    <w:bookmarkEnd w:id="28"/>
-    <w:bookmarkStart w:id="30" w:name="X7116318013013ec4c5e2b81a591d99cc6cfdbd6"/>
+      <w:r>
+        <w:rPr>
+          <w:rFonts w:ascii="Times New Roman" w:hAnsi="Times New Roman" w:cs="Times New Roman"/>
+          <w:sz w:val="24"/>
+        </w:rPr>
+        <w:t xml:space="preserve"> </w:t>
+      </w:r>
+      <w:hyperlink r:id="rId28">
+        <w:r>
+          <w:rPr>
+            <w:rStyle w:val="Hyperlink"/>
+          </w:rPr>
+          <w:t xml:space="preserve">https://www.ali.org/publications/restatement-law-second/contracts</w:t>
+        </w:r>
+      </w:hyperlink>
+      <w:r>
+        <w:rPr>
+          <w:rFonts w:ascii="Times New Roman" w:hAnsi="Times New Roman" w:cs="Times New Roman"/>
+          <w:sz w:val="24"/>
+        </w:rPr>
+        <w:t xml:space="preserve">.</w:t>
+      </w:r>
+    </w:p>
+    <w:bookmarkEnd w:id="29"/>
+    <w:bookmarkStart w:id="31" w:name="X7116318013013ec4c5e2b81a591d99cc6cfdbd6"/>
     <w:p>
       <w:pPr>
         <w:pStyle w:val="Bibliography"/>
@@ -4182,7 +4253,7 @@
         </w:rPr>
         <w:t xml:space="preserve"> </w:t>
       </w:r>
-      <w:hyperlink r:id="rId29">
+      <w:hyperlink r:id="rId30">
         <w:r>
           <w:rPr>
             <w:rStyle w:val="Hyperlink"/>
@@ -4198,8 +4269,8 @@
         <w:t xml:space="preserve">.</w:t>
       </w:r>
     </w:p>
-    <w:bookmarkEnd w:id="30"/>
-    <w:bookmarkStart w:id="31" w:name="ref-asta2018Categories"/>
+    <w:bookmarkEnd w:id="31"/>
+    <w:bookmarkStart w:id="33" w:name="ref-asta2018Categories"/>
     <w:p>
       <w:pPr>
         <w:pStyle w:val="Bibliography"/>
@@ -4233,11 +4304,26 @@
           <w:rFonts w:ascii="Times New Roman" w:hAnsi="Times New Roman" w:cs="Times New Roman"/>
           <w:sz w:val="24"/>
         </w:rPr>
-        <w:t xml:space="preserve">. New York: Oxford University Press.</w:t>
-      </w:r>
-    </w:p>
-    <w:bookmarkEnd w:id="31"/>
-    <w:bookmarkStart w:id="33" w:name="ref-ayres1991FairDriving"/>
+        <w:t xml:space="preserve">. New York: Oxford University Press. doi:</w:t>
+      </w:r>
+      <w:hyperlink r:id="rId32">
+        <w:r>
+          <w:rPr>
+            <w:rStyle w:val="Hyperlink"/>
+          </w:rPr>
+          <w:t xml:space="preserve">10.1093/oso/9780190256791.001.0001</w:t>
+        </w:r>
+      </w:hyperlink>
+      <w:r>
+        <w:rPr>
+          <w:rFonts w:ascii="Times New Roman" w:hAnsi="Times New Roman" w:cs="Times New Roman"/>
+          <w:sz w:val="24"/>
+        </w:rPr>
+        <w:t xml:space="preserve">.</w:t>
+      </w:r>
+    </w:p>
+    <w:bookmarkEnd w:id="33"/>
+    <w:bookmarkStart w:id="35" w:name="ref-ayres1991FairDriving"/>
     <w:p>
       <w:pPr>
         <w:pStyle w:val="Bibliography"/>
@@ -4294,7 +4380,7 @@
         </w:rPr>
         <w:t xml:space="preserve">104 (4): 817–72. doi:</w:t>
       </w:r>
-      <w:hyperlink r:id="rId32">
+      <w:hyperlink r:id="rId34">
         <w:r>
           <w:rPr>
             <w:rStyle w:val="Hyperlink"/>
@@ -4310,8 +4396,8 @@
         <w:t xml:space="preserve">.</w:t>
       </w:r>
     </w:p>
-    <w:bookmarkEnd w:id="33"/>
-    <w:bookmarkStart w:id="35" w:name="ref-bertrandMullainathan2004EmilyGreg"/>
+    <w:bookmarkEnd w:id="35"/>
+    <w:bookmarkStart w:id="37" w:name="ref-bertrandMullainathan2004EmilyGreg"/>
     <w:p>
       <w:pPr>
         <w:pStyle w:val="Bibliography"/>
@@ -4473,7 +4559,7 @@
         </w:rPr>
         <w:t xml:space="preserve">94 (4): 991–1013. doi:</w:t>
       </w:r>
-      <w:hyperlink r:id="rId34">
+      <w:hyperlink r:id="rId36">
         <w:r>
           <w:rPr>
             <w:rStyle w:val="Hyperlink"/>
@@ -4489,8 +4575,8 @@
         <w:t xml:space="preserve">.</w:t>
       </w:r>
     </w:p>
-    <w:bookmarkEnd w:id="35"/>
-    <w:bookmarkStart w:id="37" w:name="ref-boyd1999"/>
+    <w:bookmarkEnd w:id="37"/>
+    <w:bookmarkStart w:id="39" w:name="ref-boyd1999"/>
     <w:p>
       <w:pPr>
         <w:pStyle w:val="Bibliography"/>
@@ -4581,7 +4667,7 @@
         </w:rPr>
         <w:t xml:space="preserve">, edited by Robert A. Wilson, 141–86. Cambridge, MA: MIT Press. doi:</w:t>
       </w:r>
-      <w:hyperlink r:id="rId36">
+      <w:hyperlink r:id="rId38">
         <w:r>
           <w:rPr>
             <w:rStyle w:val="Hyperlink"/>
@@ -4597,8 +4683,8 @@
         <w:t xml:space="preserve">.</w:t>
       </w:r>
     </w:p>
-    <w:bookmarkEnd w:id="37"/>
-    <w:bookmarkStart w:id="39" w:name="ref-dickens1837PickwickPapers"/>
+    <w:bookmarkEnd w:id="39"/>
+    <w:bookmarkStart w:id="41" w:name="ref-dickens1837PickwickPapers"/>
     <w:p>
       <w:pPr>
         <w:pStyle w:val="Bibliography"/>
@@ -4625,7 +4711,25 @@
           <w:iCs/>
           <w:sz w:val="24"/>
         </w:rPr>
-        <w:t xml:space="preserve">The Pickwick Papers</w:t>
+        <w:t xml:space="preserve">The</w:t>
+      </w:r>
+      <w:r>
+        <w:rPr>
+          <w:rFonts w:ascii="Times New Roman" w:hAnsi="Times New Roman" w:cs="Times New Roman"/>
+          <w:i/>
+          <w:iCs/>
+          <w:sz w:val="24"/>
+        </w:rPr>
+        <w:t xml:space="preserve"> </w:t>
+      </w:r>
+      <w:r>
+        <w:rPr>
+          <w:rFonts w:ascii="Times New Roman" w:hAnsi="Times New Roman" w:cs="Times New Roman"/>
+          <w:i/>
+          <w:iCs/>
+          <w:sz w:val="24"/>
+        </w:rPr>
+        <w:t xml:space="preserve">Pickwick Papers</w:t>
       </w:r>
       <w:r>
         <w:rPr>
@@ -4641,7 +4745,7 @@
         </w:rPr>
         <w:t xml:space="preserve"> </w:t>
       </w:r>
-      <w:hyperlink r:id="rId38">
+      <w:hyperlink r:id="rId40">
         <w:r>
           <w:rPr>
             <w:rStyle w:val="Hyperlink"/>
@@ -4657,8 +4761,8 @@
         <w:t xml:space="preserve">.</w:t>
       </w:r>
     </w:p>
-    <w:bookmarkEnd w:id="39"/>
-    <w:bookmarkStart w:id="41" w:name="ref-epstein2015AntTrap"/>
+    <w:bookmarkEnd w:id="41"/>
+    <w:bookmarkStart w:id="43" w:name="ref-epstein2015AntTrap"/>
     <w:p>
       <w:pPr>
         <w:pStyle w:val="Bibliography"/>
@@ -4694,7 +4798,7 @@
         </w:rPr>
         <w:t xml:space="preserve">. New York: Oxford University Press. doi:</w:t>
       </w:r>
-      <w:hyperlink r:id="rId40">
+      <w:hyperlink r:id="rId42">
         <w:r>
           <w:rPr>
             <w:rStyle w:val="Hyperlink"/>
@@ -4710,8 +4814,8 @@
         <w:t xml:space="preserve">.</w:t>
       </w:r>
     </w:p>
-    <w:bookmarkEnd w:id="41"/>
-    <w:bookmarkStart w:id="42" w:name="ref-fraserHonneth2003Redistribution"/>
+    <w:bookmarkEnd w:id="43"/>
+    <w:bookmarkStart w:id="44" w:name="ref-fraserHonneth2003Redistribution"/>
     <w:p>
       <w:pPr>
         <w:pStyle w:val="Bibliography"/>
@@ -4748,8 +4852,8 @@
         <w:t xml:space="preserve">. London: Verso.</w:t>
       </w:r>
     </w:p>
-    <w:bookmarkEnd w:id="42"/>
-    <w:bookmarkStart w:id="44" w:name="ref-hohfeld1913SomeFundamental"/>
+    <w:bookmarkEnd w:id="44"/>
+    <w:bookmarkStart w:id="46" w:name="ref-hohfeld1913SomeFundamental"/>
     <w:p>
       <w:pPr>
         <w:pStyle w:val="Bibliography"/>
@@ -4806,7 +4910,7 @@
         </w:rPr>
         <w:t xml:space="preserve">23 (1): 16–59. doi:</w:t>
       </w:r>
-      <w:hyperlink r:id="rId43">
+      <w:hyperlink r:id="rId45">
         <w:r>
           <w:rPr>
             <w:rStyle w:val="Hyperlink"/>
@@ -4822,8 +4926,8 @@
         <w:t xml:space="preserve">.</w:t>
       </w:r>
     </w:p>
-    <w:bookmarkEnd w:id="44"/>
-    <w:bookmarkStart w:id="46" w:name="Xe6b458172609d1bad9cc7e096e5e86b2a95959f"/>
+    <w:bookmarkEnd w:id="46"/>
+    <w:bookmarkStart w:id="48" w:name="Xe6b458172609d1bad9cc7e096e5e86b2a95959f"/>
     <w:p>
       <w:pPr>
         <w:pStyle w:val="Bibliography"/>
@@ -4834,7 +4938,7 @@
           <w:rFonts w:ascii="Times New Roman" w:hAnsi="Times New Roman" w:cs="Times New Roman"/>
           <w:sz w:val="24"/>
         </w:rPr>
-        <w:t xml:space="preserve">Hu, Lily. 2026.</w:t>
+        <w:t xml:space="preserve">Hu, Lily. 2025.</w:t>
       </w:r>
       <w:r>
         <w:rPr>
@@ -4860,18 +4964,27 @@
       <w:r>
         <w:rPr>
           <w:rFonts w:ascii="Times New Roman" w:hAnsi="Times New Roman" w:cs="Times New Roman"/>
-          <w:sz w:val="24"/>
-        </w:rPr>
-        <w:t xml:space="preserve">Accessed May 24.</w:t>
-      </w:r>
-      <w:r>
-        <w:rPr>
-          <w:rFonts w:ascii="Times New Roman" w:hAnsi="Times New Roman" w:cs="Times New Roman"/>
-          <w:sz w:val="24"/>
-        </w:rPr>
-        <w:t xml:space="preserve"> </w:t>
-      </w:r>
-      <w:hyperlink r:id="rId45">
+          <w:i/>
+          <w:iCs/>
+          <w:sz w:val="24"/>
+        </w:rPr>
+        <w:t xml:space="preserve">The Journal of Philosophy</w:t>
+      </w:r>
+      <w:r>
+        <w:rPr>
+          <w:rFonts w:ascii="Times New Roman" w:hAnsi="Times New Roman" w:cs="Times New Roman"/>
+          <w:sz w:val="24"/>
+        </w:rPr>
+        <w:t xml:space="preserve">.</w:t>
+      </w:r>
+      <w:r>
+        <w:rPr>
+          <w:rFonts w:ascii="Times New Roman" w:hAnsi="Times New Roman" w:cs="Times New Roman"/>
+          <w:sz w:val="24"/>
+        </w:rPr>
+        <w:t xml:space="preserve"> </w:t>
+      </w:r>
+      <w:hyperlink r:id="rId47">
         <w:r>
           <w:rPr>
             <w:rStyle w:val="Hyperlink"/>
@@ -4887,8 +5000,8 @@
         <w:t xml:space="preserve">.</w:t>
       </w:r>
     </w:p>
-    <w:bookmarkEnd w:id="46"/>
-    <w:bookmarkStart w:id="48" w:name="ref-khalidi2018nodes"/>
+    <w:bookmarkEnd w:id="48"/>
+    <w:bookmarkStart w:id="50" w:name="ref-khalidi2018nodes"/>
     <w:p>
       <w:pPr>
         <w:pStyle w:val="Bibliography"/>
@@ -4945,7 +5058,7 @@
         </w:rPr>
         <w:t xml:space="preserve">195 (4): 1379–96. doi:</w:t>
       </w:r>
-      <w:hyperlink r:id="rId47">
+      <w:hyperlink r:id="rId49">
         <w:r>
           <w:rPr>
             <w:rStyle w:val="Hyperlink"/>
@@ -4961,8 +5074,8 @@
         <w:t xml:space="preserve">.</w:t>
       </w:r>
     </w:p>
-    <w:bookmarkEnd w:id="48"/>
-    <w:bookmarkStart w:id="50" w:name="ref-kohlerHausmann2019EddieMurphy"/>
+    <w:bookmarkEnd w:id="50"/>
+    <w:bookmarkStart w:id="52" w:name="ref-kohlerHausmann2019EddieMurphy"/>
     <w:p>
       <w:pPr>
         <w:pStyle w:val="Bibliography"/>
@@ -4987,7 +5100,28 @@
           <w:rFonts w:ascii="Times New Roman" w:hAnsi="Times New Roman" w:cs="Times New Roman"/>
           <w:sz w:val="24"/>
         </w:rPr>
-        <w:t xml:space="preserve">“Eddie Murphy and the Dangers of Counterfactual Causal Thinking about Detecting Racial Discrimination.”</w:t>
+        <w:t xml:space="preserve">“</w:t>
+      </w:r>
+      <w:r>
+        <w:rPr>
+          <w:rFonts w:ascii="Times New Roman" w:hAnsi="Times New Roman" w:cs="Times New Roman"/>
+          <w:sz w:val="24"/>
+        </w:rPr>
+        <w:t xml:space="preserve">Eddie Murphy</w:t>
+      </w:r>
+      <w:r>
+        <w:rPr>
+          <w:rFonts w:ascii="Times New Roman" w:hAnsi="Times New Roman" w:cs="Times New Roman"/>
+          <w:sz w:val="24"/>
+        </w:rPr>
+        <w:t xml:space="preserve"> </w:t>
+      </w:r>
+      <w:r>
+        <w:rPr>
+          <w:rFonts w:ascii="Times New Roman" w:hAnsi="Times New Roman" w:cs="Times New Roman"/>
+          <w:sz w:val="24"/>
+        </w:rPr>
+        <w:t xml:space="preserve">and the Dangers of Counterfactual Causal Thinking about Detecting Racial Discrimination.”</w:t>
       </w:r>
       <w:r>
         <w:rPr>
@@ -5026,7 +5160,7 @@
         </w:rPr>
         <w:t xml:space="preserve"> </w:t>
       </w:r>
-      <w:hyperlink r:id="rId49">
+      <w:hyperlink r:id="rId51">
         <w:r>
           <w:rPr>
             <w:rStyle w:val="Hyperlink"/>
@@ -5042,8 +5176,8 @@
         <w:t xml:space="preserve">.</w:t>
       </w:r>
     </w:p>
-    <w:bookmarkEnd w:id="50"/>
-    <w:bookmarkStart w:id="52" w:name="ref-messick1995Validity"/>
+    <w:bookmarkEnd w:id="52"/>
+    <w:bookmarkStart w:id="54" w:name="ref-messick1995Validity"/>
     <w:p>
       <w:pPr>
         <w:pStyle w:val="Bibliography"/>
@@ -5100,7 +5234,7 @@
         </w:rPr>
         <w:t xml:space="preserve">50 (9): 741–49. doi:</w:t>
       </w:r>
-      <w:hyperlink r:id="rId51">
+      <w:hyperlink r:id="rId53">
         <w:r>
           <w:rPr>
             <w:rStyle w:val="Hyperlink"/>
@@ -5116,8 +5250,8 @@
         <w:t xml:space="preserve">.</w:t>
       </w:r>
     </w:p>
-    <w:bookmarkEnd w:id="52"/>
-    <w:bookmarkStart w:id="54" w:name="ref-owens2012ShapingNormativeLandscape"/>
+    <w:bookmarkEnd w:id="54"/>
+    <w:bookmarkStart w:id="56" w:name="ref-owens2012ShapingNormativeLandscape"/>
     <w:p>
       <w:pPr>
         <w:pStyle w:val="Bibliography"/>
@@ -5153,7 +5287,7 @@
         </w:rPr>
         <w:t xml:space="preserve">. Oxford: Oxford University Press. doi:</w:t>
       </w:r>
-      <w:hyperlink r:id="rId53">
+      <w:hyperlink r:id="rId55">
         <w:r>
           <w:rPr>
             <w:rStyle w:val="Hyperlink"/>
@@ -5169,8 +5303,8 @@
         <w:t xml:space="preserve">.</w:t>
       </w:r>
     </w:p>
-    <w:bookmarkEnd w:id="54"/>
-    <w:bookmarkStart w:id="56" w:name="ref-pullumRogers2008Expressive"/>
+    <w:bookmarkEnd w:id="56"/>
+    <w:bookmarkStart w:id="58" w:name="ref-pullumRogers2008Expressive"/>
     <w:p>
       <w:pPr>
         <w:pStyle w:val="Bibliography"/>
@@ -5225,7 +5359,7 @@
         </w:rPr>
         <w:t xml:space="preserve"> </w:t>
       </w:r>
-      <w:hyperlink r:id="rId55">
+      <w:hyperlink r:id="rId57">
         <w:r>
           <w:rPr>
             <w:rStyle w:val="Hyperlink"/>
@@ -5241,8 +5375,8 @@
         <w:t xml:space="preserve">.</w:t>
       </w:r>
     </w:p>
-    <w:bookmarkEnd w:id="56"/>
-    <w:bookmarkStart w:id="58" w:name="ref-pullum2001"/>
+    <w:bookmarkEnd w:id="58"/>
+    <w:bookmarkStart w:id="60" w:name="ref-pullum2001"/>
     <w:p>
       <w:pPr>
         <w:pStyle w:val="Bibliography"/>
@@ -5342,7 +5476,7 @@
         </w:rPr>
         <w:t xml:space="preserve">, edited by Philippe de Groote, Glyn Morrill, and Christian Retoré, 2099:17–43. Lecture Notes in Computer Science. Berlin, Heidelberg: Springer. doi:</w:t>
       </w:r>
-      <w:hyperlink r:id="rId57">
+      <w:hyperlink r:id="rId59">
         <w:r>
           <w:rPr>
             <w:rStyle w:val="Hyperlink"/>
@@ -5358,8 +5492,8 @@
         <w:t xml:space="preserve">.</w:t>
       </w:r>
     </w:p>
-    <w:bookmarkEnd w:id="58"/>
-    <w:bookmarkStart w:id="60" w:name="ref-raz2022NormativePowers"/>
+    <w:bookmarkEnd w:id="60"/>
+    <w:bookmarkStart w:id="62" w:name="ref-raz2022NormativePowers"/>
     <w:p>
       <w:pPr>
         <w:pStyle w:val="Bibliography"/>
@@ -5423,7 +5557,7 @@
         </w:rPr>
         <w:t xml:space="preserve">, edited by Ulrike Heuer, 162–78. Oxford: Oxford University Press. doi:</w:t>
       </w:r>
-      <w:hyperlink r:id="rId59">
+      <w:hyperlink r:id="rId61">
         <w:r>
           <w:rPr>
             <w:rStyle w:val="Hyperlink"/>
@@ -5439,8 +5573,8 @@
         <w:t xml:space="preserve">.</w:t>
       </w:r>
     </w:p>
-    <w:bookmarkEnd w:id="60"/>
-    <w:bookmarkStart w:id="62" w:name="ref-sbisa2023OnIllocutionaryTypes"/>
+    <w:bookmarkEnd w:id="62"/>
+    <w:bookmarkStart w:id="64" w:name="ref-sbisa2023OnIllocutionaryTypes"/>
     <w:p>
       <w:pPr>
         <w:pStyle w:val="Bibliography"/>
@@ -5504,7 +5638,7 @@
         </w:rPr>
         <w:t xml:space="preserve">, edited by Marina Sbisà, 23–42. Oxford: Oxford University Press. doi:</w:t>
       </w:r>
-      <w:hyperlink r:id="rId61">
+      <w:hyperlink r:id="rId63">
         <w:r>
           <w:rPr>
             <w:rStyle w:val="Hyperlink"/>
@@ -5520,8 +5654,8 @@
         <w:t xml:space="preserve">.</w:t>
       </w:r>
     </w:p>
-    <w:bookmarkEnd w:id="62"/>
-    <w:bookmarkStart w:id="63" w:name="ref-searle1995Construction"/>
+    <w:bookmarkEnd w:id="64"/>
+    <w:bookmarkStart w:id="65" w:name="ref-searle1995Construction"/>
     <w:p>
       <w:pPr>
         <w:pStyle w:val="Bibliography"/>
@@ -5558,8 +5692,8 @@
         <w:t xml:space="preserve">. New York: Free Press.</w:t>
       </w:r>
     </w:p>
-    <w:bookmarkEnd w:id="63"/>
-    <w:bookmarkStart w:id="65" w:name="ref-weinbergerSignalManipulation"/>
+    <w:bookmarkEnd w:id="65"/>
+    <w:bookmarkStart w:id="67" w:name="ref-weinbergerSignalManipulation"/>
     <w:p>
       <w:pPr>
         <w:pStyle w:val="Bibliography"/>
@@ -5570,7 +5704,7 @@
           <w:rFonts w:ascii="Times New Roman" w:hAnsi="Times New Roman" w:cs="Times New Roman"/>
           <w:sz w:val="24"/>
         </w:rPr>
-        <w:t xml:space="preserve">Weinberger, Naftali. 2023.</w:t>
+        <w:t xml:space="preserve">Weinberger, Naftali. 2022.</w:t>
       </w:r>
       <w:r>
         <w:rPr>
@@ -5600,23 +5734,23 @@
           <w:iCs/>
           <w:sz w:val="24"/>
         </w:rPr>
-        <w:t xml:space="preserve">Ergo</w:t>
-      </w:r>
-      <w:r>
-        <w:rPr>
-          <w:rFonts w:ascii="Times New Roman" w:hAnsi="Times New Roman" w:cs="Times New Roman"/>
-          <w:sz w:val="24"/>
-        </w:rPr>
-        <w:t xml:space="preserve"> </w:t>
-      </w:r>
-      <w:r>
-        <w:rPr>
-          <w:rFonts w:ascii="Times New Roman" w:hAnsi="Times New Roman" w:cs="Times New Roman"/>
-          <w:sz w:val="24"/>
-        </w:rPr>
-        <w:t xml:space="preserve">9. doi:</w:t>
-      </w:r>
-      <w:hyperlink r:id="rId64">
+        <w:t xml:space="preserve">Ergo: An Open Access Journal of Philosophy</w:t>
+      </w:r>
+      <w:r>
+        <w:rPr>
+          <w:rFonts w:ascii="Times New Roman" w:hAnsi="Times New Roman" w:cs="Times New Roman"/>
+          <w:sz w:val="24"/>
+        </w:rPr>
+        <w:t xml:space="preserve"> </w:t>
+      </w:r>
+      <w:r>
+        <w:rPr>
+          <w:rFonts w:ascii="Times New Roman" w:hAnsi="Times New Roman" w:cs="Times New Roman"/>
+          <w:sz w:val="24"/>
+        </w:rPr>
+        <w:t xml:space="preserve">9 (46): 1264–87. doi:</w:t>
+      </w:r>
+      <w:hyperlink r:id="rId66">
         <w:r>
           <w:rPr>
             <w:rStyle w:val="Hyperlink"/>
@@ -5632,8 +5766,8 @@
         <w:t xml:space="preserve">.</w:t>
       </w:r>
     </w:p>
-    <w:bookmarkEnd w:id="65"/>
-    <w:bookmarkStart w:id="67" w:name="ref-woodward2003MakingThingsHappen"/>
+    <w:bookmarkEnd w:id="67"/>
+    <w:bookmarkStart w:id="69" w:name="ref-woodward2003MakingThingsHappen"/>
     <w:p>
       <w:pPr>
         <w:pStyle w:val="Bibliography"/>
@@ -5669,7 +5803,7 @@
         </w:rPr>
         <w:t xml:space="preserve">. New York: Oxford University Press. doi:</w:t>
       </w:r>
-      <w:hyperlink r:id="rId66">
+      <w:hyperlink r:id="rId68">
         <w:r>
           <w:rPr>
             <w:rStyle w:val="Hyperlink"/>
@@ -5685,8 +5819,8 @@
         <w:t xml:space="preserve">.</w:t>
       </w:r>
     </w:p>
-    <w:bookmarkEnd w:id="67"/>
-    <w:bookmarkStart w:id="69" w:name="ref-woodward2014MethodologyOntology"/>
+    <w:bookmarkEnd w:id="69"/>
+    <w:bookmarkStart w:id="71" w:name="ref-woodward2014MethodologyOntology"/>
     <w:p>
       <w:pPr>
         <w:pStyle w:val="Bibliography"/>
@@ -5697,7 +5831,7 @@
           <w:rFonts w:ascii="Times New Roman" w:hAnsi="Times New Roman" w:cs="Times New Roman"/>
           <w:sz w:val="24"/>
         </w:rPr>
-        <w:t xml:space="preserve">———. 2014.</w:t>
+        <w:t xml:space="preserve">———. 2015.</w:t>
       </w:r>
       <w:r>
         <w:rPr>
@@ -5743,7 +5877,7 @@
         </w:rPr>
         <w:t xml:space="preserve">192 (11): 3577–99. doi:</w:t>
       </w:r>
-      <w:hyperlink r:id="rId68">
+      <w:hyperlink r:id="rId70">
         <w:r>
           <w:rPr>
             <w:rStyle w:val="Hyperlink"/>
@@ -5759,9 +5893,9 @@
         <w:t xml:space="preserve">.</w:t>
       </w:r>
     </w:p>
-    <w:bookmarkEnd w:id="69"/>
-    <w:bookmarkEnd w:id="70"/>
     <w:bookmarkEnd w:id="71"/>
+    <w:bookmarkEnd w:id="72"/>
+    <w:bookmarkEnd w:id="73"/>
     <w:sectPr>
       <w:footnotePr>
         <w:numRestart w:val="eachSect"/>

--- a/submission/jso/effective-without-warrant-jso-blind.docx
+++ b/submission/jso/effective-without-warrant-jso-blind.docx
@@ -39,20 +39,20 @@
           <w:rFonts w:ascii="Times New Roman" w:hAnsi="Times New Roman" w:cs="Times New Roman"/>
           <w:sz w:val="24"/>
         </w:rPr>
-        <w:t xml:space="preserve">Social status-assignments can support projection without moral warrant. From a promise we infer duty and claim; from release, lapse; from judgment, procedural consequences; from discriminatory standing, credibility loss, exclusion, or anticipatory adjustment. Extending Khalidi’s (2018) account of projectible kinds, I argue that such inferences travel through causal-normative networks: typed structures joining causal uptake, status transition, recognition, and constitutive ties within a practice or field. The payoff is an account of how status-assignments can be effective, field-stabilized, enforceable or final, recognitionally mistaken, and morally unwarranted in different combinations.</w:t>
-      </w:r>
-    </w:p>
-    <w:p>
-      <w:pPr>
-        <w:pStyle w:val="BodyText"/>
-        <w:spacing w:line="240" w:lineRule="auto"/>
-      </w:pPr>
-      <w:r>
-        <w:rPr>
-          <w:rFonts w:ascii="Times New Roman" w:hAnsi="Times New Roman" w:cs="Times New Roman"/>
-          <w:sz w:val="24"/>
-        </w:rPr>
-        <w:t xml:space="preserve">Keywords: natural kinds, projectibility, normativity, speech acts, deontic status, social ontology, causal networks, recognition, misrecognition.</w:t>
+        <w:t xml:space="preserve">Social status-assignments can support projection without moral warrant. From a promise we infer duty and claim; from release, lapse; from judgment, procedural consequences; from discriminatory standing, credibility loss, exclusion, or anticipatory adjustment. Extending Khalidi’s (2018) account of projectible kinds, I argue that such inferences travel through causal-normative networks: typed structures joining causal uptake, status transition, recognition, and constitutive ties within a practice or field. The payoff is an account of how status-assignments can be socially effective, institutionally valid or communally conferred, enforceable or final, recognitionally mistaken, and morally unwarranted in different combinations.</w:t>
+      </w:r>
+    </w:p>
+    <w:p>
+      <w:pPr>
+        <w:pStyle w:val="BodyText"/>
+        <w:spacing w:line="240" w:lineRule="auto"/>
+      </w:pPr>
+      <w:r>
+        <w:rPr>
+          <w:rFonts w:ascii="Times New Roman" w:hAnsi="Times New Roman" w:cs="Times New Roman"/>
+          <w:sz w:val="24"/>
+        </w:rPr>
+        <w:t xml:space="preserve">Keywords: social ontology, social status, social kinds, projectibility, causal-normative networks, recognition, misrecognition, conferralism, institutional facts, discrimination.</w:t>
       </w:r>
     </w:p>
     <w:bookmarkEnd w:id="9"/>

--- a/submission/jso/effective-without-warrant-jso-blind.docx
+++ b/submission/jso/effective-without-warrant-jso-blind.docx
@@ -12,7 +12,7 @@
           <w:rFonts w:ascii="Times New Roman" w:hAnsi="Times New Roman" w:cs="Times New Roman"/>
           <w:sz w:val="24"/>
         </w:rPr>
-        <w:t xml:space="preserve">Effective without Warrant: Causal-Normative Networks and the Social Life of Status</w:t>
+        <w:t xml:space="preserve">Effective without warrant: Causal-normative networks and the social life of status</w:t>
       </w:r>
     </w:p>
     <w:bookmarkStart w:id="9" w:name="abstract"/>

--- a/submission/jso/effective-without-warrant-jso-blind.docx
+++ b/submission/jso/effective-without-warrant-jso-blind.docx
@@ -2,9 +2,10 @@
 <file path=word/document.xml><?xml version="1.0" encoding="utf-8"?>
 <w:document xmlns:w="http://schemas.openxmlformats.org/wordprocessingml/2006/main" xmlns:m="http://schemas.openxmlformats.org/officeDocument/2006/math" xmlns:r="http://schemas.openxmlformats.org/officeDocument/2006/relationships" xmlns:o="urn:schemas-microsoft-com:office:office" xmlns:v="urn:schemas-microsoft-com:vml" xmlns:w10="urn:schemas-microsoft-com:office:word" xmlns:a="http://schemas.openxmlformats.org/drawingml/2006/main" xmlns:pic="http://schemas.openxmlformats.org/drawingml/2006/picture" xmlns:wp="http://schemas.openxmlformats.org/drawingml/2006/wordprocessingDrawing">
   <w:body>
-    <w:p>
-      <w:pPr>
-        <w:pStyle w:val="Title"/>
+    <w:bookmarkStart w:id="9" w:name="Xc0b0af723b8c38b004514af452365b4cbea1114"/>
+    <w:p>
+      <w:pPr>
+        <w:pStyle w:val="Heading1"/>
         <w:spacing w:line="240" w:lineRule="auto"/>
       </w:pPr>
       <w:r>
@@ -15,7 +16,8 @@
         <w:t xml:space="preserve">Effective without warrant: Causal-normative networks and the social life of status</w:t>
       </w:r>
     </w:p>
-    <w:bookmarkStart w:id="9" w:name="abstract"/>
+    <w:bookmarkEnd w:id="9"/>
+    <w:bookmarkStart w:id="10" w:name="abstract"/>
     <w:p>
       <w:pPr>
         <w:pStyle w:val="Heading1"/>
@@ -55,8 +57,8 @@
         <w:t xml:space="preserve">Keywords: social ontology, social status, social kinds, projectibility, causal-normative networks, recognition, misrecognition, conferralism, institutional facts, discrimination.</w:t>
       </w:r>
     </w:p>
-    <w:bookmarkEnd w:id="9"/>
-    <w:bookmarkStart w:id="11" w:name="sec:problem"/>
+    <w:bookmarkEnd w:id="10"/>
+    <w:bookmarkStart w:id="12" w:name="sec:problem"/>
     <w:p>
       <w:pPr>
         <w:pStyle w:val="Heading1"/>
@@ -111,7 +113,7 @@
           <w:rFonts w:ascii="Times New Roman" w:hAnsi="Times New Roman" w:cs="Times New Roman"/>
           <w:sz w:val="24"/>
         </w:rPr>
-        <w:footnoteReference w:id="10"/>
+        <w:footnoteReference w:id="11"/>
       </w:r>
       <w:r>
         <w:rPr>
@@ -472,8 +474,8 @@
         <w:t xml:space="preserve">’s frame principles and anchors explain why the field’s status conditions are in place; the network explains how those conditions combine with recognition and causal response.</w:t>
       </w:r>
     </w:p>
-    <w:bookmarkEnd w:id="11"/>
-    <w:bookmarkStart w:id="12" w:name="sec:causal-not-enough"/>
+    <w:bookmarkEnd w:id="12"/>
+    <w:bookmarkStart w:id="13" w:name="sec:causal-not-enough"/>
     <w:p>
       <w:pPr>
         <w:pStyle w:val="Heading1"/>
@@ -596,11 +598,32 @@
           <w:rFonts w:ascii="Times New Roman" w:hAnsi="Times New Roman" w:cs="Times New Roman"/>
           <w:sz w:val="24"/>
         </w:rPr>
-        <w:t xml:space="preserve">The extension to Khalidi is narrow. Projectibility still requires order. In moral and institutional cases, some of the order is carried by normative transitions and recognitional links rather than by causal mechanisms alone. Section 4 builds that typed network; the present point is only that ordinary causal networks are too narrow, not that order was the wrong demand.</w:t>
-      </w:r>
-    </w:p>
-    <w:bookmarkEnd w:id="12"/>
-    <w:bookmarkStart w:id="13" w:name="sec:normative-not-enough"/>
+        <w:t xml:space="preserve">The extension to Khalidi is narrow. Projectibility still requires order. Khalidi himself treats it as a live possibility that fundamental physics tracks structural real patterns while the special sciences track causal ones</w:t>
+      </w:r>
+      <w:r>
+        <w:rPr>
+          <w:rFonts w:ascii="Times New Roman" w:hAnsi="Times New Roman" w:cs="Times New Roman"/>
+          <w:sz w:val="24"/>
+        </w:rPr>
+        <w:t xml:space="preserve"> </w:t>
+      </w:r>
+      <w:r>
+        <w:rPr>
+          <w:rFonts w:ascii="Times New Roman" w:hAnsi="Times New Roman" w:cs="Times New Roman"/>
+          <w:sz w:val="24"/>
+        </w:rPr>
+        <w:t xml:space="preserve">(Khalidi 2013, 211–12)</w:t>
+      </w:r>
+      <w:r>
+        <w:rPr>
+          <w:rFonts w:ascii="Times New Roman" w:hAnsi="Times New Roman" w:cs="Times New Roman"/>
+          <w:sz w:val="24"/>
+        </w:rPr>
+        <w:t xml:space="preserve">. The moral and institutional cases make a parallel but more local point: some of their order is carried by normative transitions and recognitional links rather than by causal mechanisms alone. Section 4 builds that typed network; the present point is only that ordinary causal networks are too narrow, not that order was the wrong demand.</w:t>
+      </w:r>
+    </w:p>
+    <w:bookmarkEnd w:id="13"/>
+    <w:bookmarkStart w:id="14" w:name="sec:normative-not-enough"/>
     <w:p>
       <w:pPr>
         <w:pStyle w:val="Heading1"/>
@@ -764,8 +787,8 @@
         <w:t xml:space="preserve">The two reductions now fail from opposite sides. Causal order alone was too narrow; normative order alone is too thin. The explanatory unit is neither causal regularity nor normative status by itself, but a normative position coupled to causal uptake. Section 6 turns to the cases in which the two come apart.</w:t>
       </w:r>
     </w:p>
-    <w:bookmarkEnd w:id="13"/>
-    <w:bookmarkStart w:id="19" w:name="sec:typed-edge"/>
+    <w:bookmarkEnd w:id="14"/>
+    <w:bookmarkStart w:id="20" w:name="sec:typed-edge"/>
     <w:p>
       <w:pPr>
         <w:pStyle w:val="Heading1"/>
@@ -831,7 +854,7 @@
           <w:rFonts w:ascii="Times New Roman" w:hAnsi="Times New Roman" w:cs="Times New Roman"/>
           <w:sz w:val="24"/>
         </w:rPr>
-        <w:footnoteReference w:id="14"/>
+        <w:footnoteReference w:id="15"/>
       </w:r>
     </w:p>
     <w:p>
@@ -1379,18 +1402,18 @@
           <wp:inline>
             <wp:extent cx="5334000" cy="2764465"/>
             <wp:effectExtent b="0" l="0" r="0" t="0"/>
-            <wp:docPr descr="Figure 1. A promise as a causal-normative network. The undertaking generates the duty (a normative transition); the duty carries its correlative claim-right (a constitutive tie, drawn without an arrowhead, since correlatives are one relation under two descriptions, not a directed cause); the duty is tracked by recognition, which causally drives reliance, demand, and repair. The recognitional edge is drawn from the duty node for simplicity: recognition may track the duty–claim-right complex under either description. In failed cases the recognition node remains without a fitting edge (Section 4). The four edge types are keyed below the graph." title="" id="16" name="Picture"/>
+            <wp:docPr descr="Figure 1. A promise as a causal-normative network. The undertaking generates the duty (a normative transition); the duty carries its correlative claim-right (a constitutive tie, drawn without an arrowhead, since correlatives are one relation under two descriptions, not a directed cause); the duty is tracked by recognition, which causally drives reliance, demand, and repair. The recognitional edge is drawn from the duty node for simplicity: recognition may track the duty–claim-right complex under either description. In failed cases the recognition node remains without a fitting edge (Section 4). The four edge types are keyed below the graph." title="" id="17" name="Picture"/>
             <a:graphic>
               <a:graphicData uri="http://schemas.openxmlformats.org/drawingml/2006/picture">
                 <pic:pic>
                   <pic:nvPicPr>
-                    <pic:cNvPr descr="assets/fig-promise.png" id="17" name="Picture"/>
+                    <pic:cNvPr descr="assets/fig-promise.png" id="18" name="Picture"/>
                     <pic:cNvPicPr>
                       <a:picLocks noChangeArrowheads="1" noChangeAspect="1"/>
                     </pic:cNvPicPr>
                   </pic:nvPicPr>
                   <pic:blipFill>
-                    <a:blip r:embed="rId15"/>
+                    <a:blip r:embed="rId16"/>
                     <a:stretch>
                       <a:fillRect/>
                     </a:stretch>
@@ -1469,7 +1492,7 @@
         <w:t xml:space="preserve">Table 1 gives the compact ledger for the four carrying cases. It is not a list of case outcomes; it is a guide to what kind of inference each source item supports, and where that inference can fail.</w:t>
       </w:r>
     </w:p>
-    <w:bookmarkStart w:id="18" w:name="tab:projection-ledger"/>
+    <w:bookmarkStart w:id="19" w:name="tab:projection-ledger"/>
     <w:p>
       <w:pPr>
         <w:pStyle w:val="TableCaption"/>
@@ -1951,7 +1974,7 @@
         </w:tc>
       </w:tr>
     </w:tbl>
-    <w:bookmarkEnd w:id="18"/>
+    <w:bookmarkEnd w:id="19"/>
     <w:p>
       <w:pPr>
         <w:pStyle w:val="BodyText"/>
@@ -1978,8 +2001,8 @@
         <w:t xml:space="preserve">All these nodes and edges are field-indexed. Contract law, medical ethics, friendship, and discriminatory practices fix different repertoires, authorities, records, responses, and defeaters; Section 7 returns to the field parameter.</w:t>
       </w:r>
     </w:p>
-    <w:bookmarkEnd w:id="19"/>
-    <w:bookmarkStart w:id="20" w:name="sec:coupling"/>
+    <w:bookmarkEnd w:id="20"/>
+    <w:bookmarkStart w:id="21" w:name="sec:coupling"/>
     <w:p>
       <w:pPr>
         <w:pStyle w:val="Heading1"/>
@@ -2493,8 +2516,8 @@
         <w:t xml:space="preserve">The same point holds for discrimination. If a correspondence study changes the employer’s belief, it identifies a causal path from signal to recognition to callback. It does not settle whether the belief fits the applicant’s social status, or whether the status assignment has warrant. The interventionist disambiguation is useful, but it marks rather than removes the place where a normative edge is needed.</w:t>
       </w:r>
     </w:p>
-    <w:bookmarkEnd w:id="20"/>
-    <w:bookmarkStart w:id="25" w:name="sec:misrecognition"/>
+    <w:bookmarkEnd w:id="21"/>
+    <w:bookmarkStart w:id="26" w:name="sec:misrecognition"/>
     <w:p>
       <w:pPr>
         <w:pStyle w:val="Heading1"/>
@@ -2560,7 +2583,7 @@
         <w:t xml:space="preserve">Table 2 turns those questions into a checklist for status-assignments. Some columns are basic families of assessment; others are refinements needed for institutional, procedural, and recognitional cases. They often travel together in ordinary cases, but none carries the others with it.</w:t>
       </w:r>
     </w:p>
-    <w:bookmarkStart w:id="21" w:name="tab:assessment"/>
+    <w:bookmarkStart w:id="22" w:name="tab:assessment"/>
     <w:p>
       <w:pPr>
         <w:pStyle w:val="TableCaption"/>
@@ -2962,7 +2985,7 @@
         </w:tc>
       </w:tr>
     </w:tbl>
-    <w:bookmarkEnd w:id="21"/>
+    <w:bookmarkEnd w:id="22"/>
     <w:p>
       <w:pPr>
         <w:pStyle w:val="BodyText"/>
@@ -3278,18 +3301,18 @@
           <wp:inline>
             <wp:extent cx="5334000" cy="1473905"/>
             <wp:effectExtent b="0" l="0" r="0" t="0"/>
-            <wp:docPr descr="Figure 2. Wrongful conferral. A signal or ascription moves recognition, and recognition moves structurally empowered uptake and records. The orange edge marks status-conferral: agents with conferral standing can stabilize that uptake and confer an ascribed standing. The green dashed edge marks later recognition tracking the standing, not the conferral itself. Moral warrant, not the standing, is absent (grey annotation). This is not the false-promise case, where recognition fails to fit an absent status. Edge styles as in Figure 1." title="" id="23" name="Picture"/>
+            <wp:docPr descr="Figure 2. Wrongful conferral. A signal or ascription moves recognition, and recognition moves structurally empowered uptake and records. The orange edge marks status-conferral: agents with conferral standing can stabilize that uptake and confer an ascribed standing. The green dashed edge marks later recognition tracking the standing, not the conferral itself. Moral warrant, not the standing, is absent (grey annotation). This is not the false-promise case, where recognition fails to fit an absent status. Edge styles as in Figure 1." title="" id="24" name="Picture"/>
             <a:graphic>
               <a:graphicData uri="http://schemas.openxmlformats.org/drawingml/2006/picture">
                 <pic:pic>
                   <pic:nvPicPr>
-                    <pic:cNvPr descr="assets/fig-conferral.png" id="24" name="Picture"/>
+                    <pic:cNvPr descr="assets/fig-conferral.png" id="25" name="Picture"/>
                     <pic:cNvPicPr>
                       <a:picLocks noChangeArrowheads="1" noChangeAspect="1"/>
                     </pic:cNvPicPr>
                   </pic:nvPicPr>
                   <pic:blipFill>
-                    <a:blip r:embed="rId22"/>
+                    <a:blip r:embed="rId23"/>
                     <a:stretch>
                       <a:fillRect/>
                     </a:stretch>
@@ -3610,11 +3633,52 @@
           <w:rFonts w:ascii="Times New Roman" w:hAnsi="Times New Roman" w:cs="Times New Roman"/>
           <w:sz w:val="24"/>
         </w:rPr>
+        <w:t xml:space="preserve">That limit matters.</w:t>
+      </w:r>
+      <w:r>
+        <w:rPr>
+          <w:rFonts w:ascii="Times New Roman" w:hAnsi="Times New Roman" w:cs="Times New Roman"/>
+          <w:sz w:val="24"/>
+        </w:rPr>
+        <w:t xml:space="preserve"> </w:t>
+      </w:r>
+      <w:r>
+        <w:rPr>
+          <w:rFonts w:ascii="Times New Roman" w:hAnsi="Times New Roman" w:cs="Times New Roman"/>
+          <w:sz w:val="24"/>
+        </w:rPr>
+        <w:t xml:space="preserve">Marques (2017, 19–23)</w:t>
+      </w:r>
+      <w:r>
+        <w:rPr>
+          <w:rFonts w:ascii="Times New Roman" w:hAnsi="Times New Roman" w:cs="Times New Roman"/>
+          <w:sz w:val="24"/>
+        </w:rPr>
+        <w:t xml:space="preserve"> </w:t>
+      </w:r>
+      <w:r>
+        <w:rPr>
+          <w:rFonts w:ascii="Times New Roman" w:hAnsi="Times New Roman" w:cs="Times New Roman"/>
+          <w:sz w:val="24"/>
+        </w:rPr>
+        <w:t xml:space="preserve">argues that causal social construction remains politically relevant even where constitutive construction is granted or unsettled. The graph should keep ordinary causal routes to harm visible alongside the narrower conferral pattern.</w:t>
+      </w:r>
+    </w:p>
+    <w:p>
+      <w:pPr>
+        <w:pStyle w:val="BodyText"/>
+        <w:spacing w:line="240" w:lineRule="auto"/>
+      </w:pPr>
+      <w:r>
+        <w:rPr>
+          <w:rFonts w:ascii="Times New Roman" w:hAnsi="Times New Roman" w:cs="Times New Roman"/>
+          <w:sz w:val="24"/>
+        </w:rPr>
         <w:t xml:space="preserve">The route to wrongful conferral begins with the recognition pattern of Section 5. At the audit-study stage, one can vary a signal or recognition node and watch uptake move while the applicant and moral facts hold fixed. But wrongful conferral adds a further step. Once that recognition-response pathway is entrenched in a stable practice, the pathway helps generate a degraded standing rather than merely misrecognizing one. Only a coupled, typed structure registers both moments: the recognition is real and effective, and the standing stabilized by that pathway remains unwarranted.</w:t>
       </w:r>
     </w:p>
-    <w:bookmarkEnd w:id="25"/>
-    <w:bookmarkStart w:id="26" w:name="sec:fields"/>
+    <w:bookmarkEnd w:id="26"/>
+    <w:bookmarkStart w:id="27" w:name="sec:fields"/>
     <w:p>
       <w:pPr>
         <w:pStyle w:val="Heading1"/>
@@ -3838,6 +3902,33 @@
           <w:rFonts w:ascii="Times New Roman" w:hAnsi="Times New Roman" w:cs="Times New Roman"/>
           <w:sz w:val="24"/>
         </w:rPr>
+        <w:t xml:space="preserve">Almäng (2016, 6–8)</w:t>
+      </w:r>
+      <w:r>
+        <w:rPr>
+          <w:rFonts w:ascii="Times New Roman" w:hAnsi="Times New Roman" w:cs="Times New Roman"/>
+          <w:sz w:val="24"/>
+        </w:rPr>
+        <w:t xml:space="preserve"> </w:t>
+      </w:r>
+      <w:r>
+        <w:rPr>
+          <w:rFonts w:ascii="Times New Roman" w:hAnsi="Times New Roman" w:cs="Times New Roman"/>
+          <w:sz w:val="24"/>
+        </w:rPr>
+        <w:t xml:space="preserve">makes the legal version explicit: institutional status, deontic relation, and institutional function can come apart, so status and the exercise of its normally attached function should be represented separately.</w:t>
+      </w:r>
+    </w:p>
+    <w:p>
+      <w:pPr>
+        <w:pStyle w:val="BodyText"/>
+        <w:spacing w:line="240" w:lineRule="auto"/>
+      </w:pPr>
+      <w:r>
+        <w:rPr>
+          <w:rFonts w:ascii="Times New Roman" w:hAnsi="Times New Roman" w:cs="Times New Roman"/>
+          <w:sz w:val="24"/>
+        </w:rPr>
         <w:t xml:space="preserve">A limited analogy comes from assessment.</w:t>
       </w:r>
       <w:r>
@@ -4064,11 +4155,38 @@
           <w:rFonts w:ascii="Times New Roman" w:hAnsi="Times New Roman" w:cs="Times New Roman"/>
           <w:sz w:val="24"/>
         </w:rPr>
+        <w:t xml:space="preserve">Behrensen (2018, 42–43)</w:t>
+      </w:r>
+      <w:r>
+        <w:rPr>
+          <w:rFonts w:ascii="Times New Roman" w:hAnsi="Times New Roman" w:cs="Times New Roman"/>
+          <w:sz w:val="24"/>
+        </w:rPr>
+        <w:t xml:space="preserve"> </w:t>
+      </w:r>
+      <w:r>
+        <w:rPr>
+          <w:rFonts w:ascii="Times New Roman" w:hAnsi="Times New Roman" w:cs="Times New Roman"/>
+          <w:sz w:val="24"/>
+        </w:rPr>
+        <w:t xml:space="preserve">uses the same contrast for nationality: legal nationality is conferred through administrative acts, while social nationality is a multipolar process with no central authority. The example supports the field contrast without making nationality the template for every communal conferral.</w:t>
+      </w:r>
+    </w:p>
+    <w:p>
+      <w:pPr>
+        <w:pStyle w:val="BodyText"/>
+        <w:spacing w:line="240" w:lineRule="auto"/>
+      </w:pPr>
+      <w:r>
+        <w:rPr>
+          <w:rFonts w:ascii="Times New Roman" w:hAnsi="Times New Roman" w:cs="Times New Roman"/>
+          <w:sz w:val="24"/>
+        </w:rPr>
         <w:t xml:space="preserve">Ordinary promising and friendship are communal in this broad sense, though less regime-like than discriminatory standing. They lack a central office, but they still fix who can undertake, release, resent, apologize, repair, or defeat a claim well enough to support projection.</w:t>
       </w:r>
     </w:p>
-    <w:bookmarkEnd w:id="26"/>
-    <w:bookmarkStart w:id="27" w:name="sec:conclusion"/>
+    <w:bookmarkEnd w:id="27"/>
+    <w:bookmarkStart w:id="28" w:name="sec:conclusion"/>
     <w:p>
       <w:pPr>
         <w:pStyle w:val="Heading1"/>
@@ -4134,8 +4252,8 @@
         <w:t xml:space="preserve">The framework does more than remind us that some explanations contain both causal and normative material. Its stronger claim is that some projections are unavailable unless causal uptake, normative transition, recognition, and constitutive ties are represented together. That is why false recognition, wrongful institutional validity, wrongful communal conferral, and suppressed entitlement can be compared across fields. The model earns its keep by letting us compare without flattening and distinguish without isolating.</w:t>
       </w:r>
     </w:p>
-    <w:bookmarkEnd w:id="27"/>
-    <w:bookmarkStart w:id="73" w:name="bibliography"/>
+    <w:bookmarkEnd w:id="28"/>
+    <w:bookmarkStart w:id="82" w:name="bibliography"/>
     <w:p>
       <w:pPr>
         <w:pStyle w:val="Heading1"/>
@@ -4149,8 +4267,8 @@
         <w:t xml:space="preserve">References</w:t>
       </w:r>
     </w:p>
-    <w:bookmarkStart w:id="72" w:name="refs"/>
-    <w:bookmarkStart w:id="29" w:name="X5b22c5e287bd7709678a158e2683dc14d78bc59"/>
+    <w:bookmarkStart w:id="81" w:name="refs"/>
+    <w:bookmarkStart w:id="30" w:name="ref-almang2016LegalFacts"/>
     <w:p>
       <w:pPr>
         <w:pStyle w:val="Bibliography"/>
@@ -4161,7 +4279,21 @@
           <w:rFonts w:ascii="Times New Roman" w:hAnsi="Times New Roman" w:cs="Times New Roman"/>
           <w:sz w:val="24"/>
         </w:rPr>
-        <w:t xml:space="preserve">American Law Institute. 1981.</w:t>
+        <w:t xml:space="preserve">Almäng, Jan. 2016.</w:t>
+      </w:r>
+      <w:r>
+        <w:rPr>
+          <w:rFonts w:ascii="Times New Roman" w:hAnsi="Times New Roman" w:cs="Times New Roman"/>
+          <w:sz w:val="24"/>
+        </w:rPr>
+        <w:t xml:space="preserve"> </w:t>
+      </w:r>
+      <w:r>
+        <w:rPr>
+          <w:rFonts w:ascii="Times New Roman" w:hAnsi="Times New Roman" w:cs="Times New Roman"/>
+          <w:sz w:val="24"/>
+        </w:rPr>
+        <w:t xml:space="preserve">“Legal Facts and Dependence on Representations.”</w:t>
       </w:r>
       <w:r>
         <w:rPr>
@@ -4177,6 +4309,66 @@
           <w:iCs/>
           <w:sz w:val="24"/>
         </w:rPr>
+        <w:t xml:space="preserve">Journal of Social Ontology</w:t>
+      </w:r>
+      <w:r>
+        <w:rPr>
+          <w:rFonts w:ascii="Times New Roman" w:hAnsi="Times New Roman" w:cs="Times New Roman"/>
+          <w:sz w:val="24"/>
+        </w:rPr>
+        <w:t xml:space="preserve"> </w:t>
+      </w:r>
+      <w:r>
+        <w:rPr>
+          <w:rFonts w:ascii="Times New Roman" w:hAnsi="Times New Roman" w:cs="Times New Roman"/>
+          <w:sz w:val="24"/>
+        </w:rPr>
+        <w:t xml:space="preserve">2 (1): 1–15. doi:</w:t>
+      </w:r>
+      <w:hyperlink r:id="rId29">
+        <w:r>
+          <w:rPr>
+            <w:rStyle w:val="Hyperlink"/>
+          </w:rPr>
+          <w:t xml:space="preserve">10.1515/jso-2014-0027</w:t>
+        </w:r>
+      </w:hyperlink>
+      <w:r>
+        <w:rPr>
+          <w:rFonts w:ascii="Times New Roman" w:hAnsi="Times New Roman" w:cs="Times New Roman"/>
+          <w:sz w:val="24"/>
+        </w:rPr>
+        <w:t xml:space="preserve">.</w:t>
+      </w:r>
+    </w:p>
+    <w:bookmarkEnd w:id="30"/>
+    <w:bookmarkStart w:id="32" w:name="X5b22c5e287bd7709678a158e2683dc14d78bc59"/>
+    <w:p>
+      <w:pPr>
+        <w:pStyle w:val="Bibliography"/>
+        <w:spacing w:line="240" w:lineRule="auto"/>
+      </w:pPr>
+      <w:r>
+        <w:rPr>
+          <w:rFonts w:ascii="Times New Roman" w:hAnsi="Times New Roman" w:cs="Times New Roman"/>
+          <w:sz w:val="24"/>
+        </w:rPr>
+        <w:t xml:space="preserve">American Law Institute. 1981.</w:t>
+      </w:r>
+      <w:r>
+        <w:rPr>
+          <w:rFonts w:ascii="Times New Roman" w:hAnsi="Times New Roman" w:cs="Times New Roman"/>
+          <w:sz w:val="24"/>
+        </w:rPr>
+        <w:t xml:space="preserve"> </w:t>
+      </w:r>
+      <w:r>
+        <w:rPr>
+          <w:rFonts w:ascii="Times New Roman" w:hAnsi="Times New Roman" w:cs="Times New Roman"/>
+          <w:i/>
+          <w:iCs/>
+          <w:sz w:val="24"/>
+        </w:rPr>
         <w:t xml:space="preserve">Restatement of the Law Second, Contracts</w:t>
       </w:r>
       <w:r>
@@ -4193,7 +4385,7 @@
         </w:rPr>
         <w:t xml:space="preserve"> </w:t>
       </w:r>
-      <w:hyperlink r:id="rId28">
+      <w:hyperlink r:id="rId31">
         <w:r>
           <w:rPr>
             <w:rStyle w:val="Hyperlink"/>
@@ -4209,8 +4401,8 @@
         <w:t xml:space="preserve">.</w:t>
       </w:r>
     </w:p>
-    <w:bookmarkEnd w:id="29"/>
-    <w:bookmarkStart w:id="31" w:name="X7116318013013ec4c5e2b81a591d99cc6cfdbd6"/>
+    <w:bookmarkEnd w:id="32"/>
+    <w:bookmarkStart w:id="34" w:name="X7116318013013ec4c5e2b81a591d99cc6cfdbd6"/>
     <w:p>
       <w:pPr>
         <w:pStyle w:val="Bibliography"/>
@@ -4253,7 +4445,7 @@
         </w:rPr>
         <w:t xml:space="preserve"> </w:t>
       </w:r>
-      <w:hyperlink r:id="rId30">
+      <w:hyperlink r:id="rId33">
         <w:r>
           <w:rPr>
             <w:rStyle w:val="Hyperlink"/>
@@ -4269,8 +4461,8 @@
         <w:t xml:space="preserve">.</w:t>
       </w:r>
     </w:p>
-    <w:bookmarkEnd w:id="31"/>
-    <w:bookmarkStart w:id="33" w:name="ref-asta2018Categories"/>
+    <w:bookmarkEnd w:id="34"/>
+    <w:bookmarkStart w:id="36" w:name="ref-asta2018Categories"/>
     <w:p>
       <w:pPr>
         <w:pStyle w:val="Bibliography"/>
@@ -4306,7 +4498,7 @@
         </w:rPr>
         <w:t xml:space="preserve">. New York: Oxford University Press. doi:</w:t>
       </w:r>
-      <w:hyperlink r:id="rId32">
+      <w:hyperlink r:id="rId35">
         <w:r>
           <w:rPr>
             <w:rStyle w:val="Hyperlink"/>
@@ -4322,8 +4514,8 @@
         <w:t xml:space="preserve">.</w:t>
       </w:r>
     </w:p>
-    <w:bookmarkEnd w:id="33"/>
-    <w:bookmarkStart w:id="35" w:name="ref-ayres1991FairDriving"/>
+    <w:bookmarkEnd w:id="36"/>
+    <w:bookmarkStart w:id="38" w:name="ref-ayres1991FairDriving"/>
     <w:p>
       <w:pPr>
         <w:pStyle w:val="Bibliography"/>
@@ -4380,7 +4572,7 @@
         </w:rPr>
         <w:t xml:space="preserve">104 (4): 817–72. doi:</w:t>
       </w:r>
-      <w:hyperlink r:id="rId34">
+      <w:hyperlink r:id="rId37">
         <w:r>
           <w:rPr>
             <w:rStyle w:val="Hyperlink"/>
@@ -4396,8 +4588,8 @@
         <w:t xml:space="preserve">.</w:t>
       </w:r>
     </w:p>
-    <w:bookmarkEnd w:id="35"/>
-    <w:bookmarkStart w:id="37" w:name="ref-bertrandMullainathan2004EmilyGreg"/>
+    <w:bookmarkEnd w:id="38"/>
+    <w:bookmarkStart w:id="40" w:name="ref-behrensen2018MakingUpPeoples"/>
     <w:p>
       <w:pPr>
         <w:pStyle w:val="Bibliography"/>
@@ -4408,126 +4600,21 @@
           <w:rFonts w:ascii="Times New Roman" w:hAnsi="Times New Roman" w:cs="Times New Roman"/>
           <w:sz w:val="24"/>
         </w:rPr>
-        <w:t xml:space="preserve">Bertrand, Marianne, and Sendhil Mullainathan. 2004.</w:t>
-      </w:r>
-      <w:r>
-        <w:rPr>
-          <w:rFonts w:ascii="Times New Roman" w:hAnsi="Times New Roman" w:cs="Times New Roman"/>
-          <w:sz w:val="24"/>
-        </w:rPr>
-        <w:t xml:space="preserve"> </w:t>
-      </w:r>
-      <w:r>
-        <w:rPr>
-          <w:rFonts w:ascii="Times New Roman" w:hAnsi="Times New Roman" w:cs="Times New Roman"/>
-          <w:sz w:val="24"/>
-        </w:rPr>
-        <w:t xml:space="preserve">“Are</w:t>
-      </w:r>
-      <w:r>
-        <w:rPr>
-          <w:rFonts w:ascii="Times New Roman" w:hAnsi="Times New Roman" w:cs="Times New Roman"/>
-          <w:sz w:val="24"/>
-        </w:rPr>
-        <w:t xml:space="preserve"> </w:t>
-      </w:r>
-      <w:r>
-        <w:rPr>
-          <w:rFonts w:ascii="Times New Roman" w:hAnsi="Times New Roman" w:cs="Times New Roman"/>
-          <w:sz w:val="24"/>
-        </w:rPr>
-        <w:t xml:space="preserve">Emily</w:t>
-      </w:r>
-      <w:r>
-        <w:rPr>
-          <w:rFonts w:ascii="Times New Roman" w:hAnsi="Times New Roman" w:cs="Times New Roman"/>
-          <w:sz w:val="24"/>
-        </w:rPr>
-        <w:t xml:space="preserve"> </w:t>
-      </w:r>
-      <w:r>
-        <w:rPr>
-          <w:rFonts w:ascii="Times New Roman" w:hAnsi="Times New Roman" w:cs="Times New Roman"/>
-          <w:sz w:val="24"/>
-        </w:rPr>
-        <w:t xml:space="preserve">and</w:t>
-      </w:r>
-      <w:r>
-        <w:rPr>
-          <w:rFonts w:ascii="Times New Roman" w:hAnsi="Times New Roman" w:cs="Times New Roman"/>
-          <w:sz w:val="24"/>
-        </w:rPr>
-        <w:t xml:space="preserve"> </w:t>
-      </w:r>
-      <w:r>
-        <w:rPr>
-          <w:rFonts w:ascii="Times New Roman" w:hAnsi="Times New Roman" w:cs="Times New Roman"/>
-          <w:sz w:val="24"/>
-        </w:rPr>
-        <w:t xml:space="preserve">Greg</w:t>
-      </w:r>
-      <w:r>
-        <w:rPr>
-          <w:rFonts w:ascii="Times New Roman" w:hAnsi="Times New Roman" w:cs="Times New Roman"/>
-          <w:sz w:val="24"/>
-        </w:rPr>
-        <w:t xml:space="preserve"> </w:t>
-      </w:r>
-      <w:r>
-        <w:rPr>
-          <w:rFonts w:ascii="Times New Roman" w:hAnsi="Times New Roman" w:cs="Times New Roman"/>
-          <w:sz w:val="24"/>
-        </w:rPr>
-        <w:t xml:space="preserve">More Employable Than</w:t>
-      </w:r>
-      <w:r>
-        <w:rPr>
-          <w:rFonts w:ascii="Times New Roman" w:hAnsi="Times New Roman" w:cs="Times New Roman"/>
-          <w:sz w:val="24"/>
-        </w:rPr>
-        <w:t xml:space="preserve"> </w:t>
-      </w:r>
-      <w:r>
-        <w:rPr>
-          <w:rFonts w:ascii="Times New Roman" w:hAnsi="Times New Roman" w:cs="Times New Roman"/>
-          <w:sz w:val="24"/>
-        </w:rPr>
-        <w:t xml:space="preserve">Lakisha</w:t>
-      </w:r>
-      <w:r>
-        <w:rPr>
-          <w:rFonts w:ascii="Times New Roman" w:hAnsi="Times New Roman" w:cs="Times New Roman"/>
-          <w:sz w:val="24"/>
-        </w:rPr>
-        <w:t xml:space="preserve"> </w:t>
-      </w:r>
-      <w:r>
-        <w:rPr>
-          <w:rFonts w:ascii="Times New Roman" w:hAnsi="Times New Roman" w:cs="Times New Roman"/>
-          <w:sz w:val="24"/>
-        </w:rPr>
-        <w:t xml:space="preserve">and</w:t>
-      </w:r>
-      <w:r>
-        <w:rPr>
-          <w:rFonts w:ascii="Times New Roman" w:hAnsi="Times New Roman" w:cs="Times New Roman"/>
-          <w:sz w:val="24"/>
-        </w:rPr>
-        <w:t xml:space="preserve"> </w:t>
-      </w:r>
-      <w:r>
-        <w:rPr>
-          <w:rFonts w:ascii="Times New Roman" w:hAnsi="Times New Roman" w:cs="Times New Roman"/>
-          <w:sz w:val="24"/>
-        </w:rPr>
-        <w:t xml:space="preserve">Jamal</w:t>
-      </w:r>
-      <w:r>
-        <w:rPr>
-          <w:rFonts w:ascii="Times New Roman" w:hAnsi="Times New Roman" w:cs="Times New Roman"/>
-          <w:sz w:val="24"/>
-        </w:rPr>
-        <w:t xml:space="preserve">? A Field Experiment on Labor Market Discrimination.”</w:t>
+        <w:t xml:space="preserve">Behrensen, Maren. 2018.</w:t>
+      </w:r>
+      <w:r>
+        <w:rPr>
+          <w:rFonts w:ascii="Times New Roman" w:hAnsi="Times New Roman" w:cs="Times New Roman"/>
+          <w:sz w:val="24"/>
+        </w:rPr>
+        <w:t xml:space="preserve"> </w:t>
+      </w:r>
+      <w:r>
+        <w:rPr>
+          <w:rFonts w:ascii="Times New Roman" w:hAnsi="Times New Roman" w:cs="Times New Roman"/>
+          <w:sz w:val="24"/>
+        </w:rPr>
+        <w:t xml:space="preserve">“Making up Peoples? Conferralism about Nationality.”</w:t>
       </w:r>
       <w:r>
         <w:rPr>
@@ -4543,6 +4630,185 @@
           <w:iCs/>
           <w:sz w:val="24"/>
         </w:rPr>
+        <w:t xml:space="preserve">Journal of Social Ontology</w:t>
+      </w:r>
+      <w:r>
+        <w:rPr>
+          <w:rFonts w:ascii="Times New Roman" w:hAnsi="Times New Roman" w:cs="Times New Roman"/>
+          <w:sz w:val="24"/>
+        </w:rPr>
+        <w:t xml:space="preserve"> </w:t>
+      </w:r>
+      <w:r>
+        <w:rPr>
+          <w:rFonts w:ascii="Times New Roman" w:hAnsi="Times New Roman" w:cs="Times New Roman"/>
+          <w:sz w:val="24"/>
+        </w:rPr>
+        <w:t xml:space="preserve">4 (1): 29–51. doi:</w:t>
+      </w:r>
+      <w:hyperlink r:id="rId39">
+        <w:r>
+          <w:rPr>
+            <w:rStyle w:val="Hyperlink"/>
+          </w:rPr>
+          <w:t xml:space="preserve">10.1515/jso-2017-0020</w:t>
+        </w:r>
+      </w:hyperlink>
+      <w:r>
+        <w:rPr>
+          <w:rFonts w:ascii="Times New Roman" w:hAnsi="Times New Roman" w:cs="Times New Roman"/>
+          <w:sz w:val="24"/>
+        </w:rPr>
+        <w:t xml:space="preserve">.</w:t>
+      </w:r>
+    </w:p>
+    <w:bookmarkEnd w:id="40"/>
+    <w:bookmarkStart w:id="42" w:name="ref-bertrandMullainathan2004EmilyGreg"/>
+    <w:p>
+      <w:pPr>
+        <w:pStyle w:val="Bibliography"/>
+        <w:spacing w:line="240" w:lineRule="auto"/>
+      </w:pPr>
+      <w:r>
+        <w:rPr>
+          <w:rFonts w:ascii="Times New Roman" w:hAnsi="Times New Roman" w:cs="Times New Roman"/>
+          <w:sz w:val="24"/>
+        </w:rPr>
+        <w:t xml:space="preserve">Bertrand, Marianne, and Sendhil Mullainathan. 2004.</w:t>
+      </w:r>
+      <w:r>
+        <w:rPr>
+          <w:rFonts w:ascii="Times New Roman" w:hAnsi="Times New Roman" w:cs="Times New Roman"/>
+          <w:sz w:val="24"/>
+        </w:rPr>
+        <w:t xml:space="preserve"> </w:t>
+      </w:r>
+      <w:r>
+        <w:rPr>
+          <w:rFonts w:ascii="Times New Roman" w:hAnsi="Times New Roman" w:cs="Times New Roman"/>
+          <w:sz w:val="24"/>
+        </w:rPr>
+        <w:t xml:space="preserve">“Are</w:t>
+      </w:r>
+      <w:r>
+        <w:rPr>
+          <w:rFonts w:ascii="Times New Roman" w:hAnsi="Times New Roman" w:cs="Times New Roman"/>
+          <w:sz w:val="24"/>
+        </w:rPr>
+        <w:t xml:space="preserve"> </w:t>
+      </w:r>
+      <w:r>
+        <w:rPr>
+          <w:rFonts w:ascii="Times New Roman" w:hAnsi="Times New Roman" w:cs="Times New Roman"/>
+          <w:sz w:val="24"/>
+        </w:rPr>
+        <w:t xml:space="preserve">Emily</w:t>
+      </w:r>
+      <w:r>
+        <w:rPr>
+          <w:rFonts w:ascii="Times New Roman" w:hAnsi="Times New Roman" w:cs="Times New Roman"/>
+          <w:sz w:val="24"/>
+        </w:rPr>
+        <w:t xml:space="preserve"> </w:t>
+      </w:r>
+      <w:r>
+        <w:rPr>
+          <w:rFonts w:ascii="Times New Roman" w:hAnsi="Times New Roman" w:cs="Times New Roman"/>
+          <w:sz w:val="24"/>
+        </w:rPr>
+        <w:t xml:space="preserve">and</w:t>
+      </w:r>
+      <w:r>
+        <w:rPr>
+          <w:rFonts w:ascii="Times New Roman" w:hAnsi="Times New Roman" w:cs="Times New Roman"/>
+          <w:sz w:val="24"/>
+        </w:rPr>
+        <w:t xml:space="preserve"> </w:t>
+      </w:r>
+      <w:r>
+        <w:rPr>
+          <w:rFonts w:ascii="Times New Roman" w:hAnsi="Times New Roman" w:cs="Times New Roman"/>
+          <w:sz w:val="24"/>
+        </w:rPr>
+        <w:t xml:space="preserve">Greg</w:t>
+      </w:r>
+      <w:r>
+        <w:rPr>
+          <w:rFonts w:ascii="Times New Roman" w:hAnsi="Times New Roman" w:cs="Times New Roman"/>
+          <w:sz w:val="24"/>
+        </w:rPr>
+        <w:t xml:space="preserve"> </w:t>
+      </w:r>
+      <w:r>
+        <w:rPr>
+          <w:rFonts w:ascii="Times New Roman" w:hAnsi="Times New Roman" w:cs="Times New Roman"/>
+          <w:sz w:val="24"/>
+        </w:rPr>
+        <w:t xml:space="preserve">More Employable Than</w:t>
+      </w:r>
+      <w:r>
+        <w:rPr>
+          <w:rFonts w:ascii="Times New Roman" w:hAnsi="Times New Roman" w:cs="Times New Roman"/>
+          <w:sz w:val="24"/>
+        </w:rPr>
+        <w:t xml:space="preserve"> </w:t>
+      </w:r>
+      <w:r>
+        <w:rPr>
+          <w:rFonts w:ascii="Times New Roman" w:hAnsi="Times New Roman" w:cs="Times New Roman"/>
+          <w:sz w:val="24"/>
+        </w:rPr>
+        <w:t xml:space="preserve">Lakisha</w:t>
+      </w:r>
+      <w:r>
+        <w:rPr>
+          <w:rFonts w:ascii="Times New Roman" w:hAnsi="Times New Roman" w:cs="Times New Roman"/>
+          <w:sz w:val="24"/>
+        </w:rPr>
+        <w:t xml:space="preserve"> </w:t>
+      </w:r>
+      <w:r>
+        <w:rPr>
+          <w:rFonts w:ascii="Times New Roman" w:hAnsi="Times New Roman" w:cs="Times New Roman"/>
+          <w:sz w:val="24"/>
+        </w:rPr>
+        <w:t xml:space="preserve">and</w:t>
+      </w:r>
+      <w:r>
+        <w:rPr>
+          <w:rFonts w:ascii="Times New Roman" w:hAnsi="Times New Roman" w:cs="Times New Roman"/>
+          <w:sz w:val="24"/>
+        </w:rPr>
+        <w:t xml:space="preserve"> </w:t>
+      </w:r>
+      <w:r>
+        <w:rPr>
+          <w:rFonts w:ascii="Times New Roman" w:hAnsi="Times New Roman" w:cs="Times New Roman"/>
+          <w:sz w:val="24"/>
+        </w:rPr>
+        <w:t xml:space="preserve">Jamal</w:t>
+      </w:r>
+      <w:r>
+        <w:rPr>
+          <w:rFonts w:ascii="Times New Roman" w:hAnsi="Times New Roman" w:cs="Times New Roman"/>
+          <w:sz w:val="24"/>
+        </w:rPr>
+        <w:t xml:space="preserve">? A Field Experiment on Labor Market Discrimination.”</w:t>
+      </w:r>
+      <w:r>
+        <w:rPr>
+          <w:rFonts w:ascii="Times New Roman" w:hAnsi="Times New Roman" w:cs="Times New Roman"/>
+          <w:sz w:val="24"/>
+        </w:rPr>
+        <w:t xml:space="preserve"> </w:t>
+      </w:r>
+      <w:r>
+        <w:rPr>
+          <w:rFonts w:ascii="Times New Roman" w:hAnsi="Times New Roman" w:cs="Times New Roman"/>
+          <w:i/>
+          <w:iCs/>
+          <w:sz w:val="24"/>
+        </w:rPr>
         <w:t xml:space="preserve">American Economic Review</w:t>
       </w:r>
       <w:r>
@@ -4559,7 +4825,7 @@
         </w:rPr>
         <w:t xml:space="preserve">94 (4): 991–1013. doi:</w:t>
       </w:r>
-      <w:hyperlink r:id="rId36">
+      <w:hyperlink r:id="rId41">
         <w:r>
           <w:rPr>
             <w:rStyle w:val="Hyperlink"/>
@@ -4575,8 +4841,8 @@
         <w:t xml:space="preserve">.</w:t>
       </w:r>
     </w:p>
-    <w:bookmarkEnd w:id="37"/>
-    <w:bookmarkStart w:id="39" w:name="ref-boyd1999"/>
+    <w:bookmarkEnd w:id="42"/>
+    <w:bookmarkStart w:id="44" w:name="ref-boyd1999"/>
     <w:p>
       <w:pPr>
         <w:pStyle w:val="Bibliography"/>
@@ -4667,7 +4933,7 @@
         </w:rPr>
         <w:t xml:space="preserve">, edited by Robert A. Wilson, 141–86. Cambridge, MA: MIT Press. doi:</w:t>
       </w:r>
-      <w:hyperlink r:id="rId38">
+      <w:hyperlink r:id="rId43">
         <w:r>
           <w:rPr>
             <w:rStyle w:val="Hyperlink"/>
@@ -4683,8 +4949,8 @@
         <w:t xml:space="preserve">.</w:t>
       </w:r>
     </w:p>
-    <w:bookmarkEnd w:id="39"/>
-    <w:bookmarkStart w:id="41" w:name="ref-dickens1837PickwickPapers"/>
+    <w:bookmarkEnd w:id="44"/>
+    <w:bookmarkStart w:id="46" w:name="ref-dickens1837PickwickPapers"/>
     <w:p>
       <w:pPr>
         <w:pStyle w:val="Bibliography"/>
@@ -4745,7 +5011,7 @@
         </w:rPr>
         <w:t xml:space="preserve"> </w:t>
       </w:r>
-      <w:hyperlink r:id="rId40">
+      <w:hyperlink r:id="rId45">
         <w:r>
           <w:rPr>
             <w:rStyle w:val="Hyperlink"/>
@@ -4761,8 +5027,8 @@
         <w:t xml:space="preserve">.</w:t>
       </w:r>
     </w:p>
-    <w:bookmarkEnd w:id="41"/>
-    <w:bookmarkStart w:id="43" w:name="ref-epstein2015AntTrap"/>
+    <w:bookmarkEnd w:id="46"/>
+    <w:bookmarkStart w:id="48" w:name="ref-epstein2015AntTrap"/>
     <w:p>
       <w:pPr>
         <w:pStyle w:val="Bibliography"/>
@@ -4798,7 +5064,7 @@
         </w:rPr>
         <w:t xml:space="preserve">. New York: Oxford University Press. doi:</w:t>
       </w:r>
-      <w:hyperlink r:id="rId42">
+      <w:hyperlink r:id="rId47">
         <w:r>
           <w:rPr>
             <w:rStyle w:val="Hyperlink"/>
@@ -4814,8 +5080,8 @@
         <w:t xml:space="preserve">.</w:t>
       </w:r>
     </w:p>
-    <w:bookmarkEnd w:id="43"/>
-    <w:bookmarkStart w:id="44" w:name="ref-fraserHonneth2003Redistribution"/>
+    <w:bookmarkEnd w:id="48"/>
+    <w:bookmarkStart w:id="49" w:name="ref-fraserHonneth2003Redistribution"/>
     <w:p>
       <w:pPr>
         <w:pStyle w:val="Bibliography"/>
@@ -4852,8 +5118,8 @@
         <w:t xml:space="preserve">. London: Verso.</w:t>
       </w:r>
     </w:p>
-    <w:bookmarkEnd w:id="44"/>
-    <w:bookmarkStart w:id="46" w:name="ref-hohfeld1913SomeFundamental"/>
+    <w:bookmarkEnd w:id="49"/>
+    <w:bookmarkStart w:id="51" w:name="ref-hohfeld1913SomeFundamental"/>
     <w:p>
       <w:pPr>
         <w:pStyle w:val="Bibliography"/>
@@ -4910,7 +5176,7 @@
         </w:rPr>
         <w:t xml:space="preserve">23 (1): 16–59. doi:</w:t>
       </w:r>
-      <w:hyperlink r:id="rId45">
+      <w:hyperlink r:id="rId50">
         <w:r>
           <w:rPr>
             <w:rStyle w:val="Hyperlink"/>
@@ -4926,8 +5192,8 @@
         <w:t xml:space="preserve">.</w:t>
       </w:r>
     </w:p>
-    <w:bookmarkEnd w:id="46"/>
-    <w:bookmarkStart w:id="48" w:name="Xe6b458172609d1bad9cc7e096e5e86b2a95959f"/>
+    <w:bookmarkEnd w:id="51"/>
+    <w:bookmarkStart w:id="53" w:name="Xe6b458172609d1bad9cc7e096e5e86b2a95959f"/>
     <w:p>
       <w:pPr>
         <w:pStyle w:val="Bibliography"/>
@@ -4984,7 +5250,7 @@
         </w:rPr>
         <w:t xml:space="preserve"> </w:t>
       </w:r>
-      <w:hyperlink r:id="rId47">
+      <w:hyperlink r:id="rId52">
         <w:r>
           <w:rPr>
             <w:rStyle w:val="Hyperlink"/>
@@ -5000,8 +5266,8 @@
         <w:t xml:space="preserve">.</w:t>
       </w:r>
     </w:p>
-    <w:bookmarkEnd w:id="48"/>
-    <w:bookmarkStart w:id="50" w:name="ref-khalidi2018nodes"/>
+    <w:bookmarkEnd w:id="53"/>
+    <w:bookmarkStart w:id="55" w:name="ref-khalidi2013"/>
     <w:p>
       <w:pPr>
         <w:pStyle w:val="Bibliography"/>
@@ -5012,21 +5278,7 @@
           <w:rFonts w:ascii="Times New Roman" w:hAnsi="Times New Roman" w:cs="Times New Roman"/>
           <w:sz w:val="24"/>
         </w:rPr>
-        <w:t xml:space="preserve">Khalidi, Muhammad Ali. 2018.</w:t>
-      </w:r>
-      <w:r>
-        <w:rPr>
-          <w:rFonts w:ascii="Times New Roman" w:hAnsi="Times New Roman" w:cs="Times New Roman"/>
-          <w:sz w:val="24"/>
-        </w:rPr>
-        <w:t xml:space="preserve"> </w:t>
-      </w:r>
-      <w:r>
-        <w:rPr>
-          <w:rFonts w:ascii="Times New Roman" w:hAnsi="Times New Roman" w:cs="Times New Roman"/>
-          <w:sz w:val="24"/>
-        </w:rPr>
-        <w:t xml:space="preserve">“Natural Kinds as Nodes in Causal Networks.”</w:t>
+        <w:t xml:space="preserve">Khalidi, Muhammad Ali. 2013.</w:t>
       </w:r>
       <w:r>
         <w:rPr>
@@ -5042,6 +5294,100 @@
           <w:iCs/>
           <w:sz w:val="24"/>
         </w:rPr>
+        <w:t xml:space="preserve">Natural Categories and Human Kinds:</w:t>
+      </w:r>
+      <w:r>
+        <w:rPr>
+          <w:rFonts w:ascii="Times New Roman" w:hAnsi="Times New Roman" w:cs="Times New Roman"/>
+          <w:i/>
+          <w:iCs/>
+          <w:sz w:val="24"/>
+        </w:rPr>
+        <w:t xml:space="preserve"> </w:t>
+      </w:r>
+      <w:r>
+        <w:rPr>
+          <w:rFonts w:ascii="Times New Roman" w:hAnsi="Times New Roman" w:cs="Times New Roman"/>
+          <w:i/>
+          <w:iCs/>
+          <w:sz w:val="24"/>
+        </w:rPr>
+        <w:t xml:space="preserve">C</w:t>
+      </w:r>
+      <w:r>
+        <w:rPr>
+          <w:rFonts w:ascii="Times New Roman" w:hAnsi="Times New Roman" w:cs="Times New Roman"/>
+          <w:i/>
+          <w:iCs/>
+          <w:sz w:val="24"/>
+        </w:rPr>
+        <w:t xml:space="preserve">lassification in the Natural and Social Sciences</w:t>
+      </w:r>
+      <w:r>
+        <w:rPr>
+          <w:rFonts w:ascii="Times New Roman" w:hAnsi="Times New Roman" w:cs="Times New Roman"/>
+          <w:sz w:val="24"/>
+        </w:rPr>
+        <w:t xml:space="preserve">. Cambridge: Cambridge University Press. doi:</w:t>
+      </w:r>
+      <w:hyperlink r:id="rId54">
+        <w:r>
+          <w:rPr>
+            <w:rStyle w:val="Hyperlink"/>
+          </w:rPr>
+          <w:t xml:space="preserve">10.1017/CBO9780511998553</w:t>
+        </w:r>
+      </w:hyperlink>
+      <w:r>
+        <w:rPr>
+          <w:rFonts w:ascii="Times New Roman" w:hAnsi="Times New Roman" w:cs="Times New Roman"/>
+          <w:sz w:val="24"/>
+        </w:rPr>
+        <w:t xml:space="preserve">.</w:t>
+      </w:r>
+    </w:p>
+    <w:bookmarkEnd w:id="55"/>
+    <w:bookmarkStart w:id="57" w:name="ref-khalidi2018nodes"/>
+    <w:p>
+      <w:pPr>
+        <w:pStyle w:val="Bibliography"/>
+        <w:spacing w:line="240" w:lineRule="auto"/>
+      </w:pPr>
+      <w:r>
+        <w:rPr>
+          <w:rFonts w:ascii="Times New Roman" w:hAnsi="Times New Roman" w:cs="Times New Roman"/>
+          <w:sz w:val="24"/>
+        </w:rPr>
+        <w:t xml:space="preserve">———. 2018.</w:t>
+      </w:r>
+      <w:r>
+        <w:rPr>
+          <w:rFonts w:ascii="Times New Roman" w:hAnsi="Times New Roman" w:cs="Times New Roman"/>
+          <w:sz w:val="24"/>
+        </w:rPr>
+        <w:t xml:space="preserve"> </w:t>
+      </w:r>
+      <w:r>
+        <w:rPr>
+          <w:rFonts w:ascii="Times New Roman" w:hAnsi="Times New Roman" w:cs="Times New Roman"/>
+          <w:sz w:val="24"/>
+        </w:rPr>
+        <w:t xml:space="preserve">“Natural Kinds as Nodes in Causal Networks.”</w:t>
+      </w:r>
+      <w:r>
+        <w:rPr>
+          <w:rFonts w:ascii="Times New Roman" w:hAnsi="Times New Roman" w:cs="Times New Roman"/>
+          <w:sz w:val="24"/>
+        </w:rPr>
+        <w:t xml:space="preserve"> </w:t>
+      </w:r>
+      <w:r>
+        <w:rPr>
+          <w:rFonts w:ascii="Times New Roman" w:hAnsi="Times New Roman" w:cs="Times New Roman"/>
+          <w:i/>
+          <w:iCs/>
+          <w:sz w:val="24"/>
+        </w:rPr>
         <w:t xml:space="preserve">Synthese</w:t>
       </w:r>
       <w:r>
@@ -5058,7 +5404,7 @@
         </w:rPr>
         <w:t xml:space="preserve">195 (4): 1379–96. doi:</w:t>
       </w:r>
-      <w:hyperlink r:id="rId49">
+      <w:hyperlink r:id="rId56">
         <w:r>
           <w:rPr>
             <w:rStyle w:val="Hyperlink"/>
@@ -5074,8 +5420,8 @@
         <w:t xml:space="preserve">.</w:t>
       </w:r>
     </w:p>
-    <w:bookmarkEnd w:id="50"/>
-    <w:bookmarkStart w:id="52" w:name="ref-kohlerHausmann2019EddieMurphy"/>
+    <w:bookmarkEnd w:id="57"/>
+    <w:bookmarkStart w:id="59" w:name="ref-kohlerHausmann2019EddieMurphy"/>
     <w:p>
       <w:pPr>
         <w:pStyle w:val="Bibliography"/>
@@ -5160,7 +5506,7 @@
         </w:rPr>
         <w:t xml:space="preserve"> </w:t>
       </w:r>
-      <w:hyperlink r:id="rId51">
+      <w:hyperlink r:id="rId58">
         <w:r>
           <w:rPr>
             <w:rStyle w:val="Hyperlink"/>
@@ -5176,8 +5522,8 @@
         <w:t xml:space="preserve">.</w:t>
       </w:r>
     </w:p>
-    <w:bookmarkEnd w:id="52"/>
-    <w:bookmarkStart w:id="54" w:name="ref-messick1995Validity"/>
+    <w:bookmarkEnd w:id="59"/>
+    <w:bookmarkStart w:id="61" w:name="ref-marques2017CausalSocialConstruction"/>
     <w:p>
       <w:pPr>
         <w:pStyle w:val="Bibliography"/>
@@ -5188,21 +5534,21 @@
           <w:rFonts w:ascii="Times New Roman" w:hAnsi="Times New Roman" w:cs="Times New Roman"/>
           <w:sz w:val="24"/>
         </w:rPr>
-        <w:t xml:space="preserve">Messick, Samuel. 1995.</w:t>
-      </w:r>
-      <w:r>
-        <w:rPr>
-          <w:rFonts w:ascii="Times New Roman" w:hAnsi="Times New Roman" w:cs="Times New Roman"/>
-          <w:sz w:val="24"/>
-        </w:rPr>
-        <w:t xml:space="preserve"> </w:t>
-      </w:r>
-      <w:r>
-        <w:rPr>
-          <w:rFonts w:ascii="Times New Roman" w:hAnsi="Times New Roman" w:cs="Times New Roman"/>
-          <w:sz w:val="24"/>
-        </w:rPr>
-        <w:t xml:space="preserve">“Validity of Psychological Assessment: Validation of Inferences from Persons’ Responses and Performances as Scientific Inquiry into Score Meaning.”</w:t>
+        <w:t xml:space="preserve">Marques, Teresa. 2017.</w:t>
+      </w:r>
+      <w:r>
+        <w:rPr>
+          <w:rFonts w:ascii="Times New Roman" w:hAnsi="Times New Roman" w:cs="Times New Roman"/>
+          <w:sz w:val="24"/>
+        </w:rPr>
+        <w:t xml:space="preserve"> </w:t>
+      </w:r>
+      <w:r>
+        <w:rPr>
+          <w:rFonts w:ascii="Times New Roman" w:hAnsi="Times New Roman" w:cs="Times New Roman"/>
+          <w:sz w:val="24"/>
+        </w:rPr>
+        <w:t xml:space="preserve">“The Relevance of Causal Social Construction.”</w:t>
       </w:r>
       <w:r>
         <w:rPr>
@@ -5218,6 +5564,80 @@
           <w:iCs/>
           <w:sz w:val="24"/>
         </w:rPr>
+        <w:t xml:space="preserve">Journal of Social Ontology</w:t>
+      </w:r>
+      <w:r>
+        <w:rPr>
+          <w:rFonts w:ascii="Times New Roman" w:hAnsi="Times New Roman" w:cs="Times New Roman"/>
+          <w:sz w:val="24"/>
+        </w:rPr>
+        <w:t xml:space="preserve"> </w:t>
+      </w:r>
+      <w:r>
+        <w:rPr>
+          <w:rFonts w:ascii="Times New Roman" w:hAnsi="Times New Roman" w:cs="Times New Roman"/>
+          <w:sz w:val="24"/>
+        </w:rPr>
+        <w:t xml:space="preserve">3 (1): 1–25. doi:</w:t>
+      </w:r>
+      <w:hyperlink r:id="rId60">
+        <w:r>
+          <w:rPr>
+            <w:rStyle w:val="Hyperlink"/>
+          </w:rPr>
+          <w:t xml:space="preserve">10.1515/jso-2016-0018</w:t>
+        </w:r>
+      </w:hyperlink>
+      <w:r>
+        <w:rPr>
+          <w:rFonts w:ascii="Times New Roman" w:hAnsi="Times New Roman" w:cs="Times New Roman"/>
+          <w:sz w:val="24"/>
+        </w:rPr>
+        <w:t xml:space="preserve">.</w:t>
+      </w:r>
+    </w:p>
+    <w:bookmarkEnd w:id="61"/>
+    <w:bookmarkStart w:id="63" w:name="ref-messick1995Validity"/>
+    <w:p>
+      <w:pPr>
+        <w:pStyle w:val="Bibliography"/>
+        <w:spacing w:line="240" w:lineRule="auto"/>
+      </w:pPr>
+      <w:r>
+        <w:rPr>
+          <w:rFonts w:ascii="Times New Roman" w:hAnsi="Times New Roman" w:cs="Times New Roman"/>
+          <w:sz w:val="24"/>
+        </w:rPr>
+        <w:t xml:space="preserve">Messick, Samuel. 1995.</w:t>
+      </w:r>
+      <w:r>
+        <w:rPr>
+          <w:rFonts w:ascii="Times New Roman" w:hAnsi="Times New Roman" w:cs="Times New Roman"/>
+          <w:sz w:val="24"/>
+        </w:rPr>
+        <w:t xml:space="preserve"> </w:t>
+      </w:r>
+      <w:r>
+        <w:rPr>
+          <w:rFonts w:ascii="Times New Roman" w:hAnsi="Times New Roman" w:cs="Times New Roman"/>
+          <w:sz w:val="24"/>
+        </w:rPr>
+        <w:t xml:space="preserve">“Validity of Psychological Assessment: Validation of Inferences from Persons’ Responses and Performances as Scientific Inquiry into Score Meaning.”</w:t>
+      </w:r>
+      <w:r>
+        <w:rPr>
+          <w:rFonts w:ascii="Times New Roman" w:hAnsi="Times New Roman" w:cs="Times New Roman"/>
+          <w:sz w:val="24"/>
+        </w:rPr>
+        <w:t xml:space="preserve"> </w:t>
+      </w:r>
+      <w:r>
+        <w:rPr>
+          <w:rFonts w:ascii="Times New Roman" w:hAnsi="Times New Roman" w:cs="Times New Roman"/>
+          <w:i/>
+          <w:iCs/>
+          <w:sz w:val="24"/>
+        </w:rPr>
         <w:t xml:space="preserve">American Psychologist</w:t>
       </w:r>
       <w:r>
@@ -5234,7 +5654,7 @@
         </w:rPr>
         <w:t xml:space="preserve">50 (9): 741–49. doi:</w:t>
       </w:r>
-      <w:hyperlink r:id="rId53">
+      <w:hyperlink r:id="rId62">
         <w:r>
           <w:rPr>
             <w:rStyle w:val="Hyperlink"/>
@@ -5250,8 +5670,8 @@
         <w:t xml:space="preserve">.</w:t>
       </w:r>
     </w:p>
-    <w:bookmarkEnd w:id="54"/>
-    <w:bookmarkStart w:id="56" w:name="ref-owens2012ShapingNormativeLandscape"/>
+    <w:bookmarkEnd w:id="63"/>
+    <w:bookmarkStart w:id="65" w:name="ref-owens2012ShapingNormativeLandscape"/>
     <w:p>
       <w:pPr>
         <w:pStyle w:val="Bibliography"/>
@@ -5287,7 +5707,7 @@
         </w:rPr>
         <w:t xml:space="preserve">. Oxford: Oxford University Press. doi:</w:t>
       </w:r>
-      <w:hyperlink r:id="rId55">
+      <w:hyperlink r:id="rId64">
         <w:r>
           <w:rPr>
             <w:rStyle w:val="Hyperlink"/>
@@ -5303,8 +5723,8 @@
         <w:t xml:space="preserve">.</w:t>
       </w:r>
     </w:p>
-    <w:bookmarkEnd w:id="56"/>
-    <w:bookmarkStart w:id="58" w:name="ref-pullumRogers2008Expressive"/>
+    <w:bookmarkEnd w:id="65"/>
+    <w:bookmarkStart w:id="67" w:name="ref-pullumRogers2008Expressive"/>
     <w:p>
       <w:pPr>
         <w:pStyle w:val="Bibliography"/>
@@ -5359,7 +5779,7 @@
         </w:rPr>
         <w:t xml:space="preserve"> </w:t>
       </w:r>
-      <w:hyperlink r:id="rId57">
+      <w:hyperlink r:id="rId66">
         <w:r>
           <w:rPr>
             <w:rStyle w:val="Hyperlink"/>
@@ -5375,8 +5795,8 @@
         <w:t xml:space="preserve">.</w:t>
       </w:r>
     </w:p>
-    <w:bookmarkEnd w:id="58"/>
-    <w:bookmarkStart w:id="60" w:name="ref-pullum2001"/>
+    <w:bookmarkEnd w:id="67"/>
+    <w:bookmarkStart w:id="69" w:name="ref-pullum2001"/>
     <w:p>
       <w:pPr>
         <w:pStyle w:val="Bibliography"/>
@@ -5476,7 +5896,7 @@
         </w:rPr>
         <w:t xml:space="preserve">, edited by Philippe de Groote, Glyn Morrill, and Christian Retoré, 2099:17–43. Lecture Notes in Computer Science. Berlin, Heidelberg: Springer. doi:</w:t>
       </w:r>
-      <w:hyperlink r:id="rId59">
+      <w:hyperlink r:id="rId68">
         <w:r>
           <w:rPr>
             <w:rStyle w:val="Hyperlink"/>
@@ -5492,8 +5912,8 @@
         <w:t xml:space="preserve">.</w:t>
       </w:r>
     </w:p>
-    <w:bookmarkEnd w:id="60"/>
-    <w:bookmarkStart w:id="62" w:name="ref-raz2022NormativePowers"/>
+    <w:bookmarkEnd w:id="69"/>
+    <w:bookmarkStart w:id="71" w:name="ref-raz2022NormativePowers"/>
     <w:p>
       <w:pPr>
         <w:pStyle w:val="Bibliography"/>
@@ -5557,7 +5977,7 @@
         </w:rPr>
         <w:t xml:space="preserve">, edited by Ulrike Heuer, 162–78. Oxford: Oxford University Press. doi:</w:t>
       </w:r>
-      <w:hyperlink r:id="rId61">
+      <w:hyperlink r:id="rId70">
         <w:r>
           <w:rPr>
             <w:rStyle w:val="Hyperlink"/>
@@ -5573,8 +5993,8 @@
         <w:t xml:space="preserve">.</w:t>
       </w:r>
     </w:p>
-    <w:bookmarkEnd w:id="62"/>
-    <w:bookmarkStart w:id="64" w:name="ref-sbisa2023OnIllocutionaryTypes"/>
+    <w:bookmarkEnd w:id="71"/>
+    <w:bookmarkStart w:id="73" w:name="ref-sbisa2023OnIllocutionaryTypes"/>
     <w:p>
       <w:pPr>
         <w:pStyle w:val="Bibliography"/>
@@ -5638,7 +6058,7 @@
         </w:rPr>
         <w:t xml:space="preserve">, edited by Marina Sbisà, 23–42. Oxford: Oxford University Press. doi:</w:t>
       </w:r>
-      <w:hyperlink r:id="rId63">
+      <w:hyperlink r:id="rId72">
         <w:r>
           <w:rPr>
             <w:rStyle w:val="Hyperlink"/>
@@ -5654,8 +6074,8 @@
         <w:t xml:space="preserve">.</w:t>
       </w:r>
     </w:p>
-    <w:bookmarkEnd w:id="64"/>
-    <w:bookmarkStart w:id="65" w:name="ref-searle1995Construction"/>
+    <w:bookmarkEnd w:id="73"/>
+    <w:bookmarkStart w:id="74" w:name="ref-searle1995Construction"/>
     <w:p>
       <w:pPr>
         <w:pStyle w:val="Bibliography"/>
@@ -5692,8 +6112,8 @@
         <w:t xml:space="preserve">. New York: Free Press.</w:t>
       </w:r>
     </w:p>
-    <w:bookmarkEnd w:id="65"/>
-    <w:bookmarkStart w:id="67" w:name="ref-weinbergerSignalManipulation"/>
+    <w:bookmarkEnd w:id="74"/>
+    <w:bookmarkStart w:id="76" w:name="ref-weinbergerSignalManipulation"/>
     <w:p>
       <w:pPr>
         <w:pStyle w:val="Bibliography"/>
@@ -5750,7 +6170,7 @@
         </w:rPr>
         <w:t xml:space="preserve">9 (46): 1264–87. doi:</w:t>
       </w:r>
-      <w:hyperlink r:id="rId66">
+      <w:hyperlink r:id="rId75">
         <w:r>
           <w:rPr>
             <w:rStyle w:val="Hyperlink"/>
@@ -5766,8 +6186,8 @@
         <w:t xml:space="preserve">.</w:t>
       </w:r>
     </w:p>
-    <w:bookmarkEnd w:id="67"/>
-    <w:bookmarkStart w:id="69" w:name="ref-woodward2003MakingThingsHappen"/>
+    <w:bookmarkEnd w:id="76"/>
+    <w:bookmarkStart w:id="78" w:name="ref-woodward2003MakingThingsHappen"/>
     <w:p>
       <w:pPr>
         <w:pStyle w:val="Bibliography"/>
@@ -5803,7 +6223,7 @@
         </w:rPr>
         <w:t xml:space="preserve">. New York: Oxford University Press. doi:</w:t>
       </w:r>
-      <w:hyperlink r:id="rId68">
+      <w:hyperlink r:id="rId77">
         <w:r>
           <w:rPr>
             <w:rStyle w:val="Hyperlink"/>
@@ -5819,8 +6239,8 @@
         <w:t xml:space="preserve">.</w:t>
       </w:r>
     </w:p>
-    <w:bookmarkEnd w:id="69"/>
-    <w:bookmarkStart w:id="71" w:name="ref-woodward2014MethodologyOntology"/>
+    <w:bookmarkEnd w:id="78"/>
+    <w:bookmarkStart w:id="80" w:name="ref-woodward2014MethodologyOntology"/>
     <w:p>
       <w:pPr>
         <w:pStyle w:val="Bibliography"/>
@@ -5877,7 +6297,7 @@
         </w:rPr>
         <w:t xml:space="preserve">192 (11): 3577–99. doi:</w:t>
       </w:r>
-      <w:hyperlink r:id="rId70">
+      <w:hyperlink r:id="rId79">
         <w:r>
           <w:rPr>
             <w:rStyle w:val="Hyperlink"/>
@@ -5893,10 +6313,11 @@
         <w:t xml:space="preserve">.</w:t>
       </w:r>
     </w:p>
-    <w:bookmarkEnd w:id="71"/>
-    <w:bookmarkEnd w:id="72"/>
-    <w:bookmarkEnd w:id="73"/>
+    <w:bookmarkEnd w:id="80"/>
+    <w:bookmarkEnd w:id="81"/>
+    <w:bookmarkEnd w:id="82"/>
     <w:sectPr>
+      <w:footerReference w:type="default" r:id="rId9"/>
       <w:footnotePr>
         <w:numRestart w:val="eachSect"/>
       </w:footnotePr>
@@ -5907,6 +6328,28 @@
 </w:document>
 </file>
 
+<file path=word/footer1.xml><?xml version="1.0" encoding="utf-8"?>
+<w:ftr xmlns:m="http://schemas.openxmlformats.org/officeDocument/2006/math" xmlns:mc="http://schemas.openxmlformats.org/markup-compatibility/2006" xmlns:mo="http://schemas.microsoft.com/office/mac/office/2008/main" xmlns:mv="urn:schemas-microsoft-com:mac:vml" xmlns:o="urn:schemas-microsoft-com:office:office" xmlns:r="http://schemas.openxmlformats.org/officeDocument/2006/relationships" xmlns:v="urn:schemas-microsoft-com:vml" xmlns:w10="urn:schemas-microsoft-com:office:word" xmlns:w14="http://schemas.microsoft.com/office/word/2010/wordml" xmlns:w="http://schemas.openxmlformats.org/wordprocessingml/2006/main" xmlns:wne="http://schemas.microsoft.com/office/word/2006/wordml" xmlns:wp14="http://schemas.microsoft.com/office/word/2010/wordprocessingDrawing" xmlns:wp="http://schemas.openxmlformats.org/drawingml/2006/wordprocessingDrawing" xmlns:wpc="http://schemas.microsoft.com/office/word/2010/wordprocessingCanvas" xmlns:wpg="http://schemas.microsoft.com/office/word/2010/wordprocessingGroup" xmlns:wpi="http://schemas.microsoft.com/office/word/2010/wordprocessingInk" xmlns:wps="http://schemas.microsoft.com/office/word/2010/wordprocessingShape" mc:Ignorable="w14 wp14">
+  <w:p>
+    <w:pPr>
+      <w:pStyle w:val="Footer"/>
+      <w:jc w:val="center"/>
+    </w:pPr>
+    <w:r>
+      <w:rPr>
+        <w:rFonts w:ascii="Times New Roman" w:hAnsi="Times New Roman" w:cs="Times New Roman"/>
+        <w:sz w:val="24"/>
+      </w:rPr>
+      <w:fldChar w:fldCharType="begin"/>
+      <w:instrText xml:space="preserve"> PAGE </w:instrText>
+      <w:fldChar w:fldCharType="separate"/>
+      <w:t>1</w:t>
+      <w:fldChar w:fldCharType="end"/>
+    </w:r>
+  </w:p>
+</w:ftr>
+</file>
+
 <file path=word/footnotes.xml><?xml version="1.0" encoding="utf-8"?>
 <w:footnotes xmlns:w="http://schemas.openxmlformats.org/wordprocessingml/2006/main" xmlns:m="http://schemas.openxmlformats.org/officeDocument/2006/math" xmlns:r="http://schemas.openxmlformats.org/officeDocument/2006/relationships" xmlns:o="urn:schemas-microsoft-com:office:office" xmlns:v="urn:schemas-microsoft-com:vml" xmlns:w10="urn:schemas-microsoft-com:office:word" xmlns:a="http://schemas.openxmlformats.org/drawingml/2006/main" xmlns:pic="http://schemas.openxmlformats.org/drawingml/2006/picture" xmlns:wp="http://schemas.openxmlformats.org/drawingml/2006/wordprocessingDrawing">
   <w:footnote w:type="continuationSeparator" w:id="0">
@@ -5923,7 +6366,7 @@
       </w:r>
     </w:p>
   </w:footnote>
-  <w:footnote w:id="10">
+  <w:footnote w:id="11">
     <w:p>
       <w:pPr>
         <w:pStyle w:val="FootnoteText"/>
@@ -5964,7 +6407,7 @@
       </w:r>
     </w:p>
   </w:footnote>
-  <w:footnote w:id="14">
+  <w:footnote w:id="15">
     <w:p>
       <w:pPr>
         <w:pStyle w:val="FootnoteText"/>
